--- a/[2026-GroupID 18] CSC3156 Project Report.docx
+++ b/[2026-GroupID 18] CSC3156 Project Report.docx
@@ -375,6 +375,13 @@
     </w:tbl>
     <w:sdt>
       <w:sdtPr>
+        <w:rPr>
+          <w:rFonts w:asciiTheme="minorHAnsi" w:eastAsiaTheme="minorEastAsia" w:hAnsiTheme="minorHAnsi" w:cstheme="minorBidi"/>
+          <w:color w:val="auto"/>
+          <w:sz w:val="22"/>
+          <w:szCs w:val="22"/>
+          <w:lang w:val="en-SG" w:eastAsia="en-US"/>
+        </w:rPr>
         <w:id w:val="-1357036901"/>
         <w:docPartObj>
           <w:docPartGallery w:val="Table of Contents"/>
@@ -383,13 +390,8 @@
       </w:sdtPr>
       <w:sdtEndPr>
         <w:rPr>
-          <w:rFonts w:asciiTheme="minorHAnsi" w:eastAsiaTheme="minorEastAsia" w:hAnsiTheme="minorHAnsi" w:cstheme="minorBidi"/>
           <w:b/>
           <w:bCs/>
-          <w:color w:val="auto"/>
-          <w:sz w:val="22"/>
-          <w:szCs w:val="22"/>
-          <w:lang w:val="en-SG" w:eastAsia="en-US"/>
         </w:rPr>
       </w:sdtEndPr>
       <w:sdtContent>
@@ -451,7 +453,7 @@
             </w:rPr>
             <w:fldChar w:fldCharType="separate"/>
           </w:r>
-          <w:hyperlink w:anchor="_Toc226086376" w:history="1">
+          <w:hyperlink w:anchor="_Toc226143697" w:history="1">
             <w:r>
               <w:rPr>
                 <w:rStyle w:val="Hyperlink"/>
@@ -500,7 +502,7 @@
                 <w:noProof/>
                 <w:webHidden/>
               </w:rPr>
-              <w:instrText xml:space="preserve"> PAGEREF _Toc226086376 \h </w:instrText>
+              <w:instrText xml:space="preserve"> PAGEREF _Toc226143697 \h </w:instrText>
             </w:r>
             <w:r>
               <w:rPr>
@@ -551,7 +553,7 @@
               <w14:ligatures w14:val="standardContextual"/>
             </w:rPr>
           </w:pPr>
-          <w:hyperlink w:anchor="_Toc226086377" w:history="1">
+          <w:hyperlink w:anchor="_Toc226143698" w:history="1">
             <w:r>
               <w:rPr>
                 <w:rStyle w:val="Hyperlink"/>
@@ -600,7 +602,7 @@
                 <w:noProof/>
                 <w:webHidden/>
               </w:rPr>
-              <w:instrText xml:space="preserve"> PAGEREF _Toc226086377 \h </w:instrText>
+              <w:instrText xml:space="preserve"> PAGEREF _Toc226143698 \h </w:instrText>
             </w:r>
             <w:r>
               <w:rPr>
@@ -648,7 +650,7 @@
               <w14:ligatures w14:val="standardContextual"/>
             </w:rPr>
           </w:pPr>
-          <w:hyperlink w:anchor="_Toc226086378" w:history="1">
+          <w:hyperlink w:anchor="_Toc226143699" w:history="1">
             <w:r>
               <w:rPr>
                 <w:rStyle w:val="Hyperlink"/>
@@ -694,7 +696,7 @@
                 <w:noProof/>
                 <w:webHidden/>
               </w:rPr>
-              <w:instrText xml:space="preserve"> PAGEREF _Toc226086378 \h </w:instrText>
+              <w:instrText xml:space="preserve"> PAGEREF _Toc226143699 \h </w:instrText>
             </w:r>
             <w:r>
               <w:rPr>
@@ -742,7 +744,7 @@
               <w14:ligatures w14:val="standardContextual"/>
             </w:rPr>
           </w:pPr>
-          <w:hyperlink w:anchor="_Toc226086379" w:history="1">
+          <w:hyperlink w:anchor="_Toc226143700" w:history="1">
             <w:r>
               <w:rPr>
                 <w:rStyle w:val="Hyperlink"/>
@@ -788,7 +790,7 @@
                 <w:noProof/>
                 <w:webHidden/>
               </w:rPr>
-              <w:instrText xml:space="preserve"> PAGEREF _Toc226086379 \h </w:instrText>
+              <w:instrText xml:space="preserve"> PAGEREF _Toc226143700 \h </w:instrText>
             </w:r>
             <w:r>
               <w:rPr>
@@ -836,7 +838,7 @@
               <w14:ligatures w14:val="standardContextual"/>
             </w:rPr>
           </w:pPr>
-          <w:hyperlink w:anchor="_Toc226086380" w:history="1">
+          <w:hyperlink w:anchor="_Toc226143701" w:history="1">
             <w:r>
               <w:rPr>
                 <w:rStyle w:val="Hyperlink"/>
@@ -882,7 +884,7 @@
                 <w:noProof/>
                 <w:webHidden/>
               </w:rPr>
-              <w:instrText xml:space="preserve"> PAGEREF _Toc226086380 \h </w:instrText>
+              <w:instrText xml:space="preserve"> PAGEREF _Toc226143701 \h </w:instrText>
             </w:r>
             <w:r>
               <w:rPr>
@@ -930,7 +932,7 @@
               <w14:ligatures w14:val="standardContextual"/>
             </w:rPr>
           </w:pPr>
-          <w:hyperlink w:anchor="_Toc226086381" w:history="1">
+          <w:hyperlink w:anchor="_Toc226143702" w:history="1">
             <w:r>
               <w:rPr>
                 <w:rStyle w:val="Hyperlink"/>
@@ -976,7 +978,7 @@
                 <w:noProof/>
                 <w:webHidden/>
               </w:rPr>
-              <w:instrText xml:space="preserve"> PAGEREF _Toc226086381 \h </w:instrText>
+              <w:instrText xml:space="preserve"> PAGEREF _Toc226143702 \h </w:instrText>
             </w:r>
             <w:r>
               <w:rPr>
@@ -1027,7 +1029,7 @@
               <w14:ligatures w14:val="standardContextual"/>
             </w:rPr>
           </w:pPr>
-          <w:hyperlink w:anchor="_Toc226086382" w:history="1">
+          <w:hyperlink w:anchor="_Toc226143703" w:history="1">
             <w:r>
               <w:rPr>
                 <w:rStyle w:val="Hyperlink"/>
@@ -1076,7 +1078,7 @@
                 <w:noProof/>
                 <w:webHidden/>
               </w:rPr>
-              <w:instrText xml:space="preserve"> PAGEREF _Toc226086382 \h </w:instrText>
+              <w:instrText xml:space="preserve"> PAGEREF _Toc226143703 \h </w:instrText>
             </w:r>
             <w:r>
               <w:rPr>
@@ -1097,6 +1099,382 @@
                 <w:webHidden/>
               </w:rPr>
               <w:t>8</w:t>
+            </w:r>
+            <w:r>
+              <w:rPr>
+                <w:noProof/>
+                <w:webHidden/>
+              </w:rPr>
+              <w:fldChar w:fldCharType="end"/>
+            </w:r>
+          </w:hyperlink>
+        </w:p>
+        <w:p>
+          <w:pPr>
+            <w:pStyle w:val="TOC5"/>
+            <w:tabs>
+              <w:tab w:val="left" w:pos="1540"/>
+              <w:tab w:val="right" w:leader="dot" w:pos="9016"/>
+            </w:tabs>
+            <w:rPr>
+              <w:rFonts w:cstheme="minorBidi"/>
+              <w:noProof/>
+              <w:kern w:val="2"/>
+              <w:sz w:val="24"/>
+              <w:szCs w:val="24"/>
+              <w:lang w:val="en-GB" w:eastAsia="zh-CN"/>
+              <w14:ligatures w14:val="standardContextual"/>
+            </w:rPr>
+          </w:pPr>
+          <w:hyperlink w:anchor="_Toc226143704" w:history="1">
+            <w:r>
+              <w:rPr>
+                <w:rStyle w:val="Hyperlink"/>
+                <w:noProof/>
+              </w:rPr>
+              <w:t>3.1</w:t>
+            </w:r>
+            <w:r>
+              <w:rPr>
+                <w:rFonts w:cstheme="minorBidi"/>
+                <w:noProof/>
+                <w:kern w:val="2"/>
+                <w:sz w:val="24"/>
+                <w:szCs w:val="24"/>
+                <w:lang w:val="en-GB" w:eastAsia="zh-CN"/>
+                <w14:ligatures w14:val="standardContextual"/>
+              </w:rPr>
+              <w:tab/>
+            </w:r>
+            <w:r>
+              <w:rPr>
+                <w:rStyle w:val="Hyperlink"/>
+                <w:noProof/>
+              </w:rPr>
+              <w:t>Scalability</w:t>
+            </w:r>
+            <w:r>
+              <w:rPr>
+                <w:noProof/>
+                <w:webHidden/>
+              </w:rPr>
+              <w:tab/>
+            </w:r>
+            <w:r>
+              <w:rPr>
+                <w:noProof/>
+                <w:webHidden/>
+              </w:rPr>
+              <w:fldChar w:fldCharType="begin"/>
+            </w:r>
+            <w:r>
+              <w:rPr>
+                <w:noProof/>
+                <w:webHidden/>
+              </w:rPr>
+              <w:instrText xml:space="preserve"> PAGEREF _Toc226143704 \h </w:instrText>
+            </w:r>
+            <w:r>
+              <w:rPr>
+                <w:noProof/>
+                <w:webHidden/>
+              </w:rPr>
+            </w:r>
+            <w:r>
+              <w:rPr>
+                <w:noProof/>
+                <w:webHidden/>
+              </w:rPr>
+              <w:fldChar w:fldCharType="separate"/>
+            </w:r>
+            <w:r>
+              <w:rPr>
+                <w:noProof/>
+                <w:webHidden/>
+              </w:rPr>
+              <w:t>8</w:t>
+            </w:r>
+            <w:r>
+              <w:rPr>
+                <w:noProof/>
+                <w:webHidden/>
+              </w:rPr>
+              <w:fldChar w:fldCharType="end"/>
+            </w:r>
+          </w:hyperlink>
+        </w:p>
+        <w:p>
+          <w:pPr>
+            <w:pStyle w:val="TOC5"/>
+            <w:tabs>
+              <w:tab w:val="left" w:pos="1540"/>
+              <w:tab w:val="right" w:leader="dot" w:pos="9016"/>
+            </w:tabs>
+            <w:rPr>
+              <w:rFonts w:cstheme="minorBidi"/>
+              <w:noProof/>
+              <w:kern w:val="2"/>
+              <w:sz w:val="24"/>
+              <w:szCs w:val="24"/>
+              <w:lang w:val="en-GB" w:eastAsia="zh-CN"/>
+              <w14:ligatures w14:val="standardContextual"/>
+            </w:rPr>
+          </w:pPr>
+          <w:hyperlink w:anchor="_Toc226143705" w:history="1">
+            <w:r>
+              <w:rPr>
+                <w:rStyle w:val="Hyperlink"/>
+                <w:noProof/>
+              </w:rPr>
+              <w:t>3.2</w:t>
+            </w:r>
+            <w:r>
+              <w:rPr>
+                <w:rFonts w:cstheme="minorBidi"/>
+                <w:noProof/>
+                <w:kern w:val="2"/>
+                <w:sz w:val="24"/>
+                <w:szCs w:val="24"/>
+                <w:lang w:val="en-GB" w:eastAsia="zh-CN"/>
+                <w14:ligatures w14:val="standardContextual"/>
+              </w:rPr>
+              <w:tab/>
+            </w:r>
+            <w:r>
+              <w:rPr>
+                <w:rStyle w:val="Hyperlink"/>
+                <w:noProof/>
+              </w:rPr>
+              <w:t>Reliability</w:t>
+            </w:r>
+            <w:r>
+              <w:rPr>
+                <w:noProof/>
+                <w:webHidden/>
+              </w:rPr>
+              <w:tab/>
+            </w:r>
+            <w:r>
+              <w:rPr>
+                <w:noProof/>
+                <w:webHidden/>
+              </w:rPr>
+              <w:fldChar w:fldCharType="begin"/>
+            </w:r>
+            <w:r>
+              <w:rPr>
+                <w:noProof/>
+                <w:webHidden/>
+              </w:rPr>
+              <w:instrText xml:space="preserve"> PAGEREF _Toc226143705 \h </w:instrText>
+            </w:r>
+            <w:r>
+              <w:rPr>
+                <w:noProof/>
+                <w:webHidden/>
+              </w:rPr>
+            </w:r>
+            <w:r>
+              <w:rPr>
+                <w:noProof/>
+                <w:webHidden/>
+              </w:rPr>
+              <w:fldChar w:fldCharType="separate"/>
+            </w:r>
+            <w:r>
+              <w:rPr>
+                <w:noProof/>
+                <w:webHidden/>
+              </w:rPr>
+              <w:t>8</w:t>
+            </w:r>
+            <w:r>
+              <w:rPr>
+                <w:noProof/>
+                <w:webHidden/>
+              </w:rPr>
+              <w:fldChar w:fldCharType="end"/>
+            </w:r>
+          </w:hyperlink>
+        </w:p>
+        <w:p>
+          <w:pPr>
+            <w:pStyle w:val="TOC5"/>
+            <w:tabs>
+              <w:tab w:val="left" w:pos="1540"/>
+              <w:tab w:val="right" w:leader="dot" w:pos="9016"/>
+            </w:tabs>
+            <w:rPr>
+              <w:rFonts w:cstheme="minorBidi"/>
+              <w:noProof/>
+              <w:kern w:val="2"/>
+              <w:sz w:val="24"/>
+              <w:szCs w:val="24"/>
+              <w:lang w:val="en-GB" w:eastAsia="zh-CN"/>
+              <w14:ligatures w14:val="standardContextual"/>
+            </w:rPr>
+          </w:pPr>
+          <w:hyperlink w:anchor="_Toc226143706" w:history="1">
+            <w:r>
+              <w:rPr>
+                <w:rStyle w:val="Hyperlink"/>
+                <w:noProof/>
+              </w:rPr>
+              <w:t>3.3</w:t>
+            </w:r>
+            <w:r>
+              <w:rPr>
+                <w:rFonts w:cstheme="minorBidi"/>
+                <w:noProof/>
+                <w:kern w:val="2"/>
+                <w:sz w:val="24"/>
+                <w:szCs w:val="24"/>
+                <w:lang w:val="en-GB" w:eastAsia="zh-CN"/>
+                <w14:ligatures w14:val="standardContextual"/>
+              </w:rPr>
+              <w:tab/>
+            </w:r>
+            <w:r>
+              <w:rPr>
+                <w:rStyle w:val="Hyperlink"/>
+                <w:noProof/>
+              </w:rPr>
+              <w:t>Security</w:t>
+            </w:r>
+            <w:r>
+              <w:rPr>
+                <w:noProof/>
+                <w:webHidden/>
+              </w:rPr>
+              <w:tab/>
+            </w:r>
+            <w:r>
+              <w:rPr>
+                <w:noProof/>
+                <w:webHidden/>
+              </w:rPr>
+              <w:fldChar w:fldCharType="begin"/>
+            </w:r>
+            <w:r>
+              <w:rPr>
+                <w:noProof/>
+                <w:webHidden/>
+              </w:rPr>
+              <w:instrText xml:space="preserve"> PAGEREF _Toc226143706 \h </w:instrText>
+            </w:r>
+            <w:r>
+              <w:rPr>
+                <w:noProof/>
+                <w:webHidden/>
+              </w:rPr>
+            </w:r>
+            <w:r>
+              <w:rPr>
+                <w:noProof/>
+                <w:webHidden/>
+              </w:rPr>
+              <w:fldChar w:fldCharType="separate"/>
+            </w:r>
+            <w:r>
+              <w:rPr>
+                <w:noProof/>
+                <w:webHidden/>
+              </w:rPr>
+              <w:t>9</w:t>
+            </w:r>
+            <w:r>
+              <w:rPr>
+                <w:noProof/>
+                <w:webHidden/>
+              </w:rPr>
+              <w:fldChar w:fldCharType="end"/>
+            </w:r>
+          </w:hyperlink>
+        </w:p>
+        <w:p>
+          <w:pPr>
+            <w:pStyle w:val="TOC5"/>
+            <w:tabs>
+              <w:tab w:val="left" w:pos="1540"/>
+              <w:tab w:val="right" w:leader="dot" w:pos="9016"/>
+            </w:tabs>
+            <w:rPr>
+              <w:rFonts w:cstheme="minorBidi"/>
+              <w:noProof/>
+              <w:kern w:val="2"/>
+              <w:sz w:val="24"/>
+              <w:szCs w:val="24"/>
+              <w:lang w:val="en-GB" w:eastAsia="zh-CN"/>
+              <w14:ligatures w14:val="standardContextual"/>
+            </w:rPr>
+          </w:pPr>
+          <w:hyperlink w:anchor="_Toc226143707" w:history="1">
+            <w:r>
+              <w:rPr>
+                <w:rStyle w:val="Hyperlink"/>
+                <w:noProof/>
+              </w:rPr>
+              <w:t>3.4</w:t>
+            </w:r>
+            <w:r>
+              <w:rPr>
+                <w:rFonts w:cstheme="minorBidi"/>
+                <w:noProof/>
+                <w:kern w:val="2"/>
+                <w:sz w:val="24"/>
+                <w:szCs w:val="24"/>
+                <w:lang w:val="en-GB" w:eastAsia="zh-CN"/>
+                <w14:ligatures w14:val="standardContextual"/>
+              </w:rPr>
+              <w:tab/>
+            </w:r>
+            <w:r>
+              <w:rPr>
+                <w:rStyle w:val="Hyperlink"/>
+                <w:noProof/>
+              </w:rPr>
+              <w:t>Limitations and Future Improvements</w:t>
+            </w:r>
+            <w:r>
+              <w:rPr>
+                <w:noProof/>
+                <w:webHidden/>
+              </w:rPr>
+              <w:tab/>
+            </w:r>
+            <w:r>
+              <w:rPr>
+                <w:noProof/>
+                <w:webHidden/>
+              </w:rPr>
+              <w:fldChar w:fldCharType="begin"/>
+            </w:r>
+            <w:r>
+              <w:rPr>
+                <w:noProof/>
+                <w:webHidden/>
+              </w:rPr>
+              <w:instrText xml:space="preserve"> PAGEREF _Toc226143707 \h </w:instrText>
+            </w:r>
+            <w:r>
+              <w:rPr>
+                <w:noProof/>
+                <w:webHidden/>
+              </w:rPr>
+            </w:r>
+            <w:r>
+              <w:rPr>
+                <w:noProof/>
+                <w:webHidden/>
+              </w:rPr>
+              <w:fldChar w:fldCharType="separate"/>
+            </w:r>
+            <w:r>
+              <w:rPr>
+                <w:noProof/>
+                <w:webHidden/>
+              </w:rPr>
+              <w:t>9</w:t>
             </w:r>
             <w:r>
               <w:rPr>
@@ -1127,7 +1505,7 @@
               <w14:ligatures w14:val="standardContextual"/>
             </w:rPr>
           </w:pPr>
-          <w:hyperlink w:anchor="_Toc226086383" w:history="1">
+          <w:hyperlink w:anchor="_Toc226143708" w:history="1">
             <w:r>
               <w:rPr>
                 <w:rStyle w:val="Hyperlink"/>
@@ -1176,7 +1554,7 @@
                 <w:noProof/>
                 <w:webHidden/>
               </w:rPr>
-              <w:instrText xml:space="preserve"> PAGEREF _Toc226086383 \h </w:instrText>
+              <w:instrText xml:space="preserve"> PAGEREF _Toc226143708 \h </w:instrText>
             </w:r>
             <w:r>
               <w:rPr>
@@ -1196,7 +1574,7 @@
                 <w:noProof/>
                 <w:webHidden/>
               </w:rPr>
-              <w:t>8</w:t>
+              <w:t>11</w:t>
             </w:r>
             <w:r>
               <w:rPr>
@@ -1227,7 +1605,7 @@
               <w14:ligatures w14:val="standardContextual"/>
             </w:rPr>
           </w:pPr>
-          <w:hyperlink w:anchor="_Toc226086384" w:history="1">
+          <w:hyperlink w:anchor="_Toc226143709" w:history="1">
             <w:r>
               <w:rPr>
                 <w:rStyle w:val="Hyperlink"/>
@@ -1276,7 +1654,7 @@
                 <w:noProof/>
                 <w:webHidden/>
               </w:rPr>
-              <w:instrText xml:space="preserve"> PAGEREF _Toc226086384 \h </w:instrText>
+              <w:instrText xml:space="preserve"> PAGEREF _Toc226143709 \h </w:instrText>
             </w:r>
             <w:r>
               <w:rPr>
@@ -1296,7 +1674,7 @@
                 <w:noProof/>
                 <w:webHidden/>
               </w:rPr>
-              <w:t>8</w:t>
+              <w:t>12</w:t>
             </w:r>
             <w:r>
               <w:rPr>
@@ -1326,7 +1704,7 @@
               <w14:ligatures w14:val="standardContextual"/>
             </w:rPr>
           </w:pPr>
-          <w:hyperlink w:anchor="_Toc226086385" w:history="1">
+          <w:hyperlink w:anchor="_Toc226143710" w:history="1">
             <w:r>
               <w:rPr>
                 <w:rStyle w:val="Hyperlink"/>
@@ -1353,7 +1731,7 @@
                 <w:noProof/>
                 <w:webHidden/>
               </w:rPr>
-              <w:instrText xml:space="preserve"> PAGEREF _Toc226086385 \h </w:instrText>
+              <w:instrText xml:space="preserve"> PAGEREF _Toc226143710 \h </w:instrText>
             </w:r>
             <w:r>
               <w:rPr>
@@ -1373,7 +1751,7 @@
                 <w:noProof/>
                 <w:webHidden/>
               </w:rPr>
-              <w:t>10</w:t>
+              <w:t>13</w:t>
             </w:r>
             <w:r>
               <w:rPr>
@@ -1403,7 +1781,7 @@
               <w14:ligatures w14:val="standardContextual"/>
             </w:rPr>
           </w:pPr>
-          <w:hyperlink w:anchor="_Toc226086386" w:history="1">
+          <w:hyperlink w:anchor="_Toc226143711" w:history="1">
             <w:r>
               <w:rPr>
                 <w:rStyle w:val="Hyperlink"/>
@@ -1430,7 +1808,7 @@
                 <w:noProof/>
                 <w:webHidden/>
               </w:rPr>
-              <w:instrText xml:space="preserve"> PAGEREF _Toc226086386 \h </w:instrText>
+              <w:instrText xml:space="preserve"> PAGEREF _Toc226143711 \h </w:instrText>
             </w:r>
             <w:r>
               <w:rPr>
@@ -1450,7 +1828,7 @@
                 <w:noProof/>
                 <w:webHidden/>
               </w:rPr>
-              <w:t>10</w:t>
+              <w:t>13</w:t>
             </w:r>
             <w:r>
               <w:rPr>
@@ -1501,7 +1879,7 @@
         </w:numPr>
         <w:spacing w:line="276" w:lineRule="auto"/>
       </w:pPr>
-      <w:bookmarkStart w:id="0" w:name="_Toc226086376"/>
+      <w:bookmarkStart w:id="0" w:name="_Toc226143697"/>
       <w:r>
         <w:lastRenderedPageBreak/>
         <w:t>Introduction</w:t>
@@ -1966,7 +2344,7 @@
         </w:numPr>
         <w:spacing w:line="276" w:lineRule="auto"/>
       </w:pPr>
-      <w:bookmarkStart w:id="1" w:name="_Toc226086377"/>
+      <w:bookmarkStart w:id="1" w:name="_Toc226143698"/>
       <w:r>
         <w:lastRenderedPageBreak/>
         <w:t xml:space="preserve">Architecture Design </w:t>
@@ -1987,7 +2365,7 @@
           <w:numId w:val="1"/>
         </w:numPr>
       </w:pPr>
-      <w:bookmarkStart w:id="2" w:name="_Toc226086378"/>
+      <w:bookmarkStart w:id="2" w:name="_Toc226143699"/>
       <w:r>
         <w:t>System Architecture</w:t>
       </w:r>
@@ -2005,6 +2383,9 @@
         <w:spacing w:line="276" w:lineRule="auto"/>
       </w:pPr>
       <w:r>
+        <w:rPr>
+          <w:noProof/>
+        </w:rPr>
         <w:drawing>
           <wp:inline distT="0" distB="0" distL="0" distR="0" wp14:anchorId="309F116A" wp14:editId="1A8C5A8F">
             <wp:extent cx="5731510" cy="2863850"/>
@@ -2363,7 +2744,7 @@
           <w:numId w:val="1"/>
         </w:numPr>
       </w:pPr>
-      <w:bookmarkStart w:id="3" w:name="_Toc226086379"/>
+      <w:bookmarkStart w:id="3" w:name="_Toc226143700"/>
       <w:r>
         <w:t>Functional Components</w:t>
       </w:r>
@@ -2703,7 +3084,7 @@
           <w:numId w:val="1"/>
         </w:numPr>
       </w:pPr>
-      <w:bookmarkStart w:id="4" w:name="_Toc226086380"/>
+      <w:bookmarkStart w:id="4" w:name="_Toc226143701"/>
       <w:r>
         <w:t>Workflow Scenarios</w:t>
       </w:r>
@@ -3160,7 +3541,7 @@
           <w:numId w:val="1"/>
         </w:numPr>
       </w:pPr>
-      <w:bookmarkStart w:id="5" w:name="_Toc226086381"/>
+      <w:bookmarkStart w:id="5" w:name="_Toc226143702"/>
       <w:r>
         <w:t>Deployment</w:t>
       </w:r>
@@ -3550,7 +3931,7 @@
         </w:numPr>
         <w:spacing w:line="276" w:lineRule="auto"/>
       </w:pPr>
-      <w:bookmarkStart w:id="6" w:name="_Toc226086382"/>
+      <w:bookmarkStart w:id="6" w:name="_Toc226143703"/>
       <w:r>
         <w:lastRenderedPageBreak/>
         <w:t>Discussions</w:t>
@@ -3569,98 +3950,799 @@
         <w:spacing w:line="276" w:lineRule="auto"/>
       </w:pPr>
       <w:r>
-        <w:t xml:space="preserve">In this section, </w:t>
-      </w:r>
-      <w:r>
-        <w:t>you</w:t>
-      </w:r>
-      <w:r>
-        <w:t xml:space="preserve"> </w:t>
-      </w:r>
-      <w:r>
-        <w:t>shall describe the</w:t>
-      </w:r>
-      <w:r>
-        <w:t xml:space="preserve"> system functionality and highlight how the system meets some of the requirements related to the following</w:t>
-      </w:r>
-    </w:p>
-    <w:p>
-      <w:pPr>
-        <w:pStyle w:val="BodyText"/>
-        <w:spacing w:line="276" w:lineRule="auto"/>
-      </w:pPr>
-    </w:p>
-    <w:p>
-      <w:pPr>
-        <w:pStyle w:val="BodyText"/>
+        <w:t>This section evaluates the system based on key cloud computing requirements, including scalability, reliability, and security. It also discusses current limitations and potential areas for future improvement.</w:t>
+      </w:r>
+    </w:p>
+    <w:p>
+      <w:pPr>
+        <w:pStyle w:val="BodyText"/>
+        <w:spacing w:line="276" w:lineRule="auto"/>
+      </w:pPr>
+    </w:p>
+    <w:p>
+      <w:pPr>
+        <w:pStyle w:val="Heading5"/>
         <w:numPr>
-          <w:ilvl w:val="0"/>
-          <w:numId w:val="2"/>
+          <w:ilvl w:val="1"/>
+          <w:numId w:val="1"/>
         </w:numPr>
-        <w:spacing w:line="276" w:lineRule="auto"/>
-      </w:pPr>
+      </w:pPr>
+      <w:bookmarkStart w:id="7" w:name="_Toc226143704"/>
       <w:r>
         <w:t>Scalability</w:t>
       </w:r>
-    </w:p>
-    <w:p>
-      <w:pPr>
-        <w:pStyle w:val="BodyText"/>
+      <w:bookmarkEnd w:id="7"/>
+    </w:p>
+    <w:p>
+      <w:pPr>
+        <w:pStyle w:val="BodyText"/>
+        <w:spacing w:line="276" w:lineRule="auto"/>
+      </w:pPr>
+    </w:p>
+    <w:p>
+      <w:pPr>
+        <w:pStyle w:val="BodyText"/>
+        <w:spacing w:line="276" w:lineRule="auto"/>
+        <w:rPr>
+          <w:lang w:val="en-GB"/>
+        </w:rPr>
+      </w:pPr>
+      <w:r>
+        <w:rPr>
+          <w:lang w:val="en-GB"/>
+        </w:rPr>
+        <w:t xml:space="preserve">The system is designed to be highly scalable by leveraging both </w:t>
+      </w:r>
+      <w:r>
+        <w:rPr>
+          <w:b/>
+          <w:bCs/>
+          <w:lang w:val="en-GB"/>
+        </w:rPr>
+        <w:t>serverless services</w:t>
+      </w:r>
+      <w:r>
+        <w:rPr>
+          <w:lang w:val="en-GB"/>
+        </w:rPr>
+        <w:t xml:space="preserve"> and </w:t>
+      </w:r>
+      <w:r>
+        <w:rPr>
+          <w:b/>
+          <w:bCs/>
+          <w:lang w:val="en-GB"/>
+        </w:rPr>
+        <w:t>cloud-based infrastructure</w:t>
+      </w:r>
+      <w:r>
+        <w:rPr>
+          <w:lang w:val="en-GB"/>
+        </w:rPr>
+        <w:t>.</w:t>
+      </w:r>
+    </w:p>
+    <w:p>
+      <w:pPr>
+        <w:pStyle w:val="BodyText"/>
+        <w:spacing w:line="276" w:lineRule="auto"/>
+        <w:rPr>
+          <w:lang w:val="en-GB"/>
+        </w:rPr>
+      </w:pPr>
+    </w:p>
+    <w:p>
+      <w:pPr>
+        <w:pStyle w:val="BodyText"/>
+        <w:spacing w:line="276" w:lineRule="auto"/>
+        <w:rPr>
+          <w:lang w:val="en-GB"/>
+        </w:rPr>
+      </w:pPr>
+      <w:r>
+        <w:rPr>
+          <w:lang w:val="en-GB"/>
+        </w:rPr>
+        <w:t xml:space="preserve">On the frontend, the application is hosted on </w:t>
+      </w:r>
+      <w:r>
+        <w:rPr>
+          <w:b/>
+          <w:bCs/>
+          <w:lang w:val="en-GB"/>
+        </w:rPr>
+        <w:t>EC2 instances behind an Application Load Balancer (ALB)</w:t>
+      </w:r>
+      <w:r>
+        <w:rPr>
+          <w:lang w:val="en-GB"/>
+        </w:rPr>
+        <w:t>. This allows incoming traffic to be distributed across multiple instances, enabling the system to handle concurrent users efficiently. The architecture can be extended with auto-scaling groups to dynamically adjust the number of instances based on demand.</w:t>
+      </w:r>
+    </w:p>
+    <w:p>
+      <w:pPr>
+        <w:pStyle w:val="BodyText"/>
+        <w:spacing w:line="276" w:lineRule="auto"/>
+        <w:rPr>
+          <w:lang w:val="en-GB"/>
+        </w:rPr>
+      </w:pPr>
+    </w:p>
+    <w:p>
+      <w:pPr>
+        <w:pStyle w:val="BodyText"/>
+        <w:spacing w:line="276" w:lineRule="auto"/>
+        <w:rPr>
+          <w:lang w:val="en-GB"/>
+        </w:rPr>
+      </w:pPr>
+      <w:r>
+        <w:rPr>
+          <w:lang w:val="en-GB"/>
+        </w:rPr>
+        <w:t xml:space="preserve">On the backend, scalability is achieved through </w:t>
+      </w:r>
+      <w:r>
+        <w:rPr>
+          <w:b/>
+          <w:bCs/>
+          <w:lang w:val="en-GB"/>
+        </w:rPr>
+        <w:t>AWS Lambda and Amazon SQS</w:t>
+      </w:r>
+      <w:r>
+        <w:rPr>
+          <w:lang w:val="en-GB"/>
+        </w:rPr>
+        <w:t>. When jobs are submitted, they are placed into the SQS queue, which acts as a buffer that decouples job submission from processing. As the number of queued jobs increases, AWS automatically scales the number of Lambda executions to process them in parallel.</w:t>
+      </w:r>
+    </w:p>
+    <w:p>
+      <w:pPr>
+        <w:pStyle w:val="BodyText"/>
+        <w:spacing w:line="276" w:lineRule="auto"/>
+        <w:rPr>
+          <w:lang w:val="en-GB"/>
+        </w:rPr>
+      </w:pPr>
+    </w:p>
+    <w:p>
+      <w:pPr>
+        <w:pStyle w:val="BodyText"/>
+        <w:spacing w:line="276" w:lineRule="auto"/>
+        <w:rPr>
+          <w:lang w:val="en-GB"/>
+        </w:rPr>
+      </w:pPr>
+      <w:r>
+        <w:rPr>
+          <w:lang w:val="en-GB"/>
+        </w:rPr>
+        <w:t xml:space="preserve">It is important to note that Lambda functions are </w:t>
+      </w:r>
+      <w:r>
+        <w:rPr>
+          <w:b/>
+          <w:bCs/>
+          <w:lang w:val="en-GB"/>
+        </w:rPr>
+        <w:t>isolated execution environments rather than threads</w:t>
+      </w:r>
+      <w:r>
+        <w:rPr>
+          <w:lang w:val="en-GB"/>
+        </w:rPr>
+        <w:t xml:space="preserve">, meaning multiple executions can run independently and concurrently. Even a single job submission may result in multiple Lambda invocations due to SQS-triggered scaling </w:t>
+      </w:r>
+      <w:proofErr w:type="spellStart"/>
+      <w:r>
+        <w:rPr>
+          <w:lang w:val="en-GB"/>
+        </w:rPr>
+        <w:t>behavior</w:t>
+      </w:r>
+      <w:proofErr w:type="spellEnd"/>
+      <w:r>
+        <w:rPr>
+          <w:lang w:val="en-GB"/>
+        </w:rPr>
+        <w:t>. This design ensures that the system can handle varying workloads efficiently without manual resource management.</w:t>
+      </w:r>
+    </w:p>
+    <w:p>
+      <w:pPr>
+        <w:pStyle w:val="BodyText"/>
+        <w:spacing w:line="276" w:lineRule="auto"/>
+        <w:rPr>
+          <w:lang w:val="en-GB"/>
+        </w:rPr>
+      </w:pPr>
+    </w:p>
+    <w:p>
+      <w:pPr>
+        <w:pStyle w:val="BodyText"/>
+        <w:spacing w:line="276" w:lineRule="auto"/>
+        <w:rPr>
+          <w:lang w:val="en-GB"/>
+        </w:rPr>
+      </w:pPr>
+      <w:r>
+        <w:rPr>
+          <w:lang w:val="en-GB"/>
+        </w:rPr>
+        <w:t>Overall, the system demonstrates horizontal scalability at both the application and processing layers, making it suitable for handling bursty and unpredictable workloads.</w:t>
+      </w:r>
+    </w:p>
+    <w:p>
+      <w:pPr>
+        <w:pStyle w:val="BodyText"/>
+        <w:spacing w:line="276" w:lineRule="auto"/>
+      </w:pPr>
+    </w:p>
+    <w:p>
+      <w:pPr>
+        <w:pStyle w:val="Heading5"/>
         <w:numPr>
-          <w:ilvl w:val="0"/>
-          <w:numId w:val="2"/>
+          <w:ilvl w:val="1"/>
+          <w:numId w:val="1"/>
         </w:numPr>
-        <w:spacing w:line="276" w:lineRule="auto"/>
-      </w:pPr>
-      <w:r>
-        <w:t xml:space="preserve">Reliability </w:t>
-      </w:r>
-    </w:p>
-    <w:p>
-      <w:pPr>
-        <w:pStyle w:val="BodyText"/>
+      </w:pPr>
+      <w:bookmarkStart w:id="8" w:name="_Toc226143705"/>
+      <w:r>
+        <w:t>Reliability</w:t>
+      </w:r>
+      <w:bookmarkEnd w:id="8"/>
+    </w:p>
+    <w:p>
+      <w:pPr>
+        <w:pStyle w:val="BodyText"/>
+        <w:spacing w:line="276" w:lineRule="auto"/>
+      </w:pPr>
+    </w:p>
+    <w:p>
+      <w:pPr>
+        <w:pStyle w:val="BodyText"/>
+        <w:spacing w:line="276" w:lineRule="auto"/>
+        <w:rPr>
+          <w:lang w:val="en-GB"/>
+        </w:rPr>
+      </w:pPr>
+      <w:r>
+        <w:rPr>
+          <w:lang w:val="en-GB"/>
+        </w:rPr>
+        <w:t xml:space="preserve">Reliability is achieved </w:t>
+      </w:r>
+      <w:r>
+        <w:rPr>
+          <w:lang w:val="en-GB"/>
+        </w:rPr>
+        <w:t>with</w:t>
+      </w:r>
+      <w:r>
+        <w:rPr>
+          <w:lang w:val="en-GB"/>
+        </w:rPr>
+        <w:t xml:space="preserve"> managed AWS services and asynchronous processing patterns.</w:t>
+      </w:r>
+    </w:p>
+    <w:p>
+      <w:pPr>
+        <w:pStyle w:val="BodyText"/>
+        <w:spacing w:line="276" w:lineRule="auto"/>
+        <w:rPr>
+          <w:lang w:val="en-GB"/>
+        </w:rPr>
+      </w:pPr>
+      <w:r>
+        <w:rPr>
+          <w:lang w:val="en-GB"/>
+        </w:rPr>
+        <w:t xml:space="preserve">The use of </w:t>
+      </w:r>
+      <w:r>
+        <w:rPr>
+          <w:b/>
+          <w:bCs/>
+          <w:lang w:val="en-GB"/>
+        </w:rPr>
+        <w:t>Amazon SQS</w:t>
+      </w:r>
+      <w:r>
+        <w:rPr>
+          <w:lang w:val="en-GB"/>
+        </w:rPr>
+        <w:t xml:space="preserve"> ensures that job messages are durably stored and processed independently of user requests. SQS provides </w:t>
+      </w:r>
+      <w:r>
+        <w:rPr>
+          <w:b/>
+          <w:bCs/>
+          <w:lang w:val="en-GB"/>
+        </w:rPr>
+        <w:t>at-least-once delivery semantics</w:t>
+      </w:r>
+      <w:r>
+        <w:rPr>
+          <w:lang w:val="en-GB"/>
+        </w:rPr>
+        <w:t>, meaning that messages may occasionally be delivered more than once. As a result, the system is designed to tolerate duplicate processing, reflecting real-world distributed system reliability practices.</w:t>
+      </w:r>
+    </w:p>
+    <w:p>
+      <w:pPr>
+        <w:pStyle w:val="BodyText"/>
+        <w:spacing w:line="276" w:lineRule="auto"/>
+        <w:rPr>
+          <w:lang w:val="en-GB"/>
+        </w:rPr>
+      </w:pPr>
+    </w:p>
+    <w:p>
+      <w:pPr>
+        <w:pStyle w:val="BodyText"/>
+        <w:spacing w:line="276" w:lineRule="auto"/>
+        <w:rPr>
+          <w:lang w:val="en-GB"/>
+        </w:rPr>
+      </w:pPr>
+      <w:r>
+        <w:rPr>
+          <w:lang w:val="en-GB"/>
+        </w:rPr>
+        <w:t>The backend processing is handled by Lambda functions, which automatically retry failed executions. This improves fault tolerance by ensuring that transient failures do not result in permanent job loss. Additionally, DynamoDB serves as a persistent storage layer for job status and results, ensuring that system state is preserved even if individual components fail.</w:t>
+      </w:r>
+    </w:p>
+    <w:p>
+      <w:pPr>
+        <w:pStyle w:val="BodyText"/>
+        <w:spacing w:line="276" w:lineRule="auto"/>
+        <w:rPr>
+          <w:lang w:val="en-GB"/>
+        </w:rPr>
+      </w:pPr>
+    </w:p>
+    <w:p>
+      <w:pPr>
+        <w:pStyle w:val="BodyText"/>
+        <w:spacing w:line="276" w:lineRule="auto"/>
+        <w:rPr>
+          <w:lang w:val="en-GB"/>
+        </w:rPr>
+      </w:pPr>
+      <w:r>
+        <w:rPr>
+          <w:lang w:val="en-GB"/>
+        </w:rPr>
+        <w:t xml:space="preserve">The decoupled architecture also enhances reliability. Since job submission, processing, </w:t>
+      </w:r>
+      <w:r>
+        <w:rPr>
+          <w:lang w:val="en-GB"/>
+        </w:rPr>
+        <w:lastRenderedPageBreak/>
+        <w:t>and retrieval are handled by separate components, a failure in one part of the system does not necessarily impact the others. For example, even if a worker fails temporarily, jobs remain safely stored in the queue until they are successfully processed.</w:t>
+      </w:r>
+    </w:p>
+    <w:p>
+      <w:pPr>
+        <w:pStyle w:val="BodyText"/>
+        <w:spacing w:line="276" w:lineRule="auto"/>
+      </w:pPr>
+    </w:p>
+    <w:p>
+      <w:pPr>
+        <w:pStyle w:val="Heading5"/>
         <w:numPr>
-          <w:ilvl w:val="0"/>
-          <w:numId w:val="2"/>
+          <w:ilvl w:val="1"/>
+          <w:numId w:val="1"/>
         </w:numPr>
-        <w:spacing w:line="276" w:lineRule="auto"/>
-      </w:pPr>
+      </w:pPr>
+      <w:bookmarkStart w:id="9" w:name="_Toc226143706"/>
       <w:r>
         <w:t>Security</w:t>
       </w:r>
-    </w:p>
-    <w:p>
-      <w:pPr>
-        <w:pStyle w:val="BodyText"/>
-        <w:spacing w:line="276" w:lineRule="auto"/>
-      </w:pPr>
-    </w:p>
-    <w:p>
-      <w:pPr>
-        <w:pStyle w:val="BodyText"/>
-        <w:spacing w:line="276" w:lineRule="auto"/>
-      </w:pPr>
-      <w:r>
-        <w:t>You can also share the limitations of the current design and any areas that need improvement in the future.</w:t>
-      </w:r>
-    </w:p>
-    <w:p>
-      <w:pPr>
-        <w:pStyle w:val="BodyText"/>
-        <w:spacing w:line="276" w:lineRule="auto"/>
-      </w:pPr>
-    </w:p>
-    <w:p>
-      <w:pPr>
-        <w:pStyle w:val="BodyText"/>
-        <w:spacing w:line="276" w:lineRule="auto"/>
-      </w:pPr>
-    </w:p>
-    <w:p>
-      <w:pPr>
-        <w:pStyle w:val="BodyText"/>
-        <w:spacing w:line="276" w:lineRule="auto"/>
-      </w:pPr>
+      <w:bookmarkEnd w:id="9"/>
+    </w:p>
+    <w:p>
+      <w:pPr>
+        <w:pStyle w:val="BodyText"/>
+        <w:spacing w:line="276" w:lineRule="auto"/>
+      </w:pPr>
+    </w:p>
+    <w:p>
+      <w:pPr>
+        <w:pStyle w:val="BodyText"/>
+        <w:spacing w:line="276" w:lineRule="auto"/>
+        <w:rPr>
+          <w:lang w:val="en-GB"/>
+        </w:rPr>
+      </w:pPr>
+      <w:r>
+        <w:rPr>
+          <w:lang w:val="en-GB"/>
+        </w:rPr>
+        <w:t>The system incorporates basic security measures appropriate for its current prototype scope.</w:t>
+      </w:r>
+    </w:p>
+    <w:p>
+      <w:pPr>
+        <w:pStyle w:val="BodyText"/>
+        <w:spacing w:line="276" w:lineRule="auto"/>
+        <w:rPr>
+          <w:lang w:val="en-GB"/>
+        </w:rPr>
+      </w:pPr>
+    </w:p>
+    <w:p>
+      <w:pPr>
+        <w:pStyle w:val="BodyText"/>
+        <w:spacing w:line="276" w:lineRule="auto"/>
+        <w:rPr>
+          <w:lang w:val="en-GB"/>
+        </w:rPr>
+      </w:pPr>
+      <w:r>
+        <w:rPr>
+          <w:lang w:val="en-GB"/>
+        </w:rPr>
+        <w:t xml:space="preserve">API access is centralized through Amazon API Gateway, which serves as the </w:t>
+      </w:r>
+      <w:r>
+        <w:rPr>
+          <w:lang w:val="en-GB"/>
+        </w:rPr>
+        <w:t>single-entry</w:t>
+      </w:r>
+      <w:r>
+        <w:rPr>
+          <w:lang w:val="en-GB"/>
+        </w:rPr>
+        <w:t xml:space="preserve"> point for client requests. This helps reduce direct exposure of backend services and provides a structured interface for submitting jobs and retrieving results. In future iterations, API Gateway can be further enhanced with request validation, authentication, authorization, and rate limiting to improve protection against misuse and excessive traffic.</w:t>
+      </w:r>
+    </w:p>
+    <w:p>
+      <w:pPr>
+        <w:pStyle w:val="BodyText"/>
+        <w:spacing w:line="276" w:lineRule="auto"/>
+        <w:rPr>
+          <w:lang w:val="en-GB"/>
+        </w:rPr>
+      </w:pPr>
+    </w:p>
+    <w:p>
+      <w:pPr>
+        <w:pStyle w:val="BodyText"/>
+        <w:spacing w:line="276" w:lineRule="auto"/>
+        <w:rPr>
+          <w:lang w:val="en-GB"/>
+        </w:rPr>
+      </w:pPr>
+      <w:r>
+        <w:rPr>
+          <w:lang w:val="en-GB"/>
+        </w:rPr>
+        <w:t xml:space="preserve">On the backend, the system uses managed AWS services such as Lambda, SQS, and DynamoDB. By relying on these managed services, the project benefits from AWS’s built-in infrastructure security, service isolation, and operational controls. In the AWS Academy environment, access permissions were handled through the preconfigured </w:t>
+      </w:r>
+      <w:proofErr w:type="spellStart"/>
+      <w:r>
+        <w:rPr>
+          <w:lang w:val="en-GB"/>
+        </w:rPr>
+        <w:t>LabRole</w:t>
+      </w:r>
+      <w:proofErr w:type="spellEnd"/>
+      <w:r>
+        <w:rPr>
+          <w:lang w:val="en-GB"/>
+        </w:rPr>
+        <w:t>, which allowed the components to interact with the required services.</w:t>
+      </w:r>
+    </w:p>
+    <w:p>
+      <w:pPr>
+        <w:pStyle w:val="BodyText"/>
+        <w:spacing w:line="276" w:lineRule="auto"/>
+        <w:rPr>
+          <w:lang w:val="en-GB"/>
+        </w:rPr>
+      </w:pPr>
+    </w:p>
+    <w:p>
+      <w:pPr>
+        <w:pStyle w:val="BodyText"/>
+        <w:spacing w:line="276" w:lineRule="auto"/>
+        <w:rPr>
+          <w:lang w:val="en-GB"/>
+        </w:rPr>
+      </w:pPr>
+      <w:r>
+        <w:rPr>
+          <w:lang w:val="en-GB"/>
+        </w:rPr>
+        <w:t>From an application perspective, the system does not currently provide a fully isolated execution sandbox for untrusted user code. Instead, job processing is limited to the logic implemented within the worker Lambda function. This reduces complexity for the prototype, but also means the platform is not yet suitable for securely executing arbitrary user-submitted programs.</w:t>
+      </w:r>
+    </w:p>
+    <w:p>
+      <w:pPr>
+        <w:pStyle w:val="BodyText"/>
+        <w:spacing w:line="276" w:lineRule="auto"/>
+        <w:rPr>
+          <w:lang w:val="en-GB"/>
+        </w:rPr>
+      </w:pPr>
+    </w:p>
+    <w:p>
+      <w:pPr>
+        <w:pStyle w:val="BodyText"/>
+        <w:spacing w:line="276" w:lineRule="auto"/>
+        <w:rPr>
+          <w:lang w:val="en-GB"/>
+        </w:rPr>
+      </w:pPr>
+      <w:r>
+        <w:rPr>
+          <w:lang w:val="en-GB"/>
+        </w:rPr>
+        <w:t>To improve security in a more advanced version of the project, stronger controls could be added, such as user authentication, per-user access control, stricter API validation, and isolated execution environments using container-based services like AWS Fargate. These enhancements would make the system more suitable for handling untrusted workloads in a real-world deployment.</w:t>
+      </w:r>
+    </w:p>
+    <w:p>
+      <w:pPr>
+        <w:pStyle w:val="BodyText"/>
+        <w:spacing w:line="276" w:lineRule="auto"/>
+      </w:pPr>
+    </w:p>
+    <w:p>
+      <w:pPr>
+        <w:pStyle w:val="Heading5"/>
+        <w:numPr>
+          <w:ilvl w:val="1"/>
+          <w:numId w:val="1"/>
+        </w:numPr>
+      </w:pPr>
+      <w:bookmarkStart w:id="10" w:name="_Toc226143707"/>
+      <w:r>
+        <w:t>Limitations and Future Improvements</w:t>
+      </w:r>
+      <w:bookmarkEnd w:id="10"/>
+    </w:p>
+    <w:p>
+      <w:pPr>
+        <w:pStyle w:val="BodyText"/>
+        <w:spacing w:line="276" w:lineRule="auto"/>
+      </w:pPr>
+    </w:p>
+    <w:p>
+      <w:pPr>
+        <w:pStyle w:val="BodyText"/>
+        <w:spacing w:line="276" w:lineRule="auto"/>
+        <w:rPr>
+          <w:lang w:val="en-GB"/>
+        </w:rPr>
+      </w:pPr>
+      <w:r>
+        <w:rPr>
+          <w:lang w:val="en-GB"/>
+        </w:rPr>
+        <w:t>Despite its strengths, the current system has several limitations.</w:t>
+      </w:r>
+    </w:p>
+    <w:p>
+      <w:pPr>
+        <w:pStyle w:val="BodyText"/>
+        <w:spacing w:line="276" w:lineRule="auto"/>
+        <w:rPr>
+          <w:lang w:val="en-GB"/>
+        </w:rPr>
+      </w:pPr>
+    </w:p>
+    <w:p>
+      <w:pPr>
+        <w:pStyle w:val="BodyText"/>
+        <w:spacing w:line="276" w:lineRule="auto"/>
+        <w:rPr>
+          <w:lang w:val="en-GB"/>
+        </w:rPr>
+      </w:pPr>
+      <w:r>
+        <w:rPr>
+          <w:lang w:val="en-GB"/>
+        </w:rPr>
+        <w:t xml:space="preserve">First, due to the </w:t>
+      </w:r>
+      <w:r>
+        <w:rPr>
+          <w:b/>
+          <w:bCs/>
+          <w:lang w:val="en-GB"/>
+        </w:rPr>
+        <w:t>at-least-once delivery model of SQS</w:t>
+      </w:r>
+      <w:r>
+        <w:rPr>
+          <w:lang w:val="en-GB"/>
+        </w:rPr>
+        <w:t xml:space="preserve">, jobs may be processed multiple times. While the system tolerates this </w:t>
+      </w:r>
+      <w:proofErr w:type="spellStart"/>
+      <w:r>
+        <w:rPr>
+          <w:lang w:val="en-GB"/>
+        </w:rPr>
+        <w:t>behavior</w:t>
+      </w:r>
+      <w:proofErr w:type="spellEnd"/>
+      <w:r>
+        <w:rPr>
+          <w:lang w:val="en-GB"/>
+        </w:rPr>
+        <w:t>, it does not currently implement full idempotency mechanisms to prevent duplicate execution effects. Future improvements could include job deduplication or idempotent processing logic.</w:t>
+      </w:r>
+    </w:p>
+    <w:p>
+      <w:pPr>
+        <w:pStyle w:val="BodyText"/>
+        <w:spacing w:line="276" w:lineRule="auto"/>
+        <w:rPr>
+          <w:lang w:val="en-GB"/>
+        </w:rPr>
+      </w:pPr>
+    </w:p>
+    <w:p>
+      <w:pPr>
+        <w:pStyle w:val="BodyText"/>
+        <w:spacing w:line="276" w:lineRule="auto"/>
+        <w:rPr>
+          <w:lang w:val="en-GB"/>
+        </w:rPr>
+      </w:pPr>
+      <w:r>
+        <w:rPr>
+          <w:lang w:val="en-GB"/>
+        </w:rPr>
+        <w:t xml:space="preserve">Second, the job execution environment is limited in functionality and security. While basic Python execution is supported, it is restricted for safety reasons and does not provide full sandboxing. A more robust solution would involve running jobs in </w:t>
+      </w:r>
+      <w:r>
+        <w:rPr>
+          <w:b/>
+          <w:bCs/>
+          <w:lang w:val="en-GB"/>
+        </w:rPr>
+        <w:t>containerized environments (e.g., ECS or Fargate)</w:t>
+      </w:r>
+      <w:r>
+        <w:rPr>
+          <w:lang w:val="en-GB"/>
+        </w:rPr>
+        <w:t xml:space="preserve"> to safely support multiple programming languages and more complex workloads.</w:t>
+      </w:r>
+    </w:p>
+    <w:p>
+      <w:pPr>
+        <w:pStyle w:val="BodyText"/>
+        <w:spacing w:line="276" w:lineRule="auto"/>
+        <w:rPr>
+          <w:lang w:val="en-GB"/>
+        </w:rPr>
+      </w:pPr>
+    </w:p>
+    <w:p>
+      <w:pPr>
+        <w:pStyle w:val="BodyText"/>
+        <w:spacing w:line="276" w:lineRule="auto"/>
+        <w:rPr>
+          <w:lang w:val="en-GB"/>
+        </w:rPr>
+      </w:pPr>
+      <w:r>
+        <w:rPr>
+          <w:lang w:val="en-GB"/>
+        </w:rPr>
+        <w:t xml:space="preserve">Third, the system currently relies on </w:t>
+      </w:r>
+      <w:r>
+        <w:rPr>
+          <w:b/>
+          <w:bCs/>
+          <w:lang w:val="en-GB"/>
+        </w:rPr>
+        <w:t>polling</w:t>
+      </w:r>
+      <w:r>
+        <w:rPr>
+          <w:lang w:val="en-GB"/>
+        </w:rPr>
+        <w:t xml:space="preserve"> for job status updates. This can lead to unnecessary API calls and increased latency in reflecting real-time changes. Future enhancements could include WebSocket-based communication for real-time updates.</w:t>
+      </w:r>
+    </w:p>
+    <w:p>
+      <w:pPr>
+        <w:pStyle w:val="BodyText"/>
+        <w:spacing w:line="276" w:lineRule="auto"/>
+        <w:rPr>
+          <w:lang w:val="en-GB"/>
+        </w:rPr>
+      </w:pPr>
+      <w:r>
+        <w:rPr>
+          <w:lang w:val="en-GB"/>
+        </w:rPr>
+        <w:t xml:space="preserve">Additionally, the system does not yet include user authentication or authorization mechanisms. Integrating services such as </w:t>
+      </w:r>
+      <w:r>
+        <w:rPr>
+          <w:b/>
+          <w:bCs/>
+          <w:lang w:val="en-GB"/>
+        </w:rPr>
+        <w:t>AWS Cognito</w:t>
+      </w:r>
+      <w:r>
+        <w:rPr>
+          <w:lang w:val="en-GB"/>
+        </w:rPr>
+        <w:t xml:space="preserve"> would enable user-specific job management and improve overall system security.</w:t>
+      </w:r>
+    </w:p>
+    <w:p>
+      <w:pPr>
+        <w:pStyle w:val="BodyText"/>
+        <w:spacing w:line="276" w:lineRule="auto"/>
+        <w:rPr>
+          <w:lang w:val="en-GB"/>
+        </w:rPr>
+      </w:pPr>
+    </w:p>
+    <w:p>
+      <w:pPr>
+        <w:pStyle w:val="BodyText"/>
+        <w:spacing w:line="276" w:lineRule="auto"/>
+        <w:rPr>
+          <w:lang w:val="en-GB"/>
+        </w:rPr>
+      </w:pPr>
+      <w:r>
+        <w:rPr>
+          <w:lang w:val="en-GB"/>
+        </w:rPr>
+        <w:t xml:space="preserve">Finally, while the frontend is deployed on EC2 with load balancing, further improvements such as </w:t>
+      </w:r>
+      <w:r>
+        <w:rPr>
+          <w:b/>
+          <w:bCs/>
+          <w:lang w:val="en-GB"/>
+        </w:rPr>
+        <w:t>auto-scaling groups</w:t>
+      </w:r>
+      <w:r>
+        <w:rPr>
+          <w:lang w:val="en-GB"/>
+        </w:rPr>
+        <w:t xml:space="preserve"> and </w:t>
+      </w:r>
+      <w:r>
+        <w:rPr>
+          <w:b/>
+          <w:bCs/>
+          <w:lang w:val="en-GB"/>
+        </w:rPr>
+        <w:t>content delivery networks (CDN)</w:t>
+      </w:r>
+      <w:r>
+        <w:rPr>
+          <w:lang w:val="en-GB"/>
+        </w:rPr>
+        <w:t xml:space="preserve"> could enhance performance and scalability under high traffic conditions</w:t>
+      </w:r>
+      <w:r>
+        <w:rPr>
+          <w:lang w:val="en-GB"/>
+        </w:rPr>
+        <w:t>.</w:t>
+      </w:r>
     </w:p>
     <w:p>
       <w:pPr>
@@ -3674,7 +4756,6 @@
           <w:szCs w:val="26"/>
         </w:rPr>
       </w:pPr>
-      <w:bookmarkStart w:id="7" w:name="_Toc226086383"/>
       <w:r>
         <w:br w:type="page"/>
       </w:r>
@@ -3688,6 +4769,7 @@
         </w:numPr>
         <w:spacing w:line="276" w:lineRule="auto"/>
       </w:pPr>
+      <w:bookmarkStart w:id="11" w:name="_Toc226143708"/>
       <w:r>
         <w:lastRenderedPageBreak/>
         <w:t xml:space="preserve">Reflection </w:t>
@@ -3695,7 +4777,7 @@
       <w:r>
         <w:t>and takeaways</w:t>
       </w:r>
-      <w:bookmarkEnd w:id="7"/>
+      <w:bookmarkEnd w:id="11"/>
     </w:p>
     <w:p>
       <w:pPr>
@@ -3742,7 +4824,6 @@
           <w:szCs w:val="26"/>
         </w:rPr>
       </w:pPr>
-      <w:bookmarkStart w:id="8" w:name="_Toc226086384"/>
       <w:r>
         <w:br w:type="page"/>
       </w:r>
@@ -3756,6 +4837,7 @@
         </w:numPr>
         <w:spacing w:line="276" w:lineRule="auto"/>
       </w:pPr>
+      <w:bookmarkStart w:id="12" w:name="_Toc226143709"/>
       <w:r>
         <w:lastRenderedPageBreak/>
         <w:t xml:space="preserve">Contribution </w:t>
@@ -3766,7 +4848,7 @@
       <w:r>
         <w:t xml:space="preserve"> team members</w:t>
       </w:r>
-      <w:bookmarkEnd w:id="8"/>
+      <w:bookmarkEnd w:id="12"/>
     </w:p>
     <w:p>
       <w:pPr>
@@ -4797,11 +5879,11 @@
         <w:pStyle w:val="Heading1"/>
         <w:spacing w:line="276" w:lineRule="auto"/>
       </w:pPr>
-      <w:bookmarkStart w:id="9" w:name="_Toc226086385"/>
+      <w:bookmarkStart w:id="13" w:name="_Toc226143710"/>
       <w:r>
         <w:t>Reference</w:t>
       </w:r>
-      <w:bookmarkEnd w:id="9"/>
+      <w:bookmarkEnd w:id="13"/>
       <w:r>
         <w:br/>
       </w:r>
@@ -4835,7 +5917,7 @@
           <w:lang w:val="en-SG" w:eastAsia="zh-SG"/>
         </w:rPr>
       </w:pPr>
-      <w:bookmarkStart w:id="10" w:name="_Ref117845988"/>
+      <w:bookmarkStart w:id="14" w:name="_Ref117845988"/>
       <w:r>
         <w:rPr>
           <w:rFonts w:ascii="Arial" w:eastAsia="Verdana" w:hAnsi="Arial" w:cs="Arial"/>
@@ -4848,7 +5930,7 @@
         </w:rPr>
         <w:t>G. Eason, B. Noble, and I. N. Sneddon, “On certain integrals of Lipschitz-Hankel type involving products of Bessel functions,” Phil. Trans. Roy. Soc. London, vol. A247, pp. 529–551, April 1955. (references)</w:t>
       </w:r>
-      <w:bookmarkEnd w:id="10"/>
+      <w:bookmarkEnd w:id="14"/>
     </w:p>
     <w:p>
       <w:pPr>
@@ -4905,14 +5987,14 @@
         <w:pStyle w:val="Heading1"/>
         <w:spacing w:line="276" w:lineRule="auto"/>
       </w:pPr>
-      <w:bookmarkStart w:id="11" w:name="_Toc226086386"/>
+      <w:bookmarkStart w:id="15" w:name="_Toc226143711"/>
       <w:r>
         <w:t>Appendix</w:t>
       </w:r>
       <w:r>
         <w:t xml:space="preserve"> I</w:t>
       </w:r>
-      <w:bookmarkEnd w:id="11"/>
+      <w:bookmarkEnd w:id="15"/>
     </w:p>
     <w:p>
       <w:pPr>
@@ -5238,7 +6320,7 @@
         <w:noProof/>
         <w:sz w:val="16"/>
       </w:rPr>
-      <w:t>11</w:t>
+      <w:t>13</w:t>
     </w:r>
     <w:r>
       <w:rPr>

--- a/[2026-GroupID 18] CSC3156 Project Report.docx
+++ b/[2026-GroupID 18] CSC3156 Project Report.docx
@@ -1907,83 +1907,62 @@
         <w:rPr>
           <w:lang w:val="en-GB"/>
         </w:rPr>
-        <w:t>Cloud computing has enabled the development of scalable and distributed systems that can efficiently handle large volumes of asynchronous workloads. In modern applications, tasks such as code execution, data processing, and background computations are often decoupled from user requests and executed in distributed environments to improve performance and responsiveness.</w:t>
-      </w:r>
-    </w:p>
-    <w:p>
-      <w:pPr>
-        <w:pStyle w:val="BodyText"/>
-        <w:spacing w:line="276" w:lineRule="auto"/>
-        <w:rPr>
-          <w:lang w:val="en-GB"/>
-        </w:rPr>
-      </w:pPr>
-    </w:p>
-    <w:p>
-      <w:pPr>
-        <w:pStyle w:val="BodyText"/>
-        <w:spacing w:line="276" w:lineRule="auto"/>
-        <w:rPr>
-          <w:lang w:val="en-GB"/>
-        </w:rPr>
-      </w:pPr>
-      <w:r>
-        <w:rPr>
-          <w:lang w:val="en-GB"/>
-        </w:rPr>
-        <w:t xml:space="preserve">This project presents the design and implementation of a </w:t>
+        <w:t>Cloud computing has enabled the development of scalable and distributed systems that can efficiently handle large volumes of asynchronous workloads.</w:t>
+      </w:r>
+      <w:r>
+        <w:rPr>
+          <w:lang w:val="en-GB"/>
+        </w:rPr>
+        <w:t xml:space="preserve"> </w:t>
+      </w:r>
+      <w:r>
+        <w:t>As defined by the National Institute of Standards and Technology (NIST), the essential characteristics of cloud computing</w:t>
+      </w:r>
+      <w:r>
+        <w:t xml:space="preserve"> </w:t>
+      </w:r>
+      <w:r>
+        <w:t xml:space="preserve">are foundational to this efficiency </w:t>
       </w:r>
       <w:r>
         <w:rPr>
           <w:b/>
           <w:bCs/>
-          <w:lang w:val="en-GB"/>
-        </w:rPr>
-        <w:t>Cloud-Based Distributed Job Processing Platform</w:t>
-      </w:r>
-      <w:r>
-        <w:rPr>
-          <w:lang w:val="en-GB"/>
-        </w:rPr>
-        <w:t xml:space="preserve"> using AWS cloud services. The system allows users to submit computational jobs through a web interface or API, which are then processed asynchronously in the cloud. Users </w:t>
-      </w:r>
-      <w:proofErr w:type="gramStart"/>
-      <w:r>
-        <w:rPr>
-          <w:lang w:val="en-GB"/>
-        </w:rPr>
-        <w:t>are able to</w:t>
-      </w:r>
-      <w:proofErr w:type="gramEnd"/>
-      <w:r>
-        <w:rPr>
-          <w:lang w:val="en-GB"/>
-        </w:rPr>
-        <w:t xml:space="preserve"> monitor job status and retrieve execution results in near real-time, providing a seamless and responsive experience.</w:t>
-      </w:r>
-    </w:p>
-    <w:p>
-      <w:pPr>
-        <w:pStyle w:val="BodyText"/>
-        <w:spacing w:line="276" w:lineRule="auto"/>
-        <w:rPr>
-          <w:lang w:val="en-GB"/>
-        </w:rPr>
-      </w:pPr>
-    </w:p>
-    <w:p>
-      <w:pPr>
-        <w:pStyle w:val="BodyText"/>
-        <w:spacing w:line="276" w:lineRule="auto"/>
-        <w:rPr>
-          <w:lang w:val="en-GB"/>
-        </w:rPr>
-      </w:pPr>
-      <w:r>
-        <w:rPr>
-          <w:lang w:val="en-GB"/>
-        </w:rPr>
-        <w:t xml:space="preserve">The system adopts a hybrid architecture combining both </w:t>
+        </w:rPr>
+        <w:t>[1]</w:t>
+      </w:r>
+      <w:r>
+        <w:t>.</w:t>
+      </w:r>
+      <w:r>
+        <w:rPr>
+          <w:lang w:val="en-GB"/>
+        </w:rPr>
+        <w:t xml:space="preserve"> In modern applications, tasks such as code execution, data processing, and background computations are often decoupled from user requests and executed in distributed environments to improve performance and responsiveness.</w:t>
+      </w:r>
+    </w:p>
+    <w:p>
+      <w:pPr>
+        <w:pStyle w:val="BodyText"/>
+        <w:spacing w:line="276" w:lineRule="auto"/>
+        <w:rPr>
+          <w:lang w:val="en-GB"/>
+        </w:rPr>
+      </w:pPr>
+    </w:p>
+    <w:p>
+      <w:pPr>
+        <w:pStyle w:val="BodyText"/>
+        <w:spacing w:line="276" w:lineRule="auto"/>
+        <w:rPr>
+          <w:lang w:val="en-GB"/>
+        </w:rPr>
+      </w:pPr>
+      <w:r>
+        <w:rPr>
+          <w:lang w:val="en-GB"/>
+        </w:rPr>
+        <w:t xml:space="preserve">This project presents the design and implementation of a </w:t>
       </w:r>
       <w:r>
         <w:rPr>
@@ -1991,13 +1970,49 @@
           <w:bCs/>
           <w:lang w:val="en-GB"/>
         </w:rPr>
-        <w:t>Infrastructure-as-a-Service (IaaS)</w:t>
-      </w:r>
-      <w:r>
-        <w:rPr>
-          <w:lang w:val="en-GB"/>
-        </w:rPr>
-        <w:t xml:space="preserve"> and </w:t>
+        <w:t>Cloud-Based Distributed Job Processing Platform</w:t>
+      </w:r>
+      <w:r>
+        <w:rPr>
+          <w:lang w:val="en-GB"/>
+        </w:rPr>
+        <w:t xml:space="preserve"> using AWS cloud services. The system allows users to submit computational jobs through a web interface or API, which are then processed asynchronously in the cloud. Users </w:t>
+      </w:r>
+      <w:r>
+        <w:rPr>
+          <w:lang w:val="en-GB"/>
+        </w:rPr>
+        <w:t>can</w:t>
+      </w:r>
+      <w:r>
+        <w:rPr>
+          <w:lang w:val="en-GB"/>
+        </w:rPr>
+        <w:t xml:space="preserve"> monitor job status and retrieve execution results in near real-time, providing a seamless and responsive experience.</w:t>
+      </w:r>
+    </w:p>
+    <w:p>
+      <w:pPr>
+        <w:pStyle w:val="BodyText"/>
+        <w:spacing w:line="276" w:lineRule="auto"/>
+        <w:rPr>
+          <w:lang w:val="en-GB"/>
+        </w:rPr>
+      </w:pPr>
+    </w:p>
+    <w:p>
+      <w:pPr>
+        <w:pStyle w:val="BodyText"/>
+        <w:spacing w:line="276" w:lineRule="auto"/>
+        <w:rPr>
+          <w:lang w:val="en-GB"/>
+        </w:rPr>
+      </w:pPr>
+      <w:r>
+        <w:rPr>
+          <w:lang w:val="en-GB"/>
+        </w:rPr>
+        <w:t xml:space="preserve">The system adopts a hybrid architecture combining both </w:t>
       </w:r>
       <w:r>
         <w:rPr>
@@ -2005,13 +2020,13 @@
           <w:bCs/>
           <w:lang w:val="en-GB"/>
         </w:rPr>
-        <w:t>serverless computing</w:t>
-      </w:r>
-      <w:r>
-        <w:rPr>
-          <w:lang w:val="en-GB"/>
-        </w:rPr>
-        <w:t xml:space="preserve">. The frontend application is hosted on </w:t>
+        <w:t>Infrastructure-as-a-Service (IaaS)</w:t>
+      </w:r>
+      <w:r>
+        <w:rPr>
+          <w:lang w:val="en-GB"/>
+        </w:rPr>
+        <w:t xml:space="preserve"> and </w:t>
       </w:r>
       <w:r>
         <w:rPr>
@@ -2019,13 +2034,13 @@
           <w:bCs/>
           <w:lang w:val="en-GB"/>
         </w:rPr>
-        <w:t>Amazon EC2 instances</w:t>
-      </w:r>
-      <w:r>
-        <w:rPr>
-          <w:lang w:val="en-GB"/>
-        </w:rPr>
-        <w:t xml:space="preserve">, which are placed behind an </w:t>
+        <w:t>serverless computing</w:t>
+      </w:r>
+      <w:r>
+        <w:rPr>
+          <w:lang w:val="en-GB"/>
+        </w:rPr>
+        <w:t xml:space="preserve">. The frontend application is hosted on </w:t>
       </w:r>
       <w:r>
         <w:rPr>
@@ -2033,37 +2048,13 @@
           <w:bCs/>
           <w:lang w:val="en-GB"/>
         </w:rPr>
-        <w:t>Application Load Balancer (ALB)</w:t>
-      </w:r>
-      <w:r>
-        <w:rPr>
-          <w:lang w:val="en-GB"/>
-        </w:rPr>
-        <w:t xml:space="preserve"> to distribute incoming traffic and ensure high availability. This enables the system to handle multiple users concurrently while maintaining reliable access to the application interface.</w:t>
-      </w:r>
-    </w:p>
-    <w:p>
-      <w:pPr>
-        <w:pStyle w:val="BodyText"/>
-        <w:spacing w:line="276" w:lineRule="auto"/>
-        <w:rPr>
-          <w:lang w:val="en-GB"/>
-        </w:rPr>
-      </w:pPr>
-    </w:p>
-    <w:p>
-      <w:pPr>
-        <w:pStyle w:val="BodyText"/>
-        <w:spacing w:line="276" w:lineRule="auto"/>
-        <w:rPr>
-          <w:lang w:val="en-GB"/>
-        </w:rPr>
-      </w:pPr>
-      <w:r>
-        <w:rPr>
-          <w:lang w:val="en-GB"/>
-        </w:rPr>
-        <w:t xml:space="preserve">The backend is implemented using serverless AWS services such as </w:t>
+        <w:t>Amazon EC2 instances</w:t>
+      </w:r>
+      <w:r>
+        <w:rPr>
+          <w:lang w:val="en-GB"/>
+        </w:rPr>
+        <w:t xml:space="preserve">, which are placed behind an </w:t>
       </w:r>
       <w:r>
         <w:rPr>
@@ -2071,37 +2062,37 @@
           <w:bCs/>
           <w:lang w:val="en-GB"/>
         </w:rPr>
-        <w:t>AWS Lambda, Amazon API Gateway, Amazon SQS, and DynamoDB</w:t>
-      </w:r>
-      <w:r>
-        <w:rPr>
-          <w:lang w:val="en-GB"/>
-        </w:rPr>
-        <w:t>, forming an event-driven architecture. This combination allows the system to scale dynamically based on workload while minimizing operational overhead.</w:t>
-      </w:r>
-    </w:p>
-    <w:p>
-      <w:pPr>
-        <w:pStyle w:val="BodyText"/>
-        <w:spacing w:line="276" w:lineRule="auto"/>
-        <w:rPr>
-          <w:lang w:val="en-GB"/>
-        </w:rPr>
-      </w:pPr>
-    </w:p>
-    <w:p>
-      <w:pPr>
-        <w:pStyle w:val="BodyText"/>
-        <w:spacing w:line="276" w:lineRule="auto"/>
-        <w:rPr>
-          <w:lang w:val="en-GB"/>
-        </w:rPr>
-      </w:pPr>
-      <w:r>
-        <w:rPr>
-          <w:lang w:val="en-GB"/>
-        </w:rPr>
-        <w:t xml:space="preserve">The primary objective of this project is to explore and demonstrate key cloud computing concepts, including </w:t>
+        <w:t>Application Load Balancer (ALB)</w:t>
+      </w:r>
+      <w:r>
+        <w:rPr>
+          <w:lang w:val="en-GB"/>
+        </w:rPr>
+        <w:t xml:space="preserve"> to distribute incoming traffic and ensure high availability. This enables the system to handle multiple users concurrently while maintaining reliable access to the application interface.</w:t>
+      </w:r>
+    </w:p>
+    <w:p>
+      <w:pPr>
+        <w:pStyle w:val="BodyText"/>
+        <w:spacing w:line="276" w:lineRule="auto"/>
+        <w:rPr>
+          <w:lang w:val="en-GB"/>
+        </w:rPr>
+      </w:pPr>
+    </w:p>
+    <w:p>
+      <w:pPr>
+        <w:pStyle w:val="BodyText"/>
+        <w:spacing w:line="276" w:lineRule="auto"/>
+        <w:rPr>
+          <w:lang w:val="en-GB"/>
+        </w:rPr>
+      </w:pPr>
+      <w:r>
+        <w:rPr>
+          <w:lang w:val="en-GB"/>
+        </w:rPr>
+        <w:t xml:space="preserve">The backend is implemented using serverless AWS services such as </w:t>
       </w:r>
       <w:r>
         <w:rPr>
@@ -2109,89 +2100,50 @@
           <w:bCs/>
           <w:lang w:val="en-GB"/>
         </w:rPr>
-        <w:t>event-driven architecture, serverless computing, and distributed system design</w:t>
-      </w:r>
-      <w:r>
-        <w:rPr>
-          <w:lang w:val="en-GB"/>
-        </w:rPr>
-        <w:t xml:space="preserve">. By leveraging managed cloud services, the system is designed to be scalable, fault-tolerant, and loosely coupled. This approach reflects real-world systems such as job schedulers and cloud-based execution platforms like Google </w:t>
-      </w:r>
-      <w:proofErr w:type="spellStart"/>
-      <w:r>
-        <w:rPr>
-          <w:lang w:val="en-GB"/>
-        </w:rPr>
-        <w:t>Colab</w:t>
-      </w:r>
-      <w:proofErr w:type="spellEnd"/>
-      <w:r>
-        <w:rPr>
-          <w:lang w:val="en-GB"/>
-        </w:rPr>
-        <w:t xml:space="preserve"> and AWS Batch, which rely on asynchronous processing to handle large workloads efficiently.</w:t>
-      </w:r>
-    </w:p>
-    <w:p>
-      <w:pPr>
-        <w:pStyle w:val="BodyText"/>
-        <w:spacing w:line="276" w:lineRule="auto"/>
-        <w:rPr>
-          <w:lang w:val="en-GB"/>
-        </w:rPr>
-      </w:pPr>
-    </w:p>
-    <w:p>
-      <w:pPr>
-        <w:pStyle w:val="BodyText"/>
-        <w:spacing w:line="276" w:lineRule="auto"/>
-        <w:rPr>
-          <w:lang w:val="en-GB"/>
-        </w:rPr>
-      </w:pPr>
-      <w:r>
-        <w:rPr>
-          <w:lang w:val="en-GB"/>
-        </w:rPr>
-        <w:t xml:space="preserve">One of the key challenges addressed in this project is the need to decouple job submission from job execution while maintaining system reliability and responsiveness. Traditional synchronous systems can suffer from delays and scalability limitations when handling compute-intensive tasks. To overcome this, the proposed system uses a message-driven architecture with </w:t>
+        <w:t>AWS Lambda, Amazon API Gateway, Amazon SQS, and DynamoDB</w:t>
+      </w:r>
+      <w:r>
+        <w:rPr>
+          <w:lang w:val="en-GB"/>
+        </w:rPr>
+        <w:t xml:space="preserve">, forming an event-driven architecture. </w:t>
+      </w:r>
+      <w:r>
+        <w:t xml:space="preserve">This transition toward serverless computing allows developers to focus on code rather than infrastructure management, significantly reducing operational complexity and "cold start" latency concerns in distributed environments </w:t>
       </w:r>
       <w:r>
         <w:rPr>
           <w:b/>
           <w:bCs/>
-          <w:lang w:val="en-GB"/>
-        </w:rPr>
-        <w:t>Amazon SQS</w:t>
-      </w:r>
-      <w:r>
-        <w:rPr>
-          <w:lang w:val="en-GB"/>
-        </w:rPr>
-        <w:t>, allowing jobs to be queued and processed independently by worker functions. This improves load handling, enhances fault tolerance, and ensures efficient resource utilization.</w:t>
-      </w:r>
-    </w:p>
-    <w:p>
-      <w:pPr>
-        <w:pStyle w:val="BodyText"/>
-        <w:spacing w:line="276" w:lineRule="auto"/>
-        <w:rPr>
-          <w:lang w:val="en-GB"/>
-        </w:rPr>
-      </w:pPr>
-    </w:p>
-    <w:p>
-      <w:pPr>
-        <w:pStyle w:val="BodyText"/>
-        <w:spacing w:line="276" w:lineRule="auto"/>
-        <w:rPr>
-          <w:lang w:val="en-GB"/>
-        </w:rPr>
-      </w:pPr>
-      <w:r>
-        <w:rPr>
-          <w:lang w:val="en-GB"/>
-        </w:rPr>
-        <w:t xml:space="preserve">In addition, the project considers practical aspects such as system monitoring, debugging, and observability using </w:t>
+        </w:rPr>
+        <w:t>[2]</w:t>
+      </w:r>
+      <w:r>
+        <w:t>.</w:t>
+      </w:r>
+    </w:p>
+    <w:p>
+      <w:pPr>
+        <w:pStyle w:val="BodyText"/>
+        <w:spacing w:line="276" w:lineRule="auto"/>
+        <w:rPr>
+          <w:lang w:val="en-GB"/>
+        </w:rPr>
+      </w:pPr>
+    </w:p>
+    <w:p>
+      <w:pPr>
+        <w:pStyle w:val="BodyText"/>
+        <w:spacing w:line="276" w:lineRule="auto"/>
+        <w:rPr>
+          <w:lang w:val="en-GB"/>
+        </w:rPr>
+      </w:pPr>
+      <w:r>
+        <w:rPr>
+          <w:lang w:val="en-GB"/>
+        </w:rPr>
+        <w:t xml:space="preserve">The primary objective of this project is to explore and demonstrate key cloud computing concepts, including </w:t>
       </w:r>
       <w:r>
         <w:rPr>
@@ -2199,44 +2151,147 @@
           <w:bCs/>
           <w:lang w:val="en-GB"/>
         </w:rPr>
+        <w:t>event-driven architecture, serverless computing, and distributed system design</w:t>
+      </w:r>
+      <w:r>
+        <w:rPr>
+          <w:lang w:val="en-GB"/>
+        </w:rPr>
+        <w:t xml:space="preserve">. By leveraging managed cloud services, the system is designed to be scalable, fault-tolerant, and loosely coupled. This approach reflects real-world systems such as job schedulers and cloud-based execution platforms like Google </w:t>
+      </w:r>
+      <w:proofErr w:type="spellStart"/>
+      <w:r>
+        <w:rPr>
+          <w:lang w:val="en-GB"/>
+        </w:rPr>
+        <w:t>Colab</w:t>
+      </w:r>
+      <w:proofErr w:type="spellEnd"/>
+      <w:r>
+        <w:rPr>
+          <w:lang w:val="en-GB"/>
+        </w:rPr>
+        <w:t xml:space="preserve"> and AWS Batch, which rely on asynchronous processing to handle large workloads efficiently.</w:t>
+      </w:r>
+    </w:p>
+    <w:p>
+      <w:pPr>
+        <w:pStyle w:val="BodyText"/>
+        <w:spacing w:line="276" w:lineRule="auto"/>
+        <w:rPr>
+          <w:lang w:val="en-GB"/>
+        </w:rPr>
+      </w:pPr>
+    </w:p>
+    <w:p>
+      <w:pPr>
+        <w:pStyle w:val="BodyText"/>
+        <w:spacing w:line="276" w:lineRule="auto"/>
+        <w:rPr>
+          <w:lang w:val="en-GB"/>
+        </w:rPr>
+      </w:pPr>
+      <w:r>
+        <w:rPr>
+          <w:lang w:val="en-GB"/>
+        </w:rPr>
+        <w:t xml:space="preserve">One of the key challenges addressed in this project is the need to decouple job submission from job execution while maintaining system reliability and responsiveness. Traditional synchronous systems can suffer from delays and scalability limitations when handling compute-intensive tasks. To overcome this, the proposed system uses a message-driven architecture with </w:t>
+      </w:r>
+      <w:r>
+        <w:rPr>
+          <w:b/>
+          <w:bCs/>
+          <w:lang w:val="en-GB"/>
+        </w:rPr>
+        <w:t>Amazon SQS</w:t>
+      </w:r>
+      <w:r>
+        <w:rPr>
+          <w:lang w:val="en-GB"/>
+        </w:rPr>
+        <w:t xml:space="preserve">, allowing jobs to be queued and processed independently by worker functions. </w:t>
+      </w:r>
+      <w:r>
+        <w:t xml:space="preserve">This follows the distributed systems principle that components should be loosely coupled to ensure that a failure in one service does not trigger a cascading failure across the platform </w:t>
+      </w:r>
+      <w:r>
+        <w:rPr>
+          <w:b/>
+          <w:bCs/>
+        </w:rPr>
+        <w:t>[3]</w:t>
+      </w:r>
+      <w:r>
+        <w:t>.</w:t>
+      </w:r>
+    </w:p>
+    <w:p>
+      <w:pPr>
+        <w:pStyle w:val="BodyText"/>
+        <w:spacing w:line="276" w:lineRule="auto"/>
+        <w:rPr>
+          <w:lang w:val="en-GB"/>
+        </w:rPr>
+      </w:pPr>
+    </w:p>
+    <w:p>
+      <w:pPr>
+        <w:pStyle w:val="BodyText"/>
+        <w:spacing w:line="276" w:lineRule="auto"/>
+        <w:rPr>
+          <w:lang w:val="en-GB"/>
+        </w:rPr>
+      </w:pPr>
+      <w:r>
+        <w:rPr>
+          <w:lang w:val="en-GB"/>
+        </w:rPr>
+        <w:t xml:space="preserve">In addition, the project considers practical aspects such as system monitoring, debugging, and observability using </w:t>
+      </w:r>
+      <w:r>
+        <w:rPr>
+          <w:b/>
+          <w:bCs/>
+          <w:lang w:val="en-GB"/>
+        </w:rPr>
         <w:t>Amazon CloudWatch</w:t>
       </w:r>
       <w:r>
         <w:rPr>
           <w:lang w:val="en-GB"/>
         </w:rPr>
-        <w:t>, as well as frontend-backend integration through a web-based dashboard. These components are essential in real-world cloud systems, where visibility and reliability are critical.</w:t>
-      </w:r>
-    </w:p>
-    <w:p>
-      <w:pPr>
-        <w:pStyle w:val="BodyText"/>
-        <w:spacing w:line="276" w:lineRule="auto"/>
-        <w:rPr>
-          <w:lang w:val="en-GB"/>
-        </w:rPr>
-      </w:pPr>
-    </w:p>
-    <w:p>
-      <w:pPr>
-        <w:pStyle w:val="BodyText"/>
-        <w:spacing w:line="276" w:lineRule="auto"/>
-        <w:rPr>
-          <w:lang w:val="en-GB"/>
-        </w:rPr>
-      </w:pPr>
-      <w:r>
-        <w:rPr>
-          <w:lang w:val="en-GB"/>
-        </w:rPr>
-        <w:t xml:space="preserve">The project is developed collaboratively by a team of four members, each responsible for a specific subsystem. Yap Zi Yang Irwen is responsible for backend and cloud architecture, </w:t>
+        <w:t xml:space="preserve">, as well as frontend-backend integration through a web-based dashboard. These components are essential in real-world cloud </w:t>
       </w:r>
       <w:r>
         <w:rPr>
           <w:lang w:val="en-GB"/>
         </w:rPr>
         <w:lastRenderedPageBreak/>
-        <w:t xml:space="preserve">including Lambda functions and API Gateway integration. Thang Weng Khong focuses on the queue and database layer, managing Amazon SQS and DynamoDB. Muhammad </w:t>
+        <w:t>systems, where visibility and reliability are critical.</w:t>
+      </w:r>
+    </w:p>
+    <w:p>
+      <w:pPr>
+        <w:pStyle w:val="BodyText"/>
+        <w:spacing w:line="276" w:lineRule="auto"/>
+        <w:rPr>
+          <w:lang w:val="en-GB"/>
+        </w:rPr>
+      </w:pPr>
+    </w:p>
+    <w:p>
+      <w:pPr>
+        <w:pStyle w:val="BodyText"/>
+        <w:spacing w:line="276" w:lineRule="auto"/>
+        <w:rPr>
+          <w:lang w:val="en-GB"/>
+        </w:rPr>
+      </w:pPr>
+      <w:r>
+        <w:rPr>
+          <w:lang w:val="en-GB"/>
+        </w:rPr>
+        <w:t xml:space="preserve">The project is developed collaboratively by a team of four members, each responsible for a specific subsystem. Yap Zi Yang Irwen is responsible for backend and cloud architecture, including Lambda functions and API Gateway integration. Thang Weng Khong focuses on the queue and database layer, managing Amazon SQS and DynamoDB. Muhammad </w:t>
       </w:r>
       <w:proofErr w:type="spellStart"/>
       <w:r>
@@ -3991,187 +4046,79 @@
         <w:rPr>
           <w:lang w:val="en-GB"/>
         </w:rPr>
-        <w:t xml:space="preserve">The system is designed to be highly scalable by leveraging both </w:t>
-      </w:r>
-      <w:r>
-        <w:rPr>
-          <w:b/>
-          <w:bCs/>
-          <w:lang w:val="en-GB"/>
-        </w:rPr>
-        <w:t>serverless services</w:t>
-      </w:r>
-      <w:r>
-        <w:rPr>
-          <w:lang w:val="en-GB"/>
-        </w:rPr>
-        <w:t xml:space="preserve"> and </w:t>
-      </w:r>
-      <w:r>
-        <w:rPr>
-          <w:b/>
-          <w:bCs/>
-          <w:lang w:val="en-GB"/>
-        </w:rPr>
-        <w:t>cloud-based infrastructure</w:t>
-      </w:r>
-      <w:r>
-        <w:rPr>
-          <w:lang w:val="en-GB"/>
-        </w:rPr>
-        <w:t>.</w:t>
-      </w:r>
-    </w:p>
-    <w:p>
-      <w:pPr>
-        <w:pStyle w:val="BodyText"/>
-        <w:spacing w:line="276" w:lineRule="auto"/>
-        <w:rPr>
-          <w:lang w:val="en-GB"/>
-        </w:rPr>
-      </w:pPr>
-    </w:p>
-    <w:p>
-      <w:pPr>
-        <w:pStyle w:val="BodyText"/>
-        <w:spacing w:line="276" w:lineRule="auto"/>
-        <w:rPr>
-          <w:lang w:val="en-GB"/>
-        </w:rPr>
-      </w:pPr>
-      <w:r>
-        <w:rPr>
-          <w:lang w:val="en-GB"/>
-        </w:rPr>
-        <w:t xml:space="preserve">On the frontend, the application is hosted on </w:t>
-      </w:r>
-      <w:r>
-        <w:rPr>
-          <w:b/>
-          <w:bCs/>
-          <w:lang w:val="en-GB"/>
-        </w:rPr>
-        <w:t>EC2 instances behind an Application Load Balancer (ALB)</w:t>
-      </w:r>
-      <w:r>
-        <w:rPr>
-          <w:lang w:val="en-GB"/>
-        </w:rPr>
-        <w:t>. This allows incoming traffic to be distributed across multiple instances, enabling the system to handle concurrent users efficiently. The architecture can be extended with auto-scaling groups to dynamically adjust the number of instances based on demand.</w:t>
-      </w:r>
-    </w:p>
-    <w:p>
-      <w:pPr>
-        <w:pStyle w:val="BodyText"/>
-        <w:spacing w:line="276" w:lineRule="auto"/>
-        <w:rPr>
-          <w:lang w:val="en-GB"/>
-        </w:rPr>
-      </w:pPr>
-    </w:p>
-    <w:p>
-      <w:pPr>
-        <w:pStyle w:val="BodyText"/>
-        <w:spacing w:line="276" w:lineRule="auto"/>
-        <w:rPr>
-          <w:lang w:val="en-GB"/>
-        </w:rPr>
-      </w:pPr>
-      <w:r>
-        <w:rPr>
-          <w:lang w:val="en-GB"/>
-        </w:rPr>
-        <w:t xml:space="preserve">On the backend, scalability is achieved through </w:t>
-      </w:r>
-      <w:r>
-        <w:rPr>
-          <w:b/>
-          <w:bCs/>
-          <w:lang w:val="en-GB"/>
-        </w:rPr>
-        <w:t>AWS Lambda and Amazon SQS</w:t>
-      </w:r>
-      <w:r>
-        <w:rPr>
-          <w:lang w:val="en-GB"/>
-        </w:rPr>
-        <w:t>. When jobs are submitted, they are placed into the SQS queue, which acts as a buffer that decouples job submission from processing. As the number of queued jobs increases, AWS automatically scales the number of Lambda executions to process them in parallel.</w:t>
-      </w:r>
-    </w:p>
-    <w:p>
-      <w:pPr>
-        <w:pStyle w:val="BodyText"/>
-        <w:spacing w:line="276" w:lineRule="auto"/>
-        <w:rPr>
-          <w:lang w:val="en-GB"/>
-        </w:rPr>
-      </w:pPr>
-    </w:p>
-    <w:p>
-      <w:pPr>
-        <w:pStyle w:val="BodyText"/>
-        <w:spacing w:line="276" w:lineRule="auto"/>
-        <w:rPr>
-          <w:lang w:val="en-GB"/>
-        </w:rPr>
-      </w:pPr>
-      <w:r>
-        <w:rPr>
-          <w:lang w:val="en-GB"/>
-        </w:rPr>
-        <w:t xml:space="preserve">It is important to note that Lambda functions are </w:t>
-      </w:r>
-      <w:r>
-        <w:rPr>
-          <w:b/>
-          <w:bCs/>
-          <w:lang w:val="en-GB"/>
-        </w:rPr>
-        <w:t>isolated execution environments rather than threads</w:t>
-      </w:r>
-      <w:r>
-        <w:rPr>
-          <w:lang w:val="en-GB"/>
-        </w:rPr>
-        <w:t xml:space="preserve">, meaning multiple executions can run independently and concurrently. Even a single job submission may result in multiple Lambda invocations due to SQS-triggered scaling </w:t>
-      </w:r>
-      <w:proofErr w:type="spellStart"/>
-      <w:r>
-        <w:rPr>
-          <w:lang w:val="en-GB"/>
-        </w:rPr>
-        <w:t>behavior</w:t>
-      </w:r>
-      <w:proofErr w:type="spellEnd"/>
-      <w:r>
-        <w:rPr>
-          <w:lang w:val="en-GB"/>
-        </w:rPr>
-        <w:t>. This design ensures that the system can handle varying workloads efficiently without manual resource management.</w:t>
-      </w:r>
-    </w:p>
-    <w:p>
-      <w:pPr>
-        <w:pStyle w:val="BodyText"/>
-        <w:spacing w:line="276" w:lineRule="auto"/>
-        <w:rPr>
-          <w:lang w:val="en-GB"/>
-        </w:rPr>
-      </w:pPr>
-    </w:p>
-    <w:p>
-      <w:pPr>
-        <w:pStyle w:val="BodyText"/>
-        <w:spacing w:line="276" w:lineRule="auto"/>
-        <w:rPr>
-          <w:lang w:val="en-GB"/>
-        </w:rPr>
-      </w:pPr>
-      <w:r>
-        <w:rPr>
-          <w:lang w:val="en-GB"/>
-        </w:rPr>
-        <w:t>Overall, the system demonstrates horizontal scalability at both the application and processing layers, making it suitable for handling bursty and unpredictable workloads.</w:t>
+        <w:t>The system is designed to be scalable by leveraging serverless and managed cloud services. On the backend, scalability is primarily achieved through the combination of AWS Lambda and Amazon SQS.</w:t>
+      </w:r>
+    </w:p>
+    <w:p>
+      <w:pPr>
+        <w:pStyle w:val="BodyText"/>
+        <w:spacing w:line="276" w:lineRule="auto"/>
+        <w:rPr>
+          <w:lang w:val="en-GB"/>
+        </w:rPr>
+      </w:pPr>
+    </w:p>
+    <w:p>
+      <w:pPr>
+        <w:pStyle w:val="BodyText"/>
+        <w:spacing w:line="276" w:lineRule="auto"/>
+        <w:rPr>
+          <w:lang w:val="en-GB"/>
+        </w:rPr>
+      </w:pPr>
+      <w:r>
+        <w:rPr>
+          <w:lang w:val="en-GB"/>
+        </w:rPr>
+        <w:t>When a job is submitted, it is placed into an SQS queue, which acts as a buffer between the submission layer and the processing layer. This decouples user requests from backend execution, allowing the system to continue accepting jobs even when processing demand increases. As the number of queued jobs grows, AWS can scale Lambda executions to process multiple jobs in parallel without requiring manual provisioning of servers.</w:t>
+      </w:r>
+    </w:p>
+    <w:p>
+      <w:pPr>
+        <w:pStyle w:val="BodyText"/>
+        <w:spacing w:line="276" w:lineRule="auto"/>
+        <w:rPr>
+          <w:lang w:val="en-GB"/>
+        </w:rPr>
+      </w:pPr>
+    </w:p>
+    <w:p>
+      <w:pPr>
+        <w:pStyle w:val="BodyText"/>
+        <w:spacing w:line="276" w:lineRule="auto"/>
+        <w:rPr>
+          <w:lang w:val="en-GB"/>
+        </w:rPr>
+      </w:pPr>
+      <w:r>
+        <w:rPr>
+          <w:lang w:val="en-GB"/>
+        </w:rPr>
+        <w:t>An important characteristic of this design is that Lambda functions operate as isolated execution environments rather than traditional threads. Multiple worker instances can therefore run concurrently and independently, which supports horizontal scaling during bursts of workload. This makes the system suitable for handling variable and unpredictable demand patterns.</w:t>
+      </w:r>
+    </w:p>
+    <w:p>
+      <w:pPr>
+        <w:pStyle w:val="BodyText"/>
+        <w:spacing w:line="276" w:lineRule="auto"/>
+        <w:rPr>
+          <w:lang w:val="en-GB"/>
+        </w:rPr>
+      </w:pPr>
+    </w:p>
+    <w:p>
+      <w:pPr>
+        <w:pStyle w:val="BodyText"/>
+        <w:spacing w:line="276" w:lineRule="auto"/>
+        <w:rPr>
+          <w:lang w:val="en-GB"/>
+        </w:rPr>
+      </w:pPr>
+      <w:r>
+        <w:rPr>
+          <w:lang w:val="en-GB"/>
+        </w:rPr>
+        <w:t>In addition, DynamoDB supports the scalable storage of job records, statuses, and results, enabling the system to track a growing number of submitted jobs without relying on a traditional relational database server. Overall, the architecture demonstrates how cloud-native services can be combined to support scalable asynchronous processing with minimal infrastructure management.</w:t>
       </w:r>
     </w:p>
     <w:p>
@@ -4212,117 +4159,128 @@
         <w:rPr>
           <w:lang w:val="en-GB"/>
         </w:rPr>
-        <w:t xml:space="preserve">Reliability is achieved </w:t>
-      </w:r>
-      <w:r>
-        <w:rPr>
-          <w:lang w:val="en-GB"/>
-        </w:rPr>
-        <w:t>with</w:t>
-      </w:r>
-      <w:r>
-        <w:rPr>
-          <w:lang w:val="en-GB"/>
-        </w:rPr>
-        <w:t xml:space="preserve"> managed AWS services and asynchronous processing patterns.</w:t>
-      </w:r>
-    </w:p>
-    <w:p>
-      <w:pPr>
-        <w:pStyle w:val="BodyText"/>
-        <w:spacing w:line="276" w:lineRule="auto"/>
-        <w:rPr>
-          <w:lang w:val="en-GB"/>
-        </w:rPr>
-      </w:pPr>
-      <w:r>
-        <w:rPr>
-          <w:lang w:val="en-GB"/>
-        </w:rPr>
-        <w:t xml:space="preserve">The use of </w:t>
-      </w:r>
-      <w:r>
-        <w:rPr>
-          <w:b/>
-          <w:bCs/>
-          <w:lang w:val="en-GB"/>
-        </w:rPr>
-        <w:t>Amazon SQS</w:t>
-      </w:r>
-      <w:r>
-        <w:rPr>
-          <w:lang w:val="en-GB"/>
-        </w:rPr>
-        <w:t xml:space="preserve"> ensures that job messages are durably stored and processed independently of user requests. SQS provides </w:t>
-      </w:r>
-      <w:r>
-        <w:rPr>
-          <w:b/>
-          <w:bCs/>
-          <w:lang w:val="en-GB"/>
-        </w:rPr>
-        <w:t>at-least-once delivery semantics</w:t>
-      </w:r>
-      <w:r>
-        <w:rPr>
-          <w:lang w:val="en-GB"/>
-        </w:rPr>
-        <w:t>, meaning that messages may occasionally be delivered more than once. As a result, the system is designed to tolerate duplicate processing, reflecting real-world distributed system reliability practices.</w:t>
-      </w:r>
-    </w:p>
-    <w:p>
-      <w:pPr>
-        <w:pStyle w:val="BodyText"/>
-        <w:spacing w:line="276" w:lineRule="auto"/>
-        <w:rPr>
-          <w:lang w:val="en-GB"/>
-        </w:rPr>
-      </w:pPr>
-    </w:p>
-    <w:p>
-      <w:pPr>
-        <w:pStyle w:val="BodyText"/>
-        <w:spacing w:line="276" w:lineRule="auto"/>
-        <w:rPr>
-          <w:lang w:val="en-GB"/>
-        </w:rPr>
-      </w:pPr>
-      <w:r>
-        <w:rPr>
-          <w:lang w:val="en-GB"/>
-        </w:rPr>
-        <w:t>The backend processing is handled by Lambda functions, which automatically retry failed executions. This improves fault tolerance by ensuring that transient failures do not result in permanent job loss. Additionally, DynamoDB serves as a persistent storage layer for job status and results, ensuring that system state is preserved even if individual components fail.</w:t>
-      </w:r>
-    </w:p>
-    <w:p>
-      <w:pPr>
-        <w:pStyle w:val="BodyText"/>
-        <w:spacing w:line="276" w:lineRule="auto"/>
-        <w:rPr>
-          <w:lang w:val="en-GB"/>
-        </w:rPr>
-      </w:pPr>
-    </w:p>
-    <w:p>
-      <w:pPr>
-        <w:pStyle w:val="BodyText"/>
-        <w:spacing w:line="276" w:lineRule="auto"/>
-        <w:rPr>
-          <w:lang w:val="en-GB"/>
-        </w:rPr>
-      </w:pPr>
-      <w:r>
-        <w:rPr>
-          <w:lang w:val="en-GB"/>
-        </w:rPr>
-        <w:t xml:space="preserve">The decoupled architecture also enhances reliability. Since job submission, processing, </w:t>
-      </w:r>
+        <w:t xml:space="preserve">Reliability in the system is achieved </w:t>
+      </w:r>
+      <w:r>
+        <w:rPr>
+          <w:lang w:val="en-GB"/>
+        </w:rPr>
+        <w:t>using</w:t>
+      </w:r>
+      <w:r>
+        <w:rPr>
+          <w:lang w:val="en-GB"/>
+        </w:rPr>
+        <w:t xml:space="preserve"> managed AWS services and a decoupled, event-driven architecture.</w:t>
+      </w:r>
+    </w:p>
+    <w:p>
+      <w:pPr>
+        <w:pStyle w:val="BodyText"/>
+        <w:spacing w:line="276" w:lineRule="auto"/>
+        <w:rPr>
+          <w:lang w:val="en-GB"/>
+        </w:rPr>
+      </w:pPr>
+    </w:p>
+    <w:p>
+      <w:pPr>
+        <w:pStyle w:val="BodyText"/>
+        <w:spacing w:line="276" w:lineRule="auto"/>
+        <w:rPr>
+          <w:lang w:val="en-GB"/>
+        </w:rPr>
+      </w:pPr>
+      <w:r>
+        <w:rPr>
+          <w:lang w:val="en-GB"/>
+        </w:rPr>
+        <w:t>Amazon SQS plays a central role in reliability by ensuring that submitted jobs are durably stored in the queue before processing. Because job submission and job execution are separated, a temporary delay or failure in the worker component does not immediately affect the user-facing submission flow. Jobs remain in the queue until they are successfully consumed and processed.</w:t>
+      </w:r>
+    </w:p>
+    <w:p>
+      <w:pPr>
+        <w:pStyle w:val="BodyText"/>
+        <w:spacing w:line="276" w:lineRule="auto"/>
+        <w:rPr>
+          <w:lang w:val="en-GB"/>
+        </w:rPr>
+      </w:pPr>
+    </w:p>
+    <w:p>
+      <w:pPr>
+        <w:pStyle w:val="BodyText"/>
+        <w:spacing w:line="276" w:lineRule="auto"/>
+        <w:rPr>
+          <w:lang w:val="en-GB"/>
+        </w:rPr>
+      </w:pPr>
+      <w:r>
+        <w:rPr>
+          <w:lang w:val="en-GB"/>
+        </w:rPr>
+        <w:t xml:space="preserve">The system also benefits from the retry and redelivery </w:t>
+      </w:r>
+      <w:r>
+        <w:rPr>
+          <w:lang w:val="en-GB"/>
+        </w:rPr>
+        <w:t>behaviour</w:t>
+      </w:r>
+      <w:r>
+        <w:rPr>
+          <w:lang w:val="en-GB"/>
+        </w:rPr>
+        <w:t xml:space="preserve"> associated with SQS-triggered Lambda processing. Since Amazon SQS follows an at-least-once delivery model, messages may be delivered more than once in certain situations. While this introduces the possibility of duplicate processing, it also improves fault tolerance by reducing the risk of job loss due to transient failures.</w:t>
+      </w:r>
+    </w:p>
+    <w:p>
+      <w:pPr>
+        <w:pStyle w:val="BodyText"/>
+        <w:spacing w:line="276" w:lineRule="auto"/>
+        <w:rPr>
+          <w:lang w:val="en-GB"/>
+        </w:rPr>
+      </w:pPr>
+    </w:p>
+    <w:p>
+      <w:pPr>
+        <w:pStyle w:val="BodyText"/>
+        <w:spacing w:line="276" w:lineRule="auto"/>
+        <w:rPr>
+          <w:lang w:val="en-GB"/>
+        </w:rPr>
+      </w:pPr>
       <w:r>
         <w:rPr>
           <w:lang w:val="en-GB"/>
         </w:rPr>
         <w:lastRenderedPageBreak/>
-        <w:t>and retrieval are handled by separate components, a failure in one part of the system does not necessarily impact the others. For example, even if a worker fails temporarily, jobs remain safely stored in the queue until they are successfully processed.</w:t>
+        <w:t>DynamoDB further improves reliability by acting as a persistent storage layer for job metadata, processing state, and output results. This ensures that job information is retained independently of individual Lambda executions. Even if one execution fails, the overall system state remains available for recovery, status checks, and client retrieval.</w:t>
+      </w:r>
+    </w:p>
+    <w:p>
+      <w:pPr>
+        <w:pStyle w:val="BodyText"/>
+        <w:spacing w:line="276" w:lineRule="auto"/>
+        <w:rPr>
+          <w:lang w:val="en-GB"/>
+        </w:rPr>
+      </w:pPr>
+    </w:p>
+    <w:p>
+      <w:pPr>
+        <w:pStyle w:val="BodyText"/>
+        <w:spacing w:line="276" w:lineRule="auto"/>
+        <w:rPr>
+          <w:lang w:val="en-GB"/>
+        </w:rPr>
+      </w:pPr>
+      <w:r>
+        <w:rPr>
+          <w:lang w:val="en-GB"/>
+        </w:rPr>
+        <w:t>Finally, the overall architecture is reliable because its major responsibilities are separated across distinct components: job submission, queueing, processing, and retrieval. This loose coupling limits the impact of individual component failures and reflects established distributed system design principles.</w:t>
       </w:r>
     </w:p>
     <w:p>
@@ -4387,19 +4345,7 @@
         <w:rPr>
           <w:lang w:val="en-GB"/>
         </w:rPr>
-        <w:t xml:space="preserve">API access is centralized through Amazon API Gateway, which serves as the </w:t>
-      </w:r>
-      <w:r>
-        <w:rPr>
-          <w:lang w:val="en-GB"/>
-        </w:rPr>
-        <w:t>single-entry</w:t>
-      </w:r>
-      <w:r>
-        <w:rPr>
-          <w:lang w:val="en-GB"/>
-        </w:rPr>
-        <w:t xml:space="preserve"> point for client requests. This helps reduce direct exposure of backend services and provides a structured interface for submitting jobs and retrieving results. In future iterations, API Gateway can be further enhanced with request validation, authentication, authorization, and rate limiting to improve protection against misuse and excessive traffic.</w:t>
+        <w:t>API access is centralized through Amazon API Gateway, which serves as the single-entry point for client requests. This helps reduce direct exposure of backend services and provides a structured interface for submitting jobs and retrieving results. In future iterations, API Gateway can be further enhanced with request validation, authentication, authorization, and rate limiting to improve protection against misuse and excessive traffic.</w:t>
       </w:r>
     </w:p>
     <w:p>
@@ -4516,244 +4462,181 @@
     </w:p>
     <w:p>
       <w:pPr>
-        <w:pStyle w:val="BodyText"/>
-        <w:spacing w:line="276" w:lineRule="auto"/>
-        <w:rPr>
-          <w:lang w:val="en-GB"/>
-        </w:rPr>
-      </w:pPr>
-      <w:r>
-        <w:rPr>
-          <w:lang w:val="en-GB"/>
-        </w:rPr>
-        <w:t>Despite its strengths, the current system has several limitations.</w:t>
-      </w:r>
-    </w:p>
-    <w:p>
-      <w:pPr>
-        <w:pStyle w:val="BodyText"/>
-        <w:spacing w:line="276" w:lineRule="auto"/>
-        <w:rPr>
-          <w:lang w:val="en-GB"/>
-        </w:rPr>
-      </w:pPr>
-    </w:p>
-    <w:p>
-      <w:pPr>
-        <w:pStyle w:val="BodyText"/>
-        <w:spacing w:line="276" w:lineRule="auto"/>
-        <w:rPr>
-          <w:lang w:val="en-GB"/>
-        </w:rPr>
-      </w:pPr>
-      <w:r>
-        <w:rPr>
-          <w:lang w:val="en-GB"/>
-        </w:rPr>
-        <w:t xml:space="preserve">First, due to the </w:t>
-      </w:r>
-      <w:r>
-        <w:rPr>
-          <w:b/>
-          <w:bCs/>
-          <w:lang w:val="en-GB"/>
-        </w:rPr>
-        <w:t>at-least-once delivery model of SQS</w:t>
-      </w:r>
-      <w:r>
-        <w:rPr>
-          <w:lang w:val="en-GB"/>
-        </w:rPr>
-        <w:t xml:space="preserve">, jobs may be processed multiple times. While the system tolerates this </w:t>
-      </w:r>
-      <w:proofErr w:type="spellStart"/>
-      <w:r>
-        <w:rPr>
-          <w:lang w:val="en-GB"/>
-        </w:rPr>
-        <w:t>behavior</w:t>
-      </w:r>
-      <w:proofErr w:type="spellEnd"/>
-      <w:r>
-        <w:rPr>
-          <w:lang w:val="en-GB"/>
-        </w:rPr>
-        <w:t>, it does not currently implement full idempotency mechanisms to prevent duplicate execution effects. Future improvements could include job deduplication or idempotent processing logic.</w:t>
-      </w:r>
-    </w:p>
-    <w:p>
-      <w:pPr>
-        <w:pStyle w:val="BodyText"/>
-        <w:spacing w:line="276" w:lineRule="auto"/>
-        <w:rPr>
-          <w:lang w:val="en-GB"/>
-        </w:rPr>
-      </w:pPr>
-    </w:p>
-    <w:p>
-      <w:pPr>
-        <w:pStyle w:val="BodyText"/>
-        <w:spacing w:line="276" w:lineRule="auto"/>
-        <w:rPr>
-          <w:lang w:val="en-GB"/>
-        </w:rPr>
-      </w:pPr>
-      <w:r>
-        <w:rPr>
-          <w:lang w:val="en-GB"/>
-        </w:rPr>
-        <w:t xml:space="preserve">Second, the job execution environment is limited in functionality and security. While basic Python execution is supported, it is restricted for safety reasons and does not provide full sandboxing. A more robust solution would involve running jobs in </w:t>
-      </w:r>
-      <w:r>
-        <w:rPr>
-          <w:b/>
-          <w:bCs/>
-          <w:lang w:val="en-GB"/>
-        </w:rPr>
-        <w:t>containerized environments (e.g., ECS or Fargate)</w:t>
-      </w:r>
-      <w:r>
-        <w:rPr>
-          <w:lang w:val="en-GB"/>
-        </w:rPr>
-        <w:t xml:space="preserve"> to safely support multiple programming languages and more complex workloads.</w:t>
-      </w:r>
-    </w:p>
-    <w:p>
-      <w:pPr>
-        <w:pStyle w:val="BodyText"/>
-        <w:spacing w:line="276" w:lineRule="auto"/>
-        <w:rPr>
-          <w:lang w:val="en-GB"/>
-        </w:rPr>
-      </w:pPr>
-    </w:p>
-    <w:p>
-      <w:pPr>
-        <w:pStyle w:val="BodyText"/>
-        <w:spacing w:line="276" w:lineRule="auto"/>
-        <w:rPr>
-          <w:lang w:val="en-GB"/>
-        </w:rPr>
-      </w:pPr>
-      <w:r>
-        <w:rPr>
-          <w:lang w:val="en-GB"/>
-        </w:rPr>
-        <w:t xml:space="preserve">Third, the system currently relies on </w:t>
-      </w:r>
-      <w:r>
-        <w:rPr>
-          <w:b/>
-          <w:bCs/>
-          <w:lang w:val="en-GB"/>
-        </w:rPr>
-        <w:t>polling</w:t>
-      </w:r>
-      <w:r>
-        <w:rPr>
-          <w:lang w:val="en-GB"/>
-        </w:rPr>
-        <w:t xml:space="preserve"> for job status updates. This can lead to unnecessary API calls and increased latency in reflecting real-time changes. Future enhancements could include WebSocket-based communication for real-time updates.</w:t>
-      </w:r>
-    </w:p>
-    <w:p>
-      <w:pPr>
-        <w:pStyle w:val="BodyText"/>
-        <w:spacing w:line="276" w:lineRule="auto"/>
-        <w:rPr>
-          <w:lang w:val="en-GB"/>
-        </w:rPr>
-      </w:pPr>
-      <w:r>
-        <w:rPr>
-          <w:lang w:val="en-GB"/>
-        </w:rPr>
-        <w:t xml:space="preserve">Additionally, the system does not yet include user authentication or authorization mechanisms. Integrating services such as </w:t>
-      </w:r>
-      <w:r>
-        <w:rPr>
-          <w:b/>
-          <w:bCs/>
-          <w:lang w:val="en-GB"/>
-        </w:rPr>
-        <w:t>AWS Cognito</w:t>
-      </w:r>
-      <w:r>
-        <w:rPr>
-          <w:lang w:val="en-GB"/>
-        </w:rPr>
-        <w:t xml:space="preserve"> would enable user-specific job management and improve overall system security.</w:t>
-      </w:r>
-    </w:p>
-    <w:p>
-      <w:pPr>
-        <w:pStyle w:val="BodyText"/>
-        <w:spacing w:line="276" w:lineRule="auto"/>
-        <w:rPr>
-          <w:lang w:val="en-GB"/>
-        </w:rPr>
-      </w:pPr>
-    </w:p>
-    <w:p>
-      <w:pPr>
-        <w:pStyle w:val="BodyText"/>
-        <w:spacing w:line="276" w:lineRule="auto"/>
-        <w:rPr>
-          <w:lang w:val="en-GB"/>
-        </w:rPr>
-      </w:pPr>
-      <w:r>
-        <w:rPr>
-          <w:lang w:val="en-GB"/>
-        </w:rPr>
-        <w:t xml:space="preserve">Finally, while the frontend is deployed on EC2 with load balancing, further improvements such as </w:t>
-      </w:r>
-      <w:r>
-        <w:rPr>
-          <w:b/>
-          <w:bCs/>
-          <w:lang w:val="en-GB"/>
-        </w:rPr>
-        <w:t>auto-scaling groups</w:t>
-      </w:r>
-      <w:r>
-        <w:rPr>
-          <w:lang w:val="en-GB"/>
-        </w:rPr>
-        <w:t xml:space="preserve"> and </w:t>
-      </w:r>
-      <w:r>
-        <w:rPr>
-          <w:b/>
-          <w:bCs/>
-          <w:lang w:val="en-GB"/>
-        </w:rPr>
-        <w:t>content delivery networks (CDN)</w:t>
-      </w:r>
-      <w:r>
-        <w:rPr>
-          <w:lang w:val="en-GB"/>
-        </w:rPr>
-        <w:t xml:space="preserve"> could enhance performance and scalability under high traffic conditions</w:t>
-      </w:r>
-      <w:r>
-        <w:rPr>
-          <w:lang w:val="en-GB"/>
-        </w:rPr>
-        <w:t>.</w:t>
-      </w:r>
-    </w:p>
-    <w:p>
-      <w:pPr>
         <w:widowControl/>
         <w:spacing w:after="200" w:line="276" w:lineRule="auto"/>
-        <w:rPr>
-          <w:rFonts w:ascii="Arial" w:eastAsia="Arial" w:hAnsi="Arial"/>
-          <w:b/>
-          <w:bCs/>
-          <w:sz w:val="24"/>
-          <w:szCs w:val="26"/>
+        <w:ind w:left="408"/>
+        <w:jc w:val="both"/>
+        <w:rPr>
+          <w:rFonts w:ascii="Arial" w:eastAsia="Verdana" w:hAnsi="Arial" w:cs="Arial"/>
+          <w:color w:val="000000" w:themeColor="text1"/>
+          <w:spacing w:val="-1"/>
+          <w:lang w:val="en-GB" w:eastAsia="zh-SG"/>
+        </w:rPr>
+      </w:pPr>
+      <w:r>
+        <w:rPr>
+          <w:rFonts w:ascii="Arial" w:eastAsia="Verdana" w:hAnsi="Arial" w:cs="Arial"/>
+          <w:color w:val="000000" w:themeColor="text1"/>
+          <w:spacing w:val="-1"/>
+          <w:lang w:val="en-GB" w:eastAsia="zh-SG"/>
+        </w:rPr>
+        <w:t>Despite its strengths, the current system has several limitations.</w:t>
+      </w:r>
+    </w:p>
+    <w:p>
+      <w:pPr>
+        <w:widowControl/>
+        <w:spacing w:after="200" w:line="276" w:lineRule="auto"/>
+        <w:ind w:left="408"/>
+        <w:jc w:val="both"/>
+        <w:rPr>
+          <w:rFonts w:ascii="Arial" w:eastAsia="Verdana" w:hAnsi="Arial" w:cs="Arial"/>
+          <w:color w:val="000000" w:themeColor="text1"/>
+          <w:spacing w:val="-1"/>
+          <w:lang w:val="en-GB" w:eastAsia="zh-SG"/>
+        </w:rPr>
+      </w:pPr>
+      <w:r>
+        <w:rPr>
+          <w:rFonts w:ascii="Arial" w:eastAsia="Verdana" w:hAnsi="Arial" w:cs="Arial"/>
+          <w:color w:val="000000" w:themeColor="text1"/>
+          <w:spacing w:val="-1"/>
+          <w:lang w:val="en-GB" w:eastAsia="zh-SG"/>
+        </w:rPr>
+        <w:t xml:space="preserve">First, due to the at-least-once delivery model of Amazon SQS, jobs may be processed more than once under certain failure or retry scenarios. Although the system can tolerate this </w:t>
+      </w:r>
+      <w:r>
+        <w:rPr>
+          <w:rFonts w:ascii="Arial" w:eastAsia="Verdana" w:hAnsi="Arial" w:cs="Arial"/>
+          <w:color w:val="000000" w:themeColor="text1"/>
+          <w:spacing w:val="-1"/>
+          <w:lang w:val="en-GB" w:eastAsia="zh-SG"/>
+        </w:rPr>
+        <w:t>behaviour</w:t>
+      </w:r>
+      <w:r>
+        <w:rPr>
+          <w:rFonts w:ascii="Arial" w:eastAsia="Verdana" w:hAnsi="Arial" w:cs="Arial"/>
+          <w:color w:val="000000" w:themeColor="text1"/>
+          <w:spacing w:val="-1"/>
+          <w:lang w:val="en-GB" w:eastAsia="zh-SG"/>
+        </w:rPr>
+        <w:t xml:space="preserve"> at a basic level, it does not currently implement full idempotency controls to </w:t>
+      </w:r>
+      <w:r>
+        <w:rPr>
+          <w:rFonts w:ascii="Arial" w:eastAsia="Verdana" w:hAnsi="Arial" w:cs="Arial"/>
+          <w:color w:val="000000" w:themeColor="text1"/>
+          <w:spacing w:val="-1"/>
+          <w:lang w:val="en-GB" w:eastAsia="zh-SG"/>
+        </w:rPr>
+        <w:lastRenderedPageBreak/>
+        <w:t>guarantee that duplicate processing has no side effects. Future improvements could include stronger job deduplication mechanisms or idempotent worker logic.</w:t>
+      </w:r>
+    </w:p>
+    <w:p>
+      <w:pPr>
+        <w:widowControl/>
+        <w:spacing w:after="200" w:line="276" w:lineRule="auto"/>
+        <w:ind w:left="408"/>
+        <w:jc w:val="both"/>
+        <w:rPr>
+          <w:rFonts w:ascii="Arial" w:eastAsia="Verdana" w:hAnsi="Arial" w:cs="Arial"/>
+          <w:color w:val="000000" w:themeColor="text1"/>
+          <w:spacing w:val="-1"/>
+          <w:lang w:val="en-GB" w:eastAsia="zh-SG"/>
+        </w:rPr>
+      </w:pPr>
+      <w:r>
+        <w:rPr>
+          <w:rFonts w:ascii="Arial" w:eastAsia="Verdana" w:hAnsi="Arial" w:cs="Arial"/>
+          <w:color w:val="000000" w:themeColor="text1"/>
+          <w:spacing w:val="-1"/>
+          <w:lang w:val="en-GB" w:eastAsia="zh-SG"/>
+        </w:rPr>
+        <w:t>Second, the current job processing model is limited to the execution logic implemented within the worker Lambda function. The system is therefore suitable for demonstrating asynchronous distributed processing, but it is not yet designed for securely running arbitrary untrusted user-submitted code. A more advanced version of the platform could use containerized execution environments, such as Amazon ECS or AWS Fargate, to provide stronger isolation and support for more complex workloads.</w:t>
+      </w:r>
+    </w:p>
+    <w:p>
+      <w:pPr>
+        <w:widowControl/>
+        <w:spacing w:after="200" w:line="276" w:lineRule="auto"/>
+        <w:ind w:left="408"/>
+        <w:jc w:val="both"/>
+        <w:rPr>
+          <w:rFonts w:ascii="Arial" w:eastAsia="Verdana" w:hAnsi="Arial" w:cs="Arial"/>
+          <w:color w:val="000000" w:themeColor="text1"/>
+          <w:spacing w:val="-1"/>
+          <w:lang w:val="en-GB" w:eastAsia="zh-SG"/>
+        </w:rPr>
+      </w:pPr>
+      <w:r>
+        <w:rPr>
+          <w:rFonts w:ascii="Arial" w:eastAsia="Verdana" w:hAnsi="Arial" w:cs="Arial"/>
+          <w:color w:val="000000" w:themeColor="text1"/>
+          <w:spacing w:val="-1"/>
+          <w:lang w:val="en-GB" w:eastAsia="zh-SG"/>
+        </w:rPr>
+        <w:t>Third, the system currently relies on polling to retrieve job status and results from the backend. While this approach is straightforward to implement, it may result in unnecessary API calls and delays in reflecting state changes to the user. Future improvements could replace polling with WebSocket-based updates or other real-time messaging approaches to improve responsiveness.</w:t>
+      </w:r>
+    </w:p>
+    <w:p>
+      <w:pPr>
+        <w:widowControl/>
+        <w:spacing w:after="200" w:line="276" w:lineRule="auto"/>
+        <w:ind w:left="408"/>
+        <w:jc w:val="both"/>
+        <w:rPr>
+          <w:rFonts w:ascii="Arial" w:eastAsia="Verdana" w:hAnsi="Arial" w:cs="Arial"/>
+          <w:color w:val="000000" w:themeColor="text1"/>
+          <w:spacing w:val="-1"/>
+          <w:lang w:val="en-GB" w:eastAsia="zh-SG"/>
+        </w:rPr>
+      </w:pPr>
+      <w:r>
+        <w:rPr>
+          <w:rFonts w:ascii="Arial" w:eastAsia="Verdana" w:hAnsi="Arial" w:cs="Arial"/>
+          <w:color w:val="000000" w:themeColor="text1"/>
+          <w:spacing w:val="-1"/>
+          <w:lang w:val="en-GB" w:eastAsia="zh-SG"/>
+        </w:rPr>
+        <w:t>In addition, the system does not yet implement authentication or authorization features for end users. As a result, the current prototype focuses on core job submission and processing functionality rather than user-specific access control. Future enhancements could integrate an identity service such as Amazon Cognito to support secure login, user isolation, and per-user job management.</w:t>
+      </w:r>
+    </w:p>
+    <w:p>
+      <w:pPr>
+        <w:widowControl/>
+        <w:spacing w:after="200" w:line="276" w:lineRule="auto"/>
+        <w:ind w:left="408"/>
+        <w:jc w:val="both"/>
+        <w:rPr>
+          <w:rFonts w:ascii="Arial" w:eastAsia="Verdana" w:hAnsi="Arial" w:cs="Arial"/>
+          <w:color w:val="000000" w:themeColor="text1"/>
+          <w:spacing w:val="-1"/>
+          <w:lang w:val="en-GB" w:eastAsia="zh-SG"/>
+        </w:rPr>
+      </w:pPr>
+      <w:r>
+        <w:rPr>
+          <w:rFonts w:ascii="Arial" w:eastAsia="Verdana" w:hAnsi="Arial" w:cs="Arial"/>
+          <w:color w:val="000000" w:themeColor="text1"/>
+          <w:spacing w:val="-1"/>
+          <w:lang w:val="en-GB" w:eastAsia="zh-SG"/>
+        </w:rPr>
+        <w:t>Finally, the current frontend is primarily intended as a prototype interface for demonstrating the workflow of job submission, tracking, and output retrieval. Further improvements could focus on deployment optimization, stronger frontend scalability, better user experience, and tighter integration with additional cloud services such as file storage or real-time communication features.</w:t>
+      </w:r>
+    </w:p>
+    <w:p>
+      <w:pPr>
+        <w:widowControl/>
+        <w:spacing w:after="200" w:line="276" w:lineRule="auto"/>
+        <w:ind w:left="408"/>
+        <w:jc w:val="both"/>
+        <w:rPr>
+          <w:rFonts w:ascii="Arial" w:eastAsia="Verdana" w:hAnsi="Arial" w:cs="Arial"/>
+          <w:color w:val="000000" w:themeColor="text1"/>
+          <w:spacing w:val="-1"/>
+          <w:lang w:val="en-GB" w:eastAsia="zh-SG"/>
         </w:rPr>
       </w:pPr>
       <w:r>
@@ -5917,7 +5800,6 @@
           <w:lang w:val="en-SG" w:eastAsia="zh-SG"/>
         </w:rPr>
       </w:pPr>
-      <w:bookmarkStart w:id="14" w:name="_Ref117845988"/>
       <w:r>
         <w:rPr>
           <w:rFonts w:ascii="Arial" w:eastAsia="Verdana" w:hAnsi="Arial" w:cs="Arial"/>
@@ -5928,14 +5810,13 @@
           <w:szCs w:val="22"/>
           <w:lang w:val="en-SG" w:eastAsia="zh-SG"/>
         </w:rPr>
-        <w:t>G. Eason, B. Noble, and I. N. Sneddon, “On certain integrals of Lipschitz-Hankel type involving products of Bessel functions,” Phil. Trans. Roy. Soc. London, vol. A247, pp. 529–551, April 1955. (references)</w:t>
-      </w:r>
-      <w:bookmarkEnd w:id="14"/>
+        <w:t>P. Mell and T. Grance, "The NIST Definition of Cloud Computing," National Institute of Standards and Technology, Gaithersburg, MD, USA, Spec. Publ. 800-145, Sep. 2011.</w:t>
+      </w:r>
     </w:p>
     <w:p>
       <w:pPr>
         <w:pStyle w:val="references"/>
-        <w:spacing w:line="276" w:lineRule="auto"/>
+        <w:spacing w:before="240" w:line="276" w:lineRule="auto"/>
         <w:ind w:left="354" w:hanging="354"/>
         <w:rPr>
           <w:rFonts w:ascii="Arial" w:eastAsia="Verdana" w:hAnsi="Arial" w:cs="Arial"/>
@@ -5947,38 +5828,157 @@
           <w:lang w:val="en-SG" w:eastAsia="zh-SG"/>
         </w:rPr>
       </w:pPr>
-    </w:p>
-    <w:p>
-      <w:pPr>
-        <w:pStyle w:val="Heading1"/>
-        <w:spacing w:line="276" w:lineRule="auto"/>
-        <w:ind w:left="0" w:firstLine="0"/>
-        <w:rPr>
-          <w:rFonts w:eastAsia="Verdana" w:cs="Arial"/>
-          <w:b w:val="0"/>
-          <w:bCs w:val="0"/>
+      <w:r>
+        <w:rPr>
+          <w:rFonts w:ascii="Arial" w:eastAsia="Verdana" w:hAnsi="Arial" w:cs="Arial"/>
+          <w:noProof w:val="0"/>
           <w:color w:val="000000" w:themeColor="text1"/>
           <w:spacing w:val="-1"/>
           <w:sz w:val="22"/>
           <w:szCs w:val="22"/>
-          <w:lang w:val="en-US" w:eastAsia="zh-SG"/>
-        </w:rPr>
-      </w:pPr>
-    </w:p>
-    <w:p>
-      <w:pPr>
-        <w:pStyle w:val="Heading1"/>
-        <w:spacing w:line="276" w:lineRule="auto"/>
-        <w:ind w:left="0" w:firstLine="0"/>
-        <w:rPr>
-          <w:rFonts w:eastAsia="Verdana" w:cs="Arial"/>
-          <w:b w:val="0"/>
-          <w:bCs w:val="0"/>
+          <w:lang w:val="en-SG" w:eastAsia="zh-SG"/>
+        </w:rPr>
+        <w:t xml:space="preserve">I. Baldini </w:t>
+      </w:r>
+      <w:r>
+        <w:rPr>
+          <w:rFonts w:ascii="Arial" w:eastAsia="Verdana" w:hAnsi="Arial" w:cs="Arial"/>
+          <w:i/>
+          <w:iCs/>
+          <w:noProof w:val="0"/>
           <w:color w:val="000000" w:themeColor="text1"/>
           <w:spacing w:val="-1"/>
           <w:sz w:val="22"/>
           <w:szCs w:val="22"/>
-          <w:lang w:val="en-US" w:eastAsia="zh-SG"/>
+          <w:lang w:val="en-SG" w:eastAsia="zh-SG"/>
+        </w:rPr>
+        <w:t>et al.</w:t>
+      </w:r>
+      <w:r>
+        <w:rPr>
+          <w:rFonts w:ascii="Arial" w:eastAsia="Verdana" w:hAnsi="Arial" w:cs="Arial"/>
+          <w:noProof w:val="0"/>
+          <w:color w:val="000000" w:themeColor="text1"/>
+          <w:spacing w:val="-1"/>
+          <w:sz w:val="22"/>
+          <w:szCs w:val="22"/>
+          <w:lang w:val="en-SG" w:eastAsia="zh-SG"/>
+        </w:rPr>
+        <w:t xml:space="preserve">, "Serverless Computing: Current Trends and Open Problems," in </w:t>
+      </w:r>
+      <w:r>
+        <w:rPr>
+          <w:rFonts w:ascii="Arial" w:eastAsia="Verdana" w:hAnsi="Arial" w:cs="Arial"/>
+          <w:i/>
+          <w:iCs/>
+          <w:noProof w:val="0"/>
+          <w:color w:val="000000" w:themeColor="text1"/>
+          <w:spacing w:val="-1"/>
+          <w:sz w:val="22"/>
+          <w:szCs w:val="22"/>
+          <w:lang w:val="en-SG" w:eastAsia="zh-SG"/>
+        </w:rPr>
+        <w:t>Research Advances in Cloud Computing</w:t>
+      </w:r>
+      <w:r>
+        <w:rPr>
+          <w:rFonts w:ascii="Arial" w:eastAsia="Verdana" w:hAnsi="Arial" w:cs="Arial"/>
+          <w:noProof w:val="0"/>
+          <w:color w:val="000000" w:themeColor="text1"/>
+          <w:spacing w:val="-1"/>
+          <w:sz w:val="22"/>
+          <w:szCs w:val="22"/>
+          <w:lang w:val="en-SG" w:eastAsia="zh-SG"/>
+        </w:rPr>
+        <w:t>, Singapore: Springer, 2017, pp. 1–20.</w:t>
+      </w:r>
+    </w:p>
+    <w:p>
+      <w:pPr>
+        <w:pStyle w:val="references"/>
+        <w:spacing w:before="240" w:line="276" w:lineRule="auto"/>
+        <w:ind w:left="354" w:hanging="354"/>
+        <w:rPr>
+          <w:rFonts w:ascii="Arial" w:eastAsia="Verdana" w:hAnsi="Arial" w:cs="Arial"/>
+          <w:noProof w:val="0"/>
+          <w:color w:val="000000" w:themeColor="text1"/>
+          <w:spacing w:val="-1"/>
+          <w:sz w:val="22"/>
+          <w:szCs w:val="22"/>
+          <w:lang w:val="en-SG" w:eastAsia="zh-SG"/>
+        </w:rPr>
+      </w:pPr>
+      <w:r>
+        <w:rPr>
+          <w:rFonts w:ascii="Arial" w:eastAsia="Verdana" w:hAnsi="Arial" w:cs="Arial"/>
+          <w:noProof w:val="0"/>
+          <w:color w:val="000000" w:themeColor="text1"/>
+          <w:spacing w:val="-1"/>
+          <w:sz w:val="22"/>
+          <w:szCs w:val="22"/>
+          <w:lang w:val="en-SG" w:eastAsia="zh-SG"/>
+        </w:rPr>
+        <w:t xml:space="preserve">W. Vogels, "The Frugal Architect," </w:t>
+      </w:r>
+      <w:r>
+        <w:rPr>
+          <w:rFonts w:ascii="Arial" w:eastAsia="Verdana" w:hAnsi="Arial" w:cs="Arial"/>
+          <w:i/>
+          <w:iCs/>
+          <w:noProof w:val="0"/>
+          <w:color w:val="000000" w:themeColor="text1"/>
+          <w:spacing w:val="-1"/>
+          <w:sz w:val="22"/>
+          <w:szCs w:val="22"/>
+          <w:lang w:val="en-SG" w:eastAsia="zh-SG"/>
+        </w:rPr>
+        <w:t>All Things Distributed</w:t>
+      </w:r>
+      <w:r>
+        <w:rPr>
+          <w:rFonts w:ascii="Arial" w:eastAsia="Verdana" w:hAnsi="Arial" w:cs="Arial"/>
+          <w:noProof w:val="0"/>
+          <w:color w:val="000000" w:themeColor="text1"/>
+          <w:spacing w:val="-1"/>
+          <w:sz w:val="22"/>
+          <w:szCs w:val="22"/>
+          <w:lang w:val="en-SG" w:eastAsia="zh-SG"/>
+        </w:rPr>
+        <w:t xml:space="preserve">, 2023. [Online]. Available: </w:t>
+      </w:r>
+      <w:hyperlink r:id="rId9" w:tgtFrame="_blank" w:history="1">
+        <w:r>
+          <w:rPr>
+            <w:rStyle w:val="Hyperlink"/>
+            <w:rFonts w:ascii="Arial" w:eastAsia="Verdana" w:hAnsi="Arial" w:cs="Arial"/>
+            <w:noProof w:val="0"/>
+            <w:spacing w:val="-1"/>
+            <w:sz w:val="22"/>
+            <w:szCs w:val="22"/>
+            <w:lang w:val="en-SG" w:eastAsia="zh-SG"/>
+          </w:rPr>
+          <w:t>https://www.thefrugalarchitect.com/</w:t>
+        </w:r>
+      </w:hyperlink>
+      <w:bookmarkStart w:id="14" w:name="_Toc226143711"/>
+    </w:p>
+    <w:p>
+      <w:pPr>
+        <w:pStyle w:val="references"/>
+        <w:numPr>
+          <w:ilvl w:val="0"/>
+          <w:numId w:val="0"/>
+        </w:numPr>
+        <w:spacing w:line="276" w:lineRule="auto"/>
+        <w:ind w:left="360" w:hanging="360"/>
+        <w:rPr>
+          <w:rFonts w:ascii="Arial" w:eastAsia="Verdana" w:hAnsi="Arial" w:cs="Arial"/>
+          <w:noProof w:val="0"/>
+          <w:color w:val="000000" w:themeColor="text1"/>
+          <w:spacing w:val="-1"/>
+          <w:sz w:val="22"/>
+          <w:szCs w:val="22"/>
+          <w:lang w:val="en-SG" w:eastAsia="zh-SG"/>
         </w:rPr>
       </w:pPr>
     </w:p>
@@ -5987,58 +5987,13 @@
         <w:pStyle w:val="Heading1"/>
         <w:spacing w:line="276" w:lineRule="auto"/>
       </w:pPr>
-      <w:bookmarkStart w:id="15" w:name="_Toc226143711"/>
       <w:r>
         <w:t>Appendix</w:t>
       </w:r>
       <w:r>
         <w:t xml:space="preserve"> I</w:t>
       </w:r>
-      <w:bookmarkEnd w:id="15"/>
-    </w:p>
-    <w:p>
-      <w:pPr>
-        <w:pStyle w:val="Heading1"/>
-        <w:spacing w:line="276" w:lineRule="auto"/>
-        <w:ind w:left="0" w:firstLine="0"/>
-      </w:pPr>
-    </w:p>
-    <w:p>
-      <w:pPr>
-        <w:pStyle w:val="BodyText"/>
-        <w:spacing w:line="276" w:lineRule="auto"/>
-      </w:pPr>
-    </w:p>
-    <w:p>
-      <w:pPr>
-        <w:pStyle w:val="BodyText"/>
-        <w:spacing w:line="276" w:lineRule="auto"/>
-      </w:pPr>
-    </w:p>
-    <w:p>
-      <w:pPr>
-        <w:pStyle w:val="BodyText"/>
-        <w:spacing w:line="276" w:lineRule="auto"/>
-      </w:pPr>
-    </w:p>
-    <w:p>
-      <w:pPr>
-        <w:pStyle w:val="BodyText"/>
-        <w:spacing w:line="276" w:lineRule="auto"/>
-        <w:ind w:left="1128"/>
-      </w:pPr>
-    </w:p>
-    <w:p>
-      <w:pPr>
-        <w:pStyle w:val="BodyText"/>
-        <w:spacing w:line="276" w:lineRule="auto"/>
-      </w:pPr>
-    </w:p>
-    <w:p>
-      <w:pPr>
-        <w:pStyle w:val="BodyText"/>
-        <w:spacing w:line="276" w:lineRule="auto"/>
-      </w:pPr>
+      <w:bookmarkEnd w:id="14"/>
     </w:p>
     <w:p>
       <w:pPr>
@@ -6117,11 +6072,171 @@
         <w:pStyle w:val="BodyText"/>
         <w:spacing w:line="276" w:lineRule="auto"/>
         <w:jc w:val="center"/>
-      </w:pPr>
-      <w:r>
         <w:rPr>
           <w:b/>
         </w:rPr>
+      </w:pPr>
+    </w:p>
+    <w:p>
+      <w:pPr>
+        <w:pStyle w:val="BodyText"/>
+        <w:spacing w:line="276" w:lineRule="auto"/>
+        <w:jc w:val="center"/>
+        <w:rPr>
+          <w:b/>
+        </w:rPr>
+      </w:pPr>
+    </w:p>
+    <w:p>
+      <w:pPr>
+        <w:pStyle w:val="BodyText"/>
+        <w:spacing w:line="276" w:lineRule="auto"/>
+        <w:jc w:val="center"/>
+        <w:rPr>
+          <w:b/>
+        </w:rPr>
+      </w:pPr>
+    </w:p>
+    <w:p>
+      <w:pPr>
+        <w:pStyle w:val="BodyText"/>
+        <w:spacing w:line="276" w:lineRule="auto"/>
+        <w:jc w:val="center"/>
+        <w:rPr>
+          <w:b/>
+        </w:rPr>
+      </w:pPr>
+    </w:p>
+    <w:p>
+      <w:pPr>
+        <w:pStyle w:val="BodyText"/>
+        <w:spacing w:line="276" w:lineRule="auto"/>
+        <w:jc w:val="center"/>
+        <w:rPr>
+          <w:b/>
+        </w:rPr>
+      </w:pPr>
+    </w:p>
+    <w:p>
+      <w:pPr>
+        <w:pStyle w:val="BodyText"/>
+        <w:spacing w:line="276" w:lineRule="auto"/>
+        <w:jc w:val="center"/>
+        <w:rPr>
+          <w:b/>
+        </w:rPr>
+      </w:pPr>
+    </w:p>
+    <w:p>
+      <w:pPr>
+        <w:pStyle w:val="BodyText"/>
+        <w:spacing w:line="276" w:lineRule="auto"/>
+        <w:jc w:val="center"/>
+        <w:rPr>
+          <w:b/>
+        </w:rPr>
+      </w:pPr>
+    </w:p>
+    <w:p>
+      <w:pPr>
+        <w:pStyle w:val="BodyText"/>
+        <w:spacing w:line="276" w:lineRule="auto"/>
+        <w:jc w:val="center"/>
+        <w:rPr>
+          <w:b/>
+        </w:rPr>
+      </w:pPr>
+    </w:p>
+    <w:p>
+      <w:pPr>
+        <w:pStyle w:val="BodyText"/>
+        <w:spacing w:line="276" w:lineRule="auto"/>
+        <w:jc w:val="center"/>
+        <w:rPr>
+          <w:b/>
+        </w:rPr>
+      </w:pPr>
+    </w:p>
+    <w:p>
+      <w:pPr>
+        <w:pStyle w:val="BodyText"/>
+        <w:spacing w:line="276" w:lineRule="auto"/>
+        <w:jc w:val="center"/>
+        <w:rPr>
+          <w:b/>
+        </w:rPr>
+      </w:pPr>
+    </w:p>
+    <w:p>
+      <w:pPr>
+        <w:pStyle w:val="BodyText"/>
+        <w:spacing w:line="276" w:lineRule="auto"/>
+        <w:jc w:val="center"/>
+        <w:rPr>
+          <w:b/>
+        </w:rPr>
+      </w:pPr>
+    </w:p>
+    <w:p>
+      <w:pPr>
+        <w:pStyle w:val="BodyText"/>
+        <w:spacing w:line="276" w:lineRule="auto"/>
+        <w:jc w:val="center"/>
+        <w:rPr>
+          <w:b/>
+        </w:rPr>
+      </w:pPr>
+    </w:p>
+    <w:p>
+      <w:pPr>
+        <w:pStyle w:val="BodyText"/>
+        <w:spacing w:line="276" w:lineRule="auto"/>
+        <w:jc w:val="center"/>
+        <w:rPr>
+          <w:b/>
+        </w:rPr>
+      </w:pPr>
+    </w:p>
+    <w:p>
+      <w:pPr>
+        <w:pStyle w:val="BodyText"/>
+        <w:spacing w:line="276" w:lineRule="auto"/>
+        <w:jc w:val="center"/>
+        <w:rPr>
+          <w:b/>
+        </w:rPr>
+      </w:pPr>
+    </w:p>
+    <w:p>
+      <w:pPr>
+        <w:pStyle w:val="BodyText"/>
+        <w:spacing w:line="276" w:lineRule="auto"/>
+        <w:jc w:val="center"/>
+        <w:rPr>
+          <w:b/>
+        </w:rPr>
+      </w:pPr>
+    </w:p>
+    <w:p>
+      <w:pPr>
+        <w:pStyle w:val="BodyText"/>
+        <w:spacing w:line="276" w:lineRule="auto"/>
+        <w:jc w:val="center"/>
+        <w:rPr>
+          <w:b/>
+        </w:rPr>
+      </w:pPr>
+    </w:p>
+    <w:p>
+      <w:pPr>
+        <w:pStyle w:val="BodyText"/>
+        <w:spacing w:line="276" w:lineRule="auto"/>
+        <w:jc w:val="center"/>
+      </w:pPr>
+      <w:r>
+        <w:rPr>
+          <w:b/>
+        </w:rPr>
         <w:t xml:space="preserve">END OF </w:t>
       </w:r>
       <w:r>
@@ -6132,12 +6247,12 @@
       </w:r>
     </w:p>
     <w:sectPr>
-      <w:headerReference w:type="even" r:id="rId9"/>
-      <w:headerReference w:type="default" r:id="rId10"/>
-      <w:footerReference w:type="even" r:id="rId11"/>
-      <w:footerReference w:type="default" r:id="rId12"/>
-      <w:headerReference w:type="first" r:id="rId13"/>
-      <w:footerReference w:type="first" r:id="rId14"/>
+      <w:headerReference w:type="even" r:id="rId10"/>
+      <w:headerReference w:type="default" r:id="rId11"/>
+      <w:footerReference w:type="even" r:id="rId12"/>
+      <w:footerReference w:type="default" r:id="rId13"/>
+      <w:headerReference w:type="first" r:id="rId14"/>
+      <w:footerReference w:type="first" r:id="rId15"/>
       <w:pgSz w:w="11906" w:h="16838"/>
       <w:pgMar w:top="1560" w:right="1440" w:bottom="1560" w:left="1440" w:header="708" w:footer="708" w:gutter="0"/>
       <w:pgNumType w:start="1"/>
@@ -8753,6 +8868,18 @@
       <w:szCs w:val="18"/>
     </w:rPr>
   </w:style>
+  <w:style w:type="character" w:styleId="UnresolvedMention">
+    <w:name w:val="Unresolved Mention"/>
+    <w:basedOn w:val="DefaultParagraphFont"/>
+    <w:uiPriority w:val="99"/>
+    <w:semiHidden/>
+    <w:unhideWhenUsed/>
+    <w:rsid w:val="009D6422"/>
+    <w:rPr>
+      <w:color w:val="605E5C"/>
+      <w:shd w:val="clear" w:color="auto" w:fill="E1DFDD"/>
+    </w:rPr>
+  </w:style>
 </w:styles>
 </file>
 

--- a/[2026-GroupID 18] CSC3156 Project Report.docx
+++ b/[2026-GroupID 18] CSC3156 Project Report.docx
@@ -453,7 +453,7 @@
             </w:rPr>
             <w:fldChar w:fldCharType="separate"/>
           </w:r>
-          <w:hyperlink w:anchor="_Toc226143697" w:history="1">
+          <w:hyperlink w:anchor="_Toc226144677" w:history="1">
             <w:r>
               <w:rPr>
                 <w:rStyle w:val="Hyperlink"/>
@@ -502,7 +502,7 @@
                 <w:noProof/>
                 <w:webHidden/>
               </w:rPr>
-              <w:instrText xml:space="preserve"> PAGEREF _Toc226143697 \h </w:instrText>
+              <w:instrText xml:space="preserve"> PAGEREF _Toc226144677 \h </w:instrText>
             </w:r>
             <w:r>
               <w:rPr>
@@ -553,7 +553,7 @@
               <w14:ligatures w14:val="standardContextual"/>
             </w:rPr>
           </w:pPr>
-          <w:hyperlink w:anchor="_Toc226143698" w:history="1">
+          <w:hyperlink w:anchor="_Toc226144678" w:history="1">
             <w:r>
               <w:rPr>
                 <w:rStyle w:val="Hyperlink"/>
@@ -602,7 +602,7 @@
                 <w:noProof/>
                 <w:webHidden/>
               </w:rPr>
-              <w:instrText xml:space="preserve"> PAGEREF _Toc226143698 \h </w:instrText>
+              <w:instrText xml:space="preserve"> PAGEREF _Toc226144678 \h </w:instrText>
             </w:r>
             <w:r>
               <w:rPr>
@@ -650,7 +650,7 @@
               <w14:ligatures w14:val="standardContextual"/>
             </w:rPr>
           </w:pPr>
-          <w:hyperlink w:anchor="_Toc226143699" w:history="1">
+          <w:hyperlink w:anchor="_Toc226144679" w:history="1">
             <w:r>
               <w:rPr>
                 <w:rStyle w:val="Hyperlink"/>
@@ -696,7 +696,7 @@
                 <w:noProof/>
                 <w:webHidden/>
               </w:rPr>
-              <w:instrText xml:space="preserve"> PAGEREF _Toc226143699 \h </w:instrText>
+              <w:instrText xml:space="preserve"> PAGEREF _Toc226144679 \h </w:instrText>
             </w:r>
             <w:r>
               <w:rPr>
@@ -744,7 +744,7 @@
               <w14:ligatures w14:val="standardContextual"/>
             </w:rPr>
           </w:pPr>
-          <w:hyperlink w:anchor="_Toc226143700" w:history="1">
+          <w:hyperlink w:anchor="_Toc226144680" w:history="1">
             <w:r>
               <w:rPr>
                 <w:rStyle w:val="Hyperlink"/>
@@ -790,7 +790,7 @@
                 <w:noProof/>
                 <w:webHidden/>
               </w:rPr>
-              <w:instrText xml:space="preserve"> PAGEREF _Toc226143700 \h </w:instrText>
+              <w:instrText xml:space="preserve"> PAGEREF _Toc226144680 \h </w:instrText>
             </w:r>
             <w:r>
               <w:rPr>
@@ -838,7 +838,7 @@
               <w14:ligatures w14:val="standardContextual"/>
             </w:rPr>
           </w:pPr>
-          <w:hyperlink w:anchor="_Toc226143701" w:history="1">
+          <w:hyperlink w:anchor="_Toc226144681" w:history="1">
             <w:r>
               <w:rPr>
                 <w:rStyle w:val="Hyperlink"/>
@@ -884,7 +884,7 @@
                 <w:noProof/>
                 <w:webHidden/>
               </w:rPr>
-              <w:instrText xml:space="preserve"> PAGEREF _Toc226143701 \h </w:instrText>
+              <w:instrText xml:space="preserve"> PAGEREF _Toc226144681 \h </w:instrText>
             </w:r>
             <w:r>
               <w:rPr>
@@ -932,7 +932,7 @@
               <w14:ligatures w14:val="standardContextual"/>
             </w:rPr>
           </w:pPr>
-          <w:hyperlink w:anchor="_Toc226143702" w:history="1">
+          <w:hyperlink w:anchor="_Toc226144682" w:history="1">
             <w:r>
               <w:rPr>
                 <w:rStyle w:val="Hyperlink"/>
@@ -978,7 +978,7 @@
                 <w:noProof/>
                 <w:webHidden/>
               </w:rPr>
-              <w:instrText xml:space="preserve"> PAGEREF _Toc226143702 \h </w:instrText>
+              <w:instrText xml:space="preserve"> PAGEREF _Toc226144682 \h </w:instrText>
             </w:r>
             <w:r>
               <w:rPr>
@@ -1029,7 +1029,7 @@
               <w14:ligatures w14:val="standardContextual"/>
             </w:rPr>
           </w:pPr>
-          <w:hyperlink w:anchor="_Toc226143703" w:history="1">
+          <w:hyperlink w:anchor="_Toc226144683" w:history="1">
             <w:r>
               <w:rPr>
                 <w:rStyle w:val="Hyperlink"/>
@@ -1078,7 +1078,7 @@
                 <w:noProof/>
                 <w:webHidden/>
               </w:rPr>
-              <w:instrText xml:space="preserve"> PAGEREF _Toc226143703 \h </w:instrText>
+              <w:instrText xml:space="preserve"> PAGEREF _Toc226144683 \h </w:instrText>
             </w:r>
             <w:r>
               <w:rPr>
@@ -1126,7 +1126,7 @@
               <w14:ligatures w14:val="standardContextual"/>
             </w:rPr>
           </w:pPr>
-          <w:hyperlink w:anchor="_Toc226143704" w:history="1">
+          <w:hyperlink w:anchor="_Toc226144684" w:history="1">
             <w:r>
               <w:rPr>
                 <w:rStyle w:val="Hyperlink"/>
@@ -1172,7 +1172,7 @@
                 <w:noProof/>
                 <w:webHidden/>
               </w:rPr>
-              <w:instrText xml:space="preserve"> PAGEREF _Toc226143704 \h </w:instrText>
+              <w:instrText xml:space="preserve"> PAGEREF _Toc226144684 \h </w:instrText>
             </w:r>
             <w:r>
               <w:rPr>
@@ -1220,7 +1220,7 @@
               <w14:ligatures w14:val="standardContextual"/>
             </w:rPr>
           </w:pPr>
-          <w:hyperlink w:anchor="_Toc226143705" w:history="1">
+          <w:hyperlink w:anchor="_Toc226144685" w:history="1">
             <w:r>
               <w:rPr>
                 <w:rStyle w:val="Hyperlink"/>
@@ -1266,7 +1266,7 @@
                 <w:noProof/>
                 <w:webHidden/>
               </w:rPr>
-              <w:instrText xml:space="preserve"> PAGEREF _Toc226143705 \h </w:instrText>
+              <w:instrText xml:space="preserve"> PAGEREF _Toc226144685 \h </w:instrText>
             </w:r>
             <w:r>
               <w:rPr>
@@ -1314,7 +1314,7 @@
               <w14:ligatures w14:val="standardContextual"/>
             </w:rPr>
           </w:pPr>
-          <w:hyperlink w:anchor="_Toc226143706" w:history="1">
+          <w:hyperlink w:anchor="_Toc226144686" w:history="1">
             <w:r>
               <w:rPr>
                 <w:rStyle w:val="Hyperlink"/>
@@ -1360,7 +1360,7 @@
                 <w:noProof/>
                 <w:webHidden/>
               </w:rPr>
-              <w:instrText xml:space="preserve"> PAGEREF _Toc226143706 \h </w:instrText>
+              <w:instrText xml:space="preserve"> PAGEREF _Toc226144686 \h </w:instrText>
             </w:r>
             <w:r>
               <w:rPr>
@@ -1408,7 +1408,7 @@
               <w14:ligatures w14:val="standardContextual"/>
             </w:rPr>
           </w:pPr>
-          <w:hyperlink w:anchor="_Toc226143707" w:history="1">
+          <w:hyperlink w:anchor="_Toc226144687" w:history="1">
             <w:r>
               <w:rPr>
                 <w:rStyle w:val="Hyperlink"/>
@@ -1454,7 +1454,7 @@
                 <w:noProof/>
                 <w:webHidden/>
               </w:rPr>
-              <w:instrText xml:space="preserve"> PAGEREF _Toc226143707 \h </w:instrText>
+              <w:instrText xml:space="preserve"> PAGEREF _Toc226144687 \h </w:instrText>
             </w:r>
             <w:r>
               <w:rPr>
@@ -1505,7 +1505,7 @@
               <w14:ligatures w14:val="standardContextual"/>
             </w:rPr>
           </w:pPr>
-          <w:hyperlink w:anchor="_Toc226143708" w:history="1">
+          <w:hyperlink w:anchor="_Toc226144688" w:history="1">
             <w:r>
               <w:rPr>
                 <w:rStyle w:val="Hyperlink"/>
@@ -1554,7 +1554,7 @@
                 <w:noProof/>
                 <w:webHidden/>
               </w:rPr>
-              <w:instrText xml:space="preserve"> PAGEREF _Toc226143708 \h </w:instrText>
+              <w:instrText xml:space="preserve"> PAGEREF _Toc226144688 \h </w:instrText>
             </w:r>
             <w:r>
               <w:rPr>
@@ -1605,7 +1605,7 @@
               <w14:ligatures w14:val="standardContextual"/>
             </w:rPr>
           </w:pPr>
-          <w:hyperlink w:anchor="_Toc226143709" w:history="1">
+          <w:hyperlink w:anchor="_Toc226144689" w:history="1">
             <w:r>
               <w:rPr>
                 <w:rStyle w:val="Hyperlink"/>
@@ -1654,7 +1654,7 @@
                 <w:noProof/>
                 <w:webHidden/>
               </w:rPr>
-              <w:instrText xml:space="preserve"> PAGEREF _Toc226143709 \h </w:instrText>
+              <w:instrText xml:space="preserve"> PAGEREF _Toc226144689 \h </w:instrText>
             </w:r>
             <w:r>
               <w:rPr>
@@ -1704,7 +1704,7 @@
               <w14:ligatures w14:val="standardContextual"/>
             </w:rPr>
           </w:pPr>
-          <w:hyperlink w:anchor="_Toc226143710" w:history="1">
+          <w:hyperlink w:anchor="_Toc226144690" w:history="1">
             <w:r>
               <w:rPr>
                 <w:rStyle w:val="Hyperlink"/>
@@ -1731,7 +1731,7 @@
                 <w:noProof/>
                 <w:webHidden/>
               </w:rPr>
-              <w:instrText xml:space="preserve"> PAGEREF _Toc226143710 \h </w:instrText>
+              <w:instrText xml:space="preserve"> PAGEREF _Toc226144690 \h </w:instrText>
             </w:r>
             <w:r>
               <w:rPr>
@@ -1781,7 +1781,7 @@
               <w14:ligatures w14:val="standardContextual"/>
             </w:rPr>
           </w:pPr>
-          <w:hyperlink w:anchor="_Toc226143711" w:history="1">
+          <w:hyperlink w:anchor="_Toc226144691" w:history="1">
             <w:r>
               <w:rPr>
                 <w:rStyle w:val="Hyperlink"/>
@@ -1808,7 +1808,7 @@
                 <w:noProof/>
                 <w:webHidden/>
               </w:rPr>
-              <w:instrText xml:space="preserve"> PAGEREF _Toc226143711 \h </w:instrText>
+              <w:instrText xml:space="preserve"> PAGEREF _Toc226144691 \h </w:instrText>
             </w:r>
             <w:r>
               <w:rPr>
@@ -1879,7 +1879,7 @@
         </w:numPr>
         <w:spacing w:line="276" w:lineRule="auto"/>
       </w:pPr>
-      <w:bookmarkStart w:id="0" w:name="_Toc226143697"/>
+      <w:bookmarkStart w:id="0" w:name="_Toc226144677"/>
       <w:r>
         <w:lastRenderedPageBreak/>
         <w:t>Introduction</w:t>
@@ -2399,7 +2399,7 @@
         </w:numPr>
         <w:spacing w:line="276" w:lineRule="auto"/>
       </w:pPr>
-      <w:bookmarkStart w:id="1" w:name="_Toc226143698"/>
+      <w:bookmarkStart w:id="1" w:name="_Toc226144678"/>
       <w:r>
         <w:lastRenderedPageBreak/>
         <w:t xml:space="preserve">Architecture Design </w:t>
@@ -2420,7 +2420,7 @@
           <w:numId w:val="1"/>
         </w:numPr>
       </w:pPr>
-      <w:bookmarkStart w:id="2" w:name="_Toc226143699"/>
+      <w:bookmarkStart w:id="2" w:name="_Toc226144679"/>
       <w:r>
         <w:t>System Architecture</w:t>
       </w:r>
@@ -2436,16 +2436,18 @@
       <w:pPr>
         <w:pStyle w:val="BodyText"/>
         <w:spacing w:line="276" w:lineRule="auto"/>
+        <w:ind w:left="0"/>
+        <w:jc w:val="center"/>
       </w:pPr>
       <w:r>
         <w:rPr>
           <w:noProof/>
         </w:rPr>
         <w:drawing>
-          <wp:inline distT="0" distB="0" distL="0" distR="0" wp14:anchorId="309F116A" wp14:editId="1A8C5A8F">
-            <wp:extent cx="5731510" cy="2863850"/>
+          <wp:inline distT="0" distB="0" distL="0" distR="0" wp14:anchorId="10B5A8DE" wp14:editId="10FF17A0">
+            <wp:extent cx="5731510" cy="2841625"/>
             <wp:effectExtent l="0" t="0" r="2540" b="0"/>
-            <wp:docPr id="886759332" name="Picture 1"/>
+            <wp:docPr id="293908302" name="Picture 1"/>
             <wp:cNvGraphicFramePr>
               <a:graphicFrameLocks xmlns:a="http://schemas.openxmlformats.org/drawingml/2006/main" noChangeAspect="1"/>
             </wp:cNvGraphicFramePr>
@@ -2453,7 +2455,7 @@
               <a:graphicData uri="http://schemas.openxmlformats.org/drawingml/2006/picture">
                 <pic:pic xmlns:pic="http://schemas.openxmlformats.org/drawingml/2006/picture">
                   <pic:nvPicPr>
-                    <pic:cNvPr id="886759332" name=""/>
+                    <pic:cNvPr id="293908302" name=""/>
                     <pic:cNvPicPr/>
                   </pic:nvPicPr>
                   <pic:blipFill>
@@ -2465,7 +2467,7 @@
                   <pic:spPr>
                     <a:xfrm>
                       <a:off x="0" y="0"/>
-                      <a:ext cx="5731510" cy="2863850"/>
+                      <a:ext cx="5731510" cy="2841625"/>
                     </a:xfrm>
                     <a:prstGeom prst="rect">
                       <a:avLst/>
@@ -2799,7 +2801,7 @@
           <w:numId w:val="1"/>
         </w:numPr>
       </w:pPr>
-      <w:bookmarkStart w:id="3" w:name="_Toc226143700"/>
+      <w:bookmarkStart w:id="3" w:name="_Toc226144680"/>
       <w:r>
         <w:t>Functional Components</w:t>
       </w:r>
@@ -2845,7 +2847,6 @@
       <w:pPr>
         <w:pStyle w:val="BodyText"/>
         <w:spacing w:line="276" w:lineRule="auto"/>
-        <w:jc w:val="left"/>
         <w:rPr>
           <w:lang w:val="en-GB"/>
         </w:rPr>
@@ -2858,13 +2859,33 @@
         </w:rPr>
         <w:t>Frontend Application (EC2 + ALB)</w:t>
       </w:r>
-      <w:r>
-        <w:rPr>
-          <w:lang w:val="en-GB"/>
-        </w:rPr>
-        <w:br/>
+    </w:p>
+    <w:p>
+      <w:pPr>
+        <w:pStyle w:val="BodyText"/>
+        <w:spacing w:line="276" w:lineRule="auto"/>
+        <w:rPr>
+          <w:lang w:val="en-GB"/>
+        </w:rPr>
+      </w:pPr>
+      <w:r>
+        <w:rPr>
+          <w:lang w:val="en-GB"/>
+        </w:rPr>
         <w:t>Provides a user interface for submitting jobs and viewing results. It communicates with backend APIs and handles user interactions.</w:t>
       </w:r>
+      <w:r>
+        <w:rPr>
+          <w:lang w:val="en-GB"/>
+        </w:rPr>
+        <w:t xml:space="preserve"> </w:t>
+      </w:r>
+      <w:r>
+        <w:rPr>
+          <w:lang w:val="en-GB"/>
+        </w:rPr>
+        <w:t>The Application Load Balancer also performs health checks and ensures traffic is only routed to healthy EC2 instances.</w:t>
+      </w:r>
     </w:p>
     <w:p>
       <w:pPr>
@@ -2880,7 +2901,6 @@
       <w:pPr>
         <w:pStyle w:val="BodyText"/>
         <w:spacing w:line="276" w:lineRule="auto"/>
-        <w:jc w:val="left"/>
         <w:rPr>
           <w:lang w:val="en-GB"/>
         </w:rPr>
@@ -2893,11 +2913,19 @@
         </w:rPr>
         <w:t>Amazon API Gateway</w:t>
       </w:r>
-      <w:r>
-        <w:rPr>
-          <w:lang w:val="en-GB"/>
-        </w:rPr>
-        <w:br/>
+    </w:p>
+    <w:p>
+      <w:pPr>
+        <w:pStyle w:val="BodyText"/>
+        <w:spacing w:line="276" w:lineRule="auto"/>
+        <w:rPr>
+          <w:lang w:val="en-GB"/>
+        </w:rPr>
+      </w:pPr>
+      <w:r>
+        <w:rPr>
+          <w:lang w:val="en-GB"/>
+        </w:rPr>
         <w:t>Acts as the entry point for all client requests. It handles routing of HTTP requests to the appropriate Lambda functions and manages API endpoints.</w:t>
       </w:r>
     </w:p>
@@ -2915,7 +2943,6 @@
       <w:pPr>
         <w:pStyle w:val="BodyText"/>
         <w:spacing w:line="276" w:lineRule="auto"/>
-        <w:jc w:val="left"/>
         <w:rPr>
           <w:lang w:val="en-GB"/>
         </w:rPr>
@@ -2930,11 +2957,19 @@
         <w:t>submitJobLambda</w:t>
       </w:r>
       <w:proofErr w:type="spellEnd"/>
-      <w:r>
-        <w:rPr>
-          <w:lang w:val="en-GB"/>
-        </w:rPr>
-        <w:br/>
+    </w:p>
+    <w:p>
+      <w:pPr>
+        <w:pStyle w:val="BodyText"/>
+        <w:spacing w:line="276" w:lineRule="auto"/>
+        <w:rPr>
+          <w:lang w:val="en-GB"/>
+        </w:rPr>
+      </w:pPr>
+      <w:r>
+        <w:rPr>
+          <w:lang w:val="en-GB"/>
+        </w:rPr>
         <w:t>Responsible for validating incoming job requests, generating job IDs, storing initial job data, and sending messages to the SQS queue.</w:t>
       </w:r>
     </w:p>
@@ -2952,7 +2987,6 @@
       <w:pPr>
         <w:pStyle w:val="BodyText"/>
         <w:spacing w:line="276" w:lineRule="auto"/>
-        <w:jc w:val="left"/>
         <w:rPr>
           <w:lang w:val="en-GB"/>
         </w:rPr>
@@ -2965,11 +2999,19 @@
         </w:rPr>
         <w:t>Amazon SQS (Simple Queue Service)</w:t>
       </w:r>
-      <w:r>
-        <w:rPr>
-          <w:lang w:val="en-GB"/>
-        </w:rPr>
-        <w:br/>
+    </w:p>
+    <w:p>
+      <w:pPr>
+        <w:pStyle w:val="BodyText"/>
+        <w:spacing w:line="276" w:lineRule="auto"/>
+        <w:rPr>
+          <w:lang w:val="en-GB"/>
+        </w:rPr>
+      </w:pPr>
+      <w:r>
+        <w:rPr>
+          <w:lang w:val="en-GB"/>
+        </w:rPr>
         <w:t>Serves as a message queue that decouples job submission from job processing. It ensures reliable delivery and enables asynchronous execution.</w:t>
       </w:r>
     </w:p>
@@ -2987,7 +3029,6 @@
       <w:pPr>
         <w:pStyle w:val="BodyText"/>
         <w:spacing w:line="276" w:lineRule="auto"/>
-        <w:jc w:val="left"/>
         <w:rPr>
           <w:lang w:val="en-GB"/>
         </w:rPr>
@@ -3024,7 +3065,6 @@
       <w:pPr>
         <w:pStyle w:val="BodyText"/>
         <w:spacing w:line="276" w:lineRule="auto"/>
-        <w:jc w:val="left"/>
         <w:rPr>
           <w:lang w:val="en-GB"/>
         </w:rPr>
@@ -3063,7 +3103,6 @@
       <w:pPr>
         <w:pStyle w:val="BodyText"/>
         <w:spacing w:line="276" w:lineRule="auto"/>
-        <w:jc w:val="left"/>
         <w:rPr>
           <w:lang w:val="en-GB"/>
         </w:rPr>
@@ -3076,11 +3115,19 @@
         </w:rPr>
         <w:t>Amazon DynamoDB</w:t>
       </w:r>
-      <w:r>
-        <w:rPr>
-          <w:lang w:val="en-GB"/>
-        </w:rPr>
-        <w:br/>
+    </w:p>
+    <w:p>
+      <w:pPr>
+        <w:pStyle w:val="BodyText"/>
+        <w:spacing w:line="276" w:lineRule="auto"/>
+        <w:rPr>
+          <w:lang w:val="en-GB"/>
+        </w:rPr>
+      </w:pPr>
+      <w:r>
+        <w:rPr>
+          <w:lang w:val="en-GB"/>
+        </w:rPr>
         <w:t>A NoSQL database used to store job metadata, status, and execution results. It provides low-latency access and scalability.</w:t>
       </w:r>
     </w:p>
@@ -3098,7 +3145,6 @@
       <w:pPr>
         <w:pStyle w:val="BodyText"/>
         <w:spacing w:line="276" w:lineRule="auto"/>
-        <w:jc w:val="left"/>
         <w:rPr>
           <w:lang w:val="en-GB"/>
         </w:rPr>
@@ -3111,11 +3157,19 @@
         </w:rPr>
         <w:t>Amazon CloudWatch</w:t>
       </w:r>
-      <w:r>
-        <w:rPr>
-          <w:lang w:val="en-GB"/>
-        </w:rPr>
-        <w:br/>
+    </w:p>
+    <w:p>
+      <w:pPr>
+        <w:pStyle w:val="BodyText"/>
+        <w:spacing w:line="276" w:lineRule="auto"/>
+        <w:rPr>
+          <w:lang w:val="en-GB"/>
+        </w:rPr>
+      </w:pPr>
+      <w:r>
+        <w:rPr>
+          <w:lang w:val="en-GB"/>
+        </w:rPr>
         <w:t>Provides logging and monitoring for all Lambda functions, enabling debugging, performance tracking, and system observability.</w:t>
       </w:r>
     </w:p>
@@ -3139,7 +3193,7 @@
           <w:numId w:val="1"/>
         </w:numPr>
       </w:pPr>
-      <w:bookmarkStart w:id="4" w:name="_Toc226143701"/>
+      <w:bookmarkStart w:id="4" w:name="_Toc226144681"/>
       <w:r>
         <w:t>Workflow Scenarios</w:t>
       </w:r>
@@ -3375,6 +3429,7 @@
         <w:rPr>
           <w:lang w:val="en-GB"/>
         </w:rPr>
+        <w:lastRenderedPageBreak/>
         <w:t xml:space="preserve">The </w:t>
       </w:r>
       <w:proofErr w:type="spellStart"/>
@@ -3389,14 +3444,7 @@
         <w:rPr>
           <w:lang w:val="en-GB"/>
         </w:rPr>
-        <w:t xml:space="preserve"> retrieves the job payload and updates the job status to </w:t>
-      </w:r>
-      <w:r>
-        <w:rPr>
-          <w:lang w:val="en-GB"/>
-        </w:rPr>
-        <w:lastRenderedPageBreak/>
-        <w:t xml:space="preserve">“processing”. </w:t>
+        <w:t xml:space="preserve"> retrieves the job payload and updates the job status to “processing”. </w:t>
       </w:r>
     </w:p>
     <w:p>
@@ -3596,7 +3644,7 @@
           <w:numId w:val="1"/>
         </w:numPr>
       </w:pPr>
-      <w:bookmarkStart w:id="5" w:name="_Toc226143702"/>
+      <w:bookmarkStart w:id="5" w:name="_Toc226144682"/>
       <w:r>
         <w:t>Deployment</w:t>
       </w:r>
@@ -3986,7 +4034,7 @@
         </w:numPr>
         <w:spacing w:line="276" w:lineRule="auto"/>
       </w:pPr>
-      <w:bookmarkStart w:id="6" w:name="_Toc226143703"/>
+      <w:bookmarkStart w:id="6" w:name="_Toc226144683"/>
       <w:r>
         <w:lastRenderedPageBreak/>
         <w:t>Discussions</w:t>
@@ -4022,7 +4070,7 @@
           <w:numId w:val="1"/>
         </w:numPr>
       </w:pPr>
-      <w:bookmarkStart w:id="7" w:name="_Toc226143704"/>
+      <w:bookmarkStart w:id="7" w:name="_Toc226144684"/>
       <w:r>
         <w:t>Scalability</w:t>
       </w:r>
@@ -4046,79 +4094,127 @@
         <w:rPr>
           <w:lang w:val="en-GB"/>
         </w:rPr>
-        <w:t>The system is designed to be scalable by leveraging serverless and managed cloud services. On the backend, scalability is primarily achieved through the combination of AWS Lambda and Amazon SQS.</w:t>
-      </w:r>
-    </w:p>
-    <w:p>
-      <w:pPr>
-        <w:pStyle w:val="BodyText"/>
-        <w:spacing w:line="276" w:lineRule="auto"/>
-        <w:rPr>
-          <w:lang w:val="en-GB"/>
-        </w:rPr>
-      </w:pPr>
-    </w:p>
-    <w:p>
-      <w:pPr>
-        <w:pStyle w:val="BodyText"/>
-        <w:spacing w:line="276" w:lineRule="auto"/>
-        <w:rPr>
-          <w:lang w:val="en-GB"/>
-        </w:rPr>
-      </w:pPr>
-      <w:r>
-        <w:rPr>
-          <w:lang w:val="en-GB"/>
-        </w:rPr>
-        <w:t>When a job is submitted, it is placed into an SQS queue, which acts as a buffer between the submission layer and the processing layer. This decouples user requests from backend execution, allowing the system to continue accepting jobs even when processing demand increases. As the number of queued jobs grows, AWS can scale Lambda executions to process multiple jobs in parallel without requiring manual provisioning of servers.</w:t>
-      </w:r>
-    </w:p>
-    <w:p>
-      <w:pPr>
-        <w:pStyle w:val="BodyText"/>
-        <w:spacing w:line="276" w:lineRule="auto"/>
-        <w:rPr>
-          <w:lang w:val="en-GB"/>
-        </w:rPr>
-      </w:pPr>
-    </w:p>
-    <w:p>
-      <w:pPr>
-        <w:pStyle w:val="BodyText"/>
-        <w:spacing w:line="276" w:lineRule="auto"/>
-        <w:rPr>
-          <w:lang w:val="en-GB"/>
-        </w:rPr>
-      </w:pPr>
-      <w:r>
-        <w:rPr>
-          <w:lang w:val="en-GB"/>
-        </w:rPr>
-        <w:t>An important characteristic of this design is that Lambda functions operate as isolated execution environments rather than traditional threads. Multiple worker instances can therefore run concurrently and independently, which supports horizontal scaling during bursts of workload. This makes the system suitable for handling variable and unpredictable demand patterns.</w:t>
-      </w:r>
-    </w:p>
-    <w:p>
-      <w:pPr>
-        <w:pStyle w:val="BodyText"/>
-        <w:spacing w:line="276" w:lineRule="auto"/>
-        <w:rPr>
-          <w:lang w:val="en-GB"/>
-        </w:rPr>
-      </w:pPr>
-    </w:p>
-    <w:p>
-      <w:pPr>
-        <w:pStyle w:val="BodyText"/>
-        <w:spacing w:line="276" w:lineRule="auto"/>
-        <w:rPr>
-          <w:lang w:val="en-GB"/>
-        </w:rPr>
-      </w:pPr>
-      <w:r>
-        <w:rPr>
-          <w:lang w:val="en-GB"/>
-        </w:rPr>
-        <w:t>In addition, DynamoDB supports the scalable storage of job records, statuses, and results, enabling the system to track a growing number of submitted jobs without relying on a traditional relational database server. Overall, the architecture demonstrates how cloud-native services can be combined to support scalable asynchronous processing with minimal infrastructure management.</w:t>
+        <w:t xml:space="preserve">The system is designed to be scalable by leveraging serverless and managed cloud services. On the backend, scalability is primarily achieved </w:t>
+      </w:r>
+      <w:r>
+        <w:rPr>
+          <w:lang w:val="en-GB"/>
+        </w:rPr>
+        <w:t>using</w:t>
+      </w:r>
+      <w:r>
+        <w:rPr>
+          <w:lang w:val="en-GB"/>
+        </w:rPr>
+        <w:t xml:space="preserve"> AWS Lambda and Amazon SQS.</w:t>
+      </w:r>
+    </w:p>
+    <w:p>
+      <w:pPr>
+        <w:pStyle w:val="BodyText"/>
+        <w:spacing w:line="276" w:lineRule="auto"/>
+        <w:rPr>
+          <w:lang w:val="en-GB"/>
+        </w:rPr>
+      </w:pPr>
+    </w:p>
+    <w:p>
+      <w:pPr>
+        <w:pStyle w:val="BodyText"/>
+        <w:spacing w:line="276" w:lineRule="auto"/>
+        <w:rPr>
+          <w:lang w:val="en-GB"/>
+        </w:rPr>
+      </w:pPr>
+      <w:r>
+        <w:rPr>
+          <w:lang w:val="en-GB"/>
+        </w:rPr>
+        <w:t>When a job is submitted, it is placed into the SQS queue, which acts as a buffer between job submission and job processing. This decoupling allows the system to handle bursts of incoming requests without requiring the processing component to respond immediately. As the number of queued jobs increases, AWS can scale Lambda executions to process multiple jobs concurrently.</w:t>
+      </w:r>
+    </w:p>
+    <w:p>
+      <w:pPr>
+        <w:pStyle w:val="BodyText"/>
+        <w:spacing w:line="276" w:lineRule="auto"/>
+        <w:rPr>
+          <w:lang w:val="en-GB"/>
+        </w:rPr>
+      </w:pPr>
+    </w:p>
+    <w:p>
+      <w:pPr>
+        <w:pStyle w:val="BodyText"/>
+        <w:spacing w:line="276" w:lineRule="auto"/>
+        <w:rPr>
+          <w:lang w:val="en-GB"/>
+        </w:rPr>
+      </w:pPr>
+      <w:r>
+        <w:rPr>
+          <w:lang w:val="en-GB"/>
+        </w:rPr>
+        <w:t xml:space="preserve">It is important to note that Lambda functions operate as isolated execution environments rather than traditional threads. This means that multiple worker instances can run independently in parallel, allowing the system to process several jobs at the same time. As a result, the architecture </w:t>
+      </w:r>
+      <w:r>
+        <w:rPr>
+          <w:lang w:val="en-GB"/>
+        </w:rPr>
+        <w:t>can</w:t>
+      </w:r>
+      <w:r>
+        <w:rPr>
+          <w:lang w:val="en-GB"/>
+        </w:rPr>
+        <w:t xml:space="preserve"> accommodate fluctuating workloads without requiring manual provisioning or infrastructure management.</w:t>
+      </w:r>
+    </w:p>
+    <w:p>
+      <w:pPr>
+        <w:pStyle w:val="BodyText"/>
+        <w:spacing w:line="276" w:lineRule="auto"/>
+        <w:rPr>
+          <w:lang w:val="en-GB"/>
+        </w:rPr>
+      </w:pPr>
+    </w:p>
+    <w:p>
+      <w:pPr>
+        <w:pStyle w:val="BodyText"/>
+        <w:spacing w:line="276" w:lineRule="auto"/>
+        <w:rPr>
+          <w:lang w:val="en-GB"/>
+        </w:rPr>
+      </w:pPr>
+      <w:r>
+        <w:rPr>
+          <w:lang w:val="en-GB"/>
+        </w:rPr>
+        <w:t>In addition, DynamoDB supports scalable job tracking by providing a managed NoSQL storage layer for job metadata, status, and results. This enables the system to store and retrieve job information efficiently as the number of submitted jobs grows.</w:t>
+      </w:r>
+    </w:p>
+    <w:p>
+      <w:pPr>
+        <w:pStyle w:val="BodyText"/>
+        <w:spacing w:line="276" w:lineRule="auto"/>
+        <w:rPr>
+          <w:lang w:val="en-GB"/>
+        </w:rPr>
+      </w:pPr>
+    </w:p>
+    <w:p>
+      <w:pPr>
+        <w:pStyle w:val="BodyText"/>
+        <w:spacing w:line="276" w:lineRule="auto"/>
+        <w:rPr>
+          <w:lang w:val="en-GB"/>
+        </w:rPr>
+      </w:pPr>
+      <w:r>
+        <w:rPr>
+          <w:lang w:val="en-GB"/>
+        </w:rPr>
+        <w:t>Overall, the project demonstrates horizontal scalability through queue-based decoupling, parallel worker execution, and managed database services, making it suitable for handling bursty and unpredictable workloads.</w:t>
       </w:r>
     </w:p>
     <w:p>
@@ -4135,7 +4231,7 @@
           <w:numId w:val="1"/>
         </w:numPr>
       </w:pPr>
-      <w:bookmarkStart w:id="8" w:name="_Toc226143705"/>
+      <w:bookmarkStart w:id="8" w:name="_Toc226144685"/>
       <w:r>
         <w:t>Reliability</w:t>
       </w:r>
@@ -4159,7 +4255,7 @@
         <w:rPr>
           <w:lang w:val="en-GB"/>
         </w:rPr>
-        <w:t xml:space="preserve">Reliability in the system is achieved </w:t>
+        <w:t xml:space="preserve">Reliability is achieved </w:t>
       </w:r>
       <w:r>
         <w:rPr>
@@ -4171,55 +4267,31 @@
         <w:rPr>
           <w:lang w:val="en-GB"/>
         </w:rPr>
-        <w:t xml:space="preserve"> managed AWS services and a decoupled, event-driven architecture.</w:t>
-      </w:r>
-    </w:p>
-    <w:p>
-      <w:pPr>
-        <w:pStyle w:val="BodyText"/>
-        <w:spacing w:line="276" w:lineRule="auto"/>
-        <w:rPr>
-          <w:lang w:val="en-GB"/>
-        </w:rPr>
-      </w:pPr>
-    </w:p>
-    <w:p>
-      <w:pPr>
-        <w:pStyle w:val="BodyText"/>
-        <w:spacing w:line="276" w:lineRule="auto"/>
-        <w:rPr>
-          <w:lang w:val="en-GB"/>
-        </w:rPr>
-      </w:pPr>
-      <w:r>
-        <w:rPr>
-          <w:lang w:val="en-GB"/>
-        </w:rPr>
-        <w:t>Amazon SQS plays a central role in reliability by ensuring that submitted jobs are durably stored in the queue before processing. Because job submission and job execution are separated, a temporary delay or failure in the worker component does not immediately affect the user-facing submission flow. Jobs remain in the queue until they are successfully consumed and processed.</w:t>
-      </w:r>
-    </w:p>
-    <w:p>
-      <w:pPr>
-        <w:pStyle w:val="BodyText"/>
-        <w:spacing w:line="276" w:lineRule="auto"/>
-        <w:rPr>
-          <w:lang w:val="en-GB"/>
-        </w:rPr>
-      </w:pPr>
-    </w:p>
-    <w:p>
-      <w:pPr>
-        <w:pStyle w:val="BodyText"/>
-        <w:spacing w:line="276" w:lineRule="auto"/>
-        <w:rPr>
-          <w:lang w:val="en-GB"/>
-        </w:rPr>
-      </w:pPr>
-      <w:r>
-        <w:rPr>
-          <w:lang w:val="en-GB"/>
-        </w:rPr>
-        <w:t xml:space="preserve">The system also benefits from the retry and redelivery </w:t>
+        <w:t xml:space="preserve"> managed AWS services and an asynchronous processing model. Amazon SQS plays a central role by providing durable message storage between job submission and job execution. This ensures that submitted jobs are not tightly coupled to immediate worker availability and can remain safely queued until processing occurs.</w:t>
+      </w:r>
+    </w:p>
+    <w:p>
+      <w:pPr>
+        <w:pStyle w:val="BodyText"/>
+        <w:spacing w:line="276" w:lineRule="auto"/>
+        <w:rPr>
+          <w:lang w:val="en-GB"/>
+        </w:rPr>
+      </w:pPr>
+    </w:p>
+    <w:p>
+      <w:pPr>
+        <w:pStyle w:val="BodyText"/>
+        <w:spacing w:line="276" w:lineRule="auto"/>
+        <w:rPr>
+          <w:lang w:val="en-GB"/>
+        </w:rPr>
+      </w:pPr>
+      <w:r>
+        <w:rPr>
+          <w:lang w:val="en-GB"/>
+        </w:rPr>
+        <w:t xml:space="preserve">SQS provides at-least-once delivery semantics, which means that messages may occasionally be delivered more than once. While this introduces the possibility of duplicate processing, it also improves reliability by reducing the risk of job loss in the event of transient failures. The system is therefore designed around a realistic distributed systems model in which retry </w:t>
       </w:r>
       <w:r>
         <w:rPr>
@@ -4231,56 +4303,86 @@
         <w:rPr>
           <w:lang w:val="en-GB"/>
         </w:rPr>
-        <w:t xml:space="preserve"> associated with SQS-triggered Lambda processing. Since Amazon SQS follows an at-least-once delivery model, messages may be delivered more than once in certain situations. While this introduces the possibility of duplicate processing, it also improves fault tolerance by reducing the risk of job loss due to transient failures.</w:t>
-      </w:r>
-    </w:p>
-    <w:p>
-      <w:pPr>
-        <w:pStyle w:val="BodyText"/>
-        <w:spacing w:line="276" w:lineRule="auto"/>
-        <w:rPr>
-          <w:lang w:val="en-GB"/>
-        </w:rPr>
-      </w:pPr>
-    </w:p>
-    <w:p>
-      <w:pPr>
-        <w:pStyle w:val="BodyText"/>
-        <w:spacing w:line="276" w:lineRule="auto"/>
-        <w:rPr>
-          <w:lang w:val="en-GB"/>
-        </w:rPr>
-      </w:pPr>
+        <w:t xml:space="preserve"> must be tolerated.</w:t>
+      </w:r>
+    </w:p>
+    <w:p>
+      <w:pPr>
+        <w:pStyle w:val="BodyText"/>
+        <w:spacing w:line="276" w:lineRule="auto"/>
+        <w:rPr>
+          <w:lang w:val="en-GB"/>
+        </w:rPr>
+      </w:pPr>
+    </w:p>
+    <w:p>
+      <w:pPr>
+        <w:pStyle w:val="BodyText"/>
+        <w:spacing w:line="276" w:lineRule="auto"/>
+        <w:rPr>
+          <w:lang w:val="en-GB"/>
+        </w:rPr>
+      </w:pPr>
+      <w:r>
+        <w:rPr>
+          <w:lang w:val="en-GB"/>
+        </w:rPr>
+        <w:t xml:space="preserve">The worker layer is implemented using AWS Lambda, allowing failed or interrupted processing attempts to be retried through the queue-driven event flow. This improves fault </w:t>
+      </w:r>
       <w:r>
         <w:rPr>
           <w:lang w:val="en-GB"/>
         </w:rPr>
         <w:lastRenderedPageBreak/>
-        <w:t>DynamoDB further improves reliability by acting as a persistent storage layer for job metadata, processing state, and output results. This ensures that job information is retained independently of individual Lambda executions. Even if one execution fails, the overall system state remains available for recovery, status checks, and client retrieval.</w:t>
-      </w:r>
-    </w:p>
-    <w:p>
-      <w:pPr>
-        <w:pStyle w:val="BodyText"/>
-        <w:spacing w:line="276" w:lineRule="auto"/>
-        <w:rPr>
-          <w:lang w:val="en-GB"/>
-        </w:rPr>
-      </w:pPr>
-    </w:p>
-    <w:p>
-      <w:pPr>
-        <w:pStyle w:val="BodyText"/>
-        <w:spacing w:line="276" w:lineRule="auto"/>
-        <w:rPr>
-          <w:lang w:val="en-GB"/>
-        </w:rPr>
-      </w:pPr>
-      <w:r>
-        <w:rPr>
-          <w:lang w:val="en-GB"/>
-        </w:rPr>
-        <w:t>Finally, the overall architecture is reliable because its major responsibilities are separated across distinct components: job submission, queueing, processing, and retrieval. This loose coupling limits the impact of individual component failures and reflects established distributed system design principles.</w:t>
+        <w:t>tolerance by ensuring that temporary failures do not necessarily cause permanent loss of work. In addition, DynamoDB serves as a persistent storage layer for job records, allowing job status and results to remain available even if an individual execution fails or terminates unexpectedly.</w:t>
+      </w:r>
+    </w:p>
+    <w:p>
+      <w:pPr>
+        <w:pStyle w:val="BodyText"/>
+        <w:spacing w:line="276" w:lineRule="auto"/>
+        <w:rPr>
+          <w:lang w:val="en-GB"/>
+        </w:rPr>
+      </w:pPr>
+    </w:p>
+    <w:p>
+      <w:pPr>
+        <w:pStyle w:val="BodyText"/>
+        <w:spacing w:line="276" w:lineRule="auto"/>
+        <w:rPr>
+          <w:lang w:val="en-GB"/>
+        </w:rPr>
+      </w:pPr>
+      <w:r>
+        <w:rPr>
+          <w:lang w:val="en-GB"/>
+        </w:rPr>
+        <w:t>The architecture also improves reliability through separation of concerns. Job submission, queuing, processing, and retrieval are handled by different components, reducing the likelihood that a failure in one part of the system will bring down the entire workflow. For example, if a worker encounters an error, the submitted job remains represented in the queue or database rather than being lost from the system entirely.</w:t>
+      </w:r>
+    </w:p>
+    <w:p>
+      <w:pPr>
+        <w:pStyle w:val="BodyText"/>
+        <w:spacing w:line="276" w:lineRule="auto"/>
+        <w:rPr>
+          <w:lang w:val="en-GB"/>
+        </w:rPr>
+      </w:pPr>
+    </w:p>
+    <w:p>
+      <w:pPr>
+        <w:pStyle w:val="BodyText"/>
+        <w:spacing w:line="276" w:lineRule="auto"/>
+        <w:rPr>
+          <w:lang w:val="en-GB"/>
+        </w:rPr>
+      </w:pPr>
+      <w:r>
+        <w:rPr>
+          <w:lang w:val="en-GB"/>
+        </w:rPr>
+        <w:t>Overall, the system demonstrates reliable cloud-native design through durable queuing, persistent state tracking, and decoupled service interactions.</w:t>
       </w:r>
     </w:p>
     <w:p>
@@ -4297,7 +4399,7 @@
           <w:numId w:val="1"/>
         </w:numPr>
       </w:pPr>
-      <w:bookmarkStart w:id="9" w:name="_Toc226143706"/>
+      <w:bookmarkStart w:id="9" w:name="_Toc226144686"/>
       <w:r>
         <w:t>Security</w:t>
       </w:r>
@@ -4448,7 +4550,7 @@
           <w:numId w:val="1"/>
         </w:numPr>
       </w:pPr>
-      <w:bookmarkStart w:id="10" w:name="_Toc226143707"/>
+      <w:bookmarkStart w:id="10" w:name="_Toc226144687"/>
       <w:r>
         <w:t>Limitations and Future Improvements</w:t>
       </w:r>
@@ -4503,35 +4605,8 @@
           <w:spacing w:val="-1"/>
           <w:lang w:val="en-GB" w:eastAsia="zh-SG"/>
         </w:rPr>
-        <w:t xml:space="preserve">First, due to the at-least-once delivery model of Amazon SQS, jobs may be processed more than once under certain failure or retry scenarios. Although the system can tolerate this </w:t>
-      </w:r>
-      <w:r>
-        <w:rPr>
-          <w:rFonts w:ascii="Arial" w:eastAsia="Verdana" w:hAnsi="Arial" w:cs="Arial"/>
-          <w:color w:val="000000" w:themeColor="text1"/>
-          <w:spacing w:val="-1"/>
-          <w:lang w:val="en-GB" w:eastAsia="zh-SG"/>
-        </w:rPr>
-        <w:t>behaviour</w:t>
-      </w:r>
-      <w:r>
-        <w:rPr>
-          <w:rFonts w:ascii="Arial" w:eastAsia="Verdana" w:hAnsi="Arial" w:cs="Arial"/>
-          <w:color w:val="000000" w:themeColor="text1"/>
-          <w:spacing w:val="-1"/>
-          <w:lang w:val="en-GB" w:eastAsia="zh-SG"/>
-        </w:rPr>
-        <w:t xml:space="preserve"> at a basic level, it does not currently implement full idempotency controls to </w:t>
-      </w:r>
-      <w:r>
-        <w:rPr>
-          <w:rFonts w:ascii="Arial" w:eastAsia="Verdana" w:hAnsi="Arial" w:cs="Arial"/>
-          <w:color w:val="000000" w:themeColor="text1"/>
-          <w:spacing w:val="-1"/>
-          <w:lang w:val="en-GB" w:eastAsia="zh-SG"/>
-        </w:rPr>
         <w:lastRenderedPageBreak/>
-        <w:t>guarantee that duplicate processing has no side effects. Future improvements could include stronger job deduplication mechanisms or idempotent worker logic.</w:t>
+        <w:t>First, due to the at-least-once delivery model of Amazon SQS, jobs may be processed more than once under certain failure or retry scenarios. Although the system can tolerate this behaviour at a basic level, it does not currently implement full idempotency controls to guarantee that duplicate processing has no side effects. Future improvements could include stronger job deduplication mechanisms or idempotent worker logic.</w:t>
       </w:r>
     </w:p>
     <w:p>
@@ -4652,7 +4727,7 @@
         </w:numPr>
         <w:spacing w:line="276" w:lineRule="auto"/>
       </w:pPr>
-      <w:bookmarkStart w:id="11" w:name="_Toc226143708"/>
+      <w:bookmarkStart w:id="11" w:name="_Toc226144688"/>
       <w:r>
         <w:lastRenderedPageBreak/>
         <w:t xml:space="preserve">Reflection </w:t>
@@ -4672,15 +4747,156 @@
       <w:pPr>
         <w:pStyle w:val="BodyText"/>
         <w:spacing w:line="276" w:lineRule="auto"/>
-      </w:pPr>
-      <w:r>
-        <w:t xml:space="preserve">Here you can summarize what you and your team have done, what you have learned, </w:t>
-      </w:r>
-      <w:r>
-        <w:t xml:space="preserve">and </w:t>
-      </w:r>
-      <w:r>
-        <w:t>areas for improvement.</w:t>
+        <w:rPr>
+          <w:lang w:val="en-GB"/>
+        </w:rPr>
+      </w:pPr>
+      <w:r>
+        <w:rPr>
+          <w:lang w:val="en-GB"/>
+        </w:rPr>
+        <w:t>This project provided valuable practical experience in designing and implementing a cloud-native distributed system on AWS. As a team, we successfully built a working Cloud-Based Distributed Job Processing Platform that demonstrates key cloud computing principles, including serverless computing, asynchronous processing, loose coupling, and scalable service integration. By combining frontend hosting, API-based communication, queue-driven processing, persistent state tracking, and monitoring, the project allowed us to move beyond theoretical concepts and apply them in a realistic system.</w:t>
+      </w:r>
+    </w:p>
+    <w:p>
+      <w:pPr>
+        <w:pStyle w:val="BodyText"/>
+        <w:spacing w:line="276" w:lineRule="auto"/>
+        <w:rPr>
+          <w:lang w:val="en-GB"/>
+        </w:rPr>
+      </w:pPr>
+    </w:p>
+    <w:p>
+      <w:pPr>
+        <w:pStyle w:val="BodyText"/>
+        <w:spacing w:line="276" w:lineRule="auto"/>
+        <w:rPr>
+          <w:lang w:val="en-GB"/>
+        </w:rPr>
+      </w:pPr>
+      <w:r>
+        <w:rPr>
+          <w:lang w:val="en-GB"/>
+        </w:rPr>
+        <w:t xml:space="preserve">One of the key takeaways from this project was the importance of architectural decoupling in cloud systems. Instead of processing jobs synchronously within a single application flow, we designed the system so that job submission, queuing, processing, and retrieval were handled by separate components. This made the platform more scalable and </w:t>
+      </w:r>
+      <w:proofErr w:type="gramStart"/>
+      <w:r>
+        <w:rPr>
+          <w:lang w:val="en-GB"/>
+        </w:rPr>
+        <w:t>reliable,</w:t>
+      </w:r>
+      <w:proofErr w:type="gramEnd"/>
+      <w:r>
+        <w:rPr>
+          <w:lang w:val="en-GB"/>
+        </w:rPr>
+        <w:t xml:space="preserve"> while also helping us better understand how distributed cloud services interact in practice. In particular, the use of Amazon SQS as a buffering layer showed how asynchronous messaging can improve responsiveness and reduce direct dependencies between services.</w:t>
+      </w:r>
+    </w:p>
+    <w:p>
+      <w:pPr>
+        <w:pStyle w:val="BodyText"/>
+        <w:spacing w:line="276" w:lineRule="auto"/>
+        <w:rPr>
+          <w:lang w:val="en-GB"/>
+        </w:rPr>
+      </w:pPr>
+    </w:p>
+    <w:p>
+      <w:pPr>
+        <w:pStyle w:val="BodyText"/>
+        <w:spacing w:line="276" w:lineRule="auto"/>
+        <w:rPr>
+          <w:lang w:val="en-GB"/>
+        </w:rPr>
+      </w:pPr>
+      <w:r>
+        <w:rPr>
+          <w:lang w:val="en-GB"/>
+        </w:rPr>
+        <w:t>Another important lesson was the value of managed cloud services. AWS Lambda, API Gateway, DynamoDB, SQS, and CloudWatch allowed the team to focus more on application logic and integration rather than infrastructure maintenance. At the same time, we learned that using managed services still requires careful system design, especially in areas such as event flow, state management, retries, and observability. For example, understanding that SQS uses at-least-once delivery semantics helped us appreciate the need for idempotent design and the realities of reliability in distributed systems.</w:t>
+      </w:r>
+    </w:p>
+    <w:p>
+      <w:pPr>
+        <w:pStyle w:val="BodyText"/>
+        <w:spacing w:line="276" w:lineRule="auto"/>
+        <w:rPr>
+          <w:lang w:val="en-GB"/>
+        </w:rPr>
+      </w:pPr>
+    </w:p>
+    <w:p>
+      <w:pPr>
+        <w:pStyle w:val="BodyText"/>
+        <w:spacing w:line="276" w:lineRule="auto"/>
+        <w:rPr>
+          <w:lang w:val="en-GB"/>
+        </w:rPr>
+      </w:pPr>
+      <w:r>
+        <w:rPr>
+          <w:lang w:val="en-GB"/>
+        </w:rPr>
+        <w:t>From a development perspective, the project also highlighted the importance of collaboration across different system layers. The team divided responsibilities across backend architecture, queue and database management, frontend development, and testing and documentation. This reflected a real-world software engineering workflow, where individual components must be developed independently but also integrated carefully into a complete end-to-end system. Through this process, we gained a stronger appreciation for communication, ownership of subsystems, and iterative integration.</w:t>
+      </w:r>
+    </w:p>
+    <w:p>
+      <w:pPr>
+        <w:pStyle w:val="BodyText"/>
+        <w:spacing w:line="276" w:lineRule="auto"/>
+        <w:rPr>
+          <w:lang w:val="en-GB"/>
+        </w:rPr>
+      </w:pPr>
+    </w:p>
+    <w:p>
+      <w:pPr>
+        <w:pStyle w:val="BodyText"/>
+        <w:spacing w:line="276" w:lineRule="auto"/>
+        <w:rPr>
+          <w:lang w:val="en-GB"/>
+        </w:rPr>
+      </w:pPr>
+      <w:r>
+        <w:rPr>
+          <w:lang w:val="en-GB"/>
+        </w:rPr>
+        <w:t>In addition, the project reinforced the need to balance ambition with scope. While there were many possible enhancements, such as authentication, real-time updates, containerized execution, and stronger user isolation, we learned the importance of prioritizing a stable and functional core system first. Establishing a reliable submission, processing, and retrieval pipeline provided a strong foundation on which future features could be built.</w:t>
+      </w:r>
+    </w:p>
+    <w:p>
+      <w:pPr>
+        <w:pStyle w:val="BodyText"/>
+        <w:spacing w:line="276" w:lineRule="auto"/>
+        <w:rPr>
+          <w:lang w:val="en-GB"/>
+        </w:rPr>
+      </w:pPr>
+    </w:p>
+    <w:p>
+      <w:pPr>
+        <w:pStyle w:val="BodyText"/>
+        <w:spacing w:line="276" w:lineRule="auto"/>
+        <w:rPr>
+          <w:lang w:val="en-GB"/>
+        </w:rPr>
+      </w:pPr>
+      <w:r>
+        <w:rPr>
+          <w:lang w:val="en-GB"/>
+        </w:rPr>
+        <w:t xml:space="preserve">Overall, this project strengthened our understanding of how modern cloud systems are designed to handle asynchronous workloads at scale. It gave us hands-on exposure to serverless and event-driven architecture, while also showing the trade-offs and limitations that arise in practical implementation. If the project were to be continued, the next steps would focus on improving security, real-time communication, deployment maturity, and </w:t>
+      </w:r>
+      <w:r>
+        <w:rPr>
+          <w:lang w:val="en-GB"/>
+        </w:rPr>
+        <w:lastRenderedPageBreak/>
+        <w:t>support for more advanced execution environments. As a learning experience, the project was highly valuable in bridging classroom concepts with real-world cloud system design and implementation.</w:t>
       </w:r>
     </w:p>
     <w:p>
@@ -4720,7 +4936,7 @@
         </w:numPr>
         <w:spacing w:line="276" w:lineRule="auto"/>
       </w:pPr>
-      <w:bookmarkStart w:id="12" w:name="_Toc226143709"/>
+      <w:bookmarkStart w:id="12" w:name="_Toc226144689"/>
       <w:r>
         <w:lastRenderedPageBreak/>
         <w:t xml:space="preserve">Contribution </w:t>
@@ -5064,6 +5280,15 @@
               </w:rPr>
               <w:t>.</w:t>
             </w:r>
+            <w:r>
+              <w:rPr>
+                <w:rFonts w:ascii="Arial" w:eastAsia="Verdana" w:hAnsi="Arial" w:cs="Arial"/>
+                <w:color w:val="000000" w:themeColor="text1"/>
+                <w:spacing w:val="-1"/>
+                <w:lang w:val="en-GB" w:eastAsia="zh-SG"/>
+              </w:rPr>
+              <w:t xml:space="preserve"> EC2 and ALB Deployment.</w:t>
+            </w:r>
           </w:p>
         </w:tc>
         <w:tc>
@@ -5762,28 +5987,11 @@
         <w:pStyle w:val="Heading1"/>
         <w:spacing w:line="276" w:lineRule="auto"/>
       </w:pPr>
-      <w:bookmarkStart w:id="13" w:name="_Toc226143710"/>
+      <w:bookmarkStart w:id="13" w:name="_Toc226144690"/>
       <w:r>
         <w:t>Reference</w:t>
       </w:r>
       <w:bookmarkEnd w:id="13"/>
-      <w:r>
-        <w:br/>
-      </w:r>
-    </w:p>
-    <w:p>
-      <w:pPr>
-        <w:pStyle w:val="BodyText"/>
-        <w:spacing w:line="276" w:lineRule="auto"/>
-        <w:ind w:left="0"/>
-        <w:jc w:val="left"/>
-      </w:pPr>
-      <w:r>
-        <w:t xml:space="preserve">The references are a list of any sources you have used in your report. Your report should use the standard referencing style </w:t>
-      </w:r>
-      <w:r>
-        <w:t>following an established referencing format (e.g., IEEE, Harvard, APA, etc.).</w:t>
-      </w:r>
     </w:p>
     <w:p>
       <w:pPr>
@@ -5960,7 +6168,6 @@
           <w:t>https://www.thefrugalarchitect.com/</w:t>
         </w:r>
       </w:hyperlink>
-      <w:bookmarkStart w:id="14" w:name="_Toc226143711"/>
     </w:p>
     <w:p>
       <w:pPr>
@@ -5987,6 +6194,7 @@
         <w:pStyle w:val="Heading1"/>
         <w:spacing w:line="276" w:lineRule="auto"/>
       </w:pPr>
+      <w:bookmarkStart w:id="14" w:name="_Toc226144691"/>
       <w:r>
         <w:t>Appendix</w:t>
       </w:r>
@@ -6435,7 +6643,7 @@
         <w:noProof/>
         <w:sz w:val="16"/>
       </w:rPr>
-      <w:t>13</w:t>
+      <w:t>14</w:t>
     </w:r>
     <w:r>
       <w:rPr>

--- a/[2026-GroupID 18] CSC3156 Project Report.docx
+++ b/[2026-GroupID 18] CSC3156 Project Report.docx
@@ -2902,75 +2902,82 @@
         <w:pStyle w:val="BodyText"/>
         <w:spacing w:line="276" w:lineRule="auto"/>
         <w:rPr>
-          <w:lang w:val="en-GB"/>
-        </w:rPr>
-      </w:pPr>
-      <w:r>
-        <w:rPr>
           <w:b/>
           <w:bCs/>
           <w:lang w:val="en-GB"/>
         </w:rPr>
-        <w:t>Amazon API Gateway</w:t>
-      </w:r>
-    </w:p>
-    <w:p>
-      <w:pPr>
-        <w:pStyle w:val="BodyText"/>
-        <w:spacing w:line="276" w:lineRule="auto"/>
-        <w:rPr>
-          <w:lang w:val="en-GB"/>
-        </w:rPr>
-      </w:pPr>
-      <w:r>
-        <w:rPr>
-          <w:lang w:val="en-GB"/>
-        </w:rPr>
-        <w:t>Acts as the entry point for all client requests. It handles routing of HTTP requests to the appropriate Lambda functions and manages API endpoints.</w:t>
-      </w:r>
-    </w:p>
-    <w:p>
-      <w:pPr>
-        <w:pStyle w:val="BodyText"/>
-        <w:spacing w:line="276" w:lineRule="auto"/>
-        <w:jc w:val="left"/>
-        <w:rPr>
-          <w:lang w:val="en-GB"/>
-        </w:rPr>
-      </w:pPr>
-    </w:p>
-    <w:p>
-      <w:pPr>
-        <w:pStyle w:val="BodyText"/>
-        <w:spacing w:line="276" w:lineRule="auto"/>
-        <w:rPr>
-          <w:lang w:val="en-GB"/>
-        </w:rPr>
-      </w:pPr>
-      <w:proofErr w:type="spellStart"/>
+      </w:pPr>
       <w:r>
         <w:rPr>
           <w:b/>
           <w:bCs/>
           <w:lang w:val="en-GB"/>
         </w:rPr>
-        <w:t>submitJobLambda</w:t>
-      </w:r>
-      <w:proofErr w:type="spellEnd"/>
-    </w:p>
-    <w:p>
-      <w:pPr>
-        <w:pStyle w:val="BodyText"/>
-        <w:spacing w:line="276" w:lineRule="auto"/>
-        <w:rPr>
-          <w:lang w:val="en-GB"/>
-        </w:rPr>
-      </w:pPr>
-      <w:r>
-        <w:rPr>
-          <w:lang w:val="en-GB"/>
-        </w:rPr>
-        <w:t>Responsible for validating incoming job requests, generating job IDs, storing initial job data, and sending messages to the SQS queue.</w:t>
+        <w:t>Amazon API Gateway</w:t>
+      </w:r>
+    </w:p>
+    <w:p>
+      <w:pPr>
+        <w:pStyle w:val="BodyText"/>
+        <w:spacing w:line="276" w:lineRule="auto"/>
+        <w:rPr>
+          <w:lang w:val="en-GB"/>
+        </w:rPr>
+      </w:pPr>
+      <w:r>
+        <w:rPr>
+          <w:lang w:val="en-GB"/>
+        </w:rPr>
+        <w:drawing>
+          <wp:inline distT="0" distB="0" distL="0" distR="0" wp14:anchorId="2048FEF6" wp14:editId="0B1D593B">
+            <wp:extent cx="5731510" cy="1329690"/>
+            <wp:effectExtent l="0" t="0" r="2540" b="3810"/>
+            <wp:docPr id="2084606220" name="Picture 1"/>
+            <wp:cNvGraphicFramePr>
+              <a:graphicFrameLocks xmlns:a="http://schemas.openxmlformats.org/drawingml/2006/main" noChangeAspect="1"/>
+            </wp:cNvGraphicFramePr>
+            <a:graphic xmlns:a="http://schemas.openxmlformats.org/drawingml/2006/main">
+              <a:graphicData uri="http://schemas.openxmlformats.org/drawingml/2006/picture">
+                <pic:pic xmlns:pic="http://schemas.openxmlformats.org/drawingml/2006/picture">
+                  <pic:nvPicPr>
+                    <pic:cNvPr id="2084606220" name=""/>
+                    <pic:cNvPicPr/>
+                  </pic:nvPicPr>
+                  <pic:blipFill>
+                    <a:blip r:embed="rId9"/>
+                    <a:stretch>
+                      <a:fillRect/>
+                    </a:stretch>
+                  </pic:blipFill>
+                  <pic:spPr>
+                    <a:xfrm>
+                      <a:off x="0" y="0"/>
+                      <a:ext cx="5731510" cy="1329690"/>
+                    </a:xfrm>
+                    <a:prstGeom prst="rect">
+                      <a:avLst/>
+                    </a:prstGeom>
+                  </pic:spPr>
+                </pic:pic>
+              </a:graphicData>
+            </a:graphic>
+          </wp:inline>
+        </w:drawing>
+      </w:r>
+    </w:p>
+    <w:p>
+      <w:pPr>
+        <w:pStyle w:val="BodyText"/>
+        <w:spacing w:line="276" w:lineRule="auto"/>
+        <w:rPr>
+          <w:lang w:val="en-GB"/>
+        </w:rPr>
+      </w:pPr>
+      <w:r>
+        <w:rPr>
+          <w:lang w:val="en-GB"/>
+        </w:rPr>
+        <w:t>Acts as the entry point for all client requests. It handles routing of HTTP requests to the appropriate Lambda functions and manages API endpoints.</w:t>
       </w:r>
     </w:p>
     <w:p>
@@ -2987,51 +2994,11 @@
       <w:pPr>
         <w:pStyle w:val="BodyText"/>
         <w:spacing w:line="276" w:lineRule="auto"/>
-        <w:rPr>
-          <w:lang w:val="en-GB"/>
-        </w:rPr>
-      </w:pPr>
-      <w:r>
         <w:rPr>
           <w:b/>
           <w:bCs/>
           <w:lang w:val="en-GB"/>
         </w:rPr>
-        <w:t>Amazon SQS (Simple Queue Service)</w:t>
-      </w:r>
-    </w:p>
-    <w:p>
-      <w:pPr>
-        <w:pStyle w:val="BodyText"/>
-        <w:spacing w:line="276" w:lineRule="auto"/>
-        <w:rPr>
-          <w:lang w:val="en-GB"/>
-        </w:rPr>
-      </w:pPr>
-      <w:r>
-        <w:rPr>
-          <w:lang w:val="en-GB"/>
-        </w:rPr>
-        <w:t>Serves as a message queue that decouples job submission from job processing. It ensures reliable delivery and enables asynchronous execution.</w:t>
-      </w:r>
-    </w:p>
-    <w:p>
-      <w:pPr>
-        <w:pStyle w:val="BodyText"/>
-        <w:spacing w:line="276" w:lineRule="auto"/>
-        <w:jc w:val="left"/>
-        <w:rPr>
-          <w:lang w:val="en-GB"/>
-        </w:rPr>
-      </w:pPr>
-    </w:p>
-    <w:p>
-      <w:pPr>
-        <w:pStyle w:val="BodyText"/>
-        <w:spacing w:line="276" w:lineRule="auto"/>
-        <w:rPr>
-          <w:lang w:val="en-GB"/>
-        </w:rPr>
       </w:pPr>
       <w:proofErr w:type="spellStart"/>
       <w:r>
@@ -3040,9 +3007,247 @@
           <w:bCs/>
           <w:lang w:val="en-GB"/>
         </w:rPr>
+        <w:t>submitJobLambda</w:t>
+      </w:r>
+      <w:proofErr w:type="spellEnd"/>
+    </w:p>
+    <w:p>
+      <w:pPr>
+        <w:pStyle w:val="BodyText"/>
+        <w:spacing w:line="276" w:lineRule="auto"/>
+        <w:rPr>
+          <w:lang w:val="en-GB"/>
+        </w:rPr>
+      </w:pPr>
+      <w:r>
+        <w:rPr>
+          <w:lang w:val="en-GB"/>
+        </w:rPr>
+        <w:drawing>
+          <wp:inline distT="0" distB="0" distL="0" distR="0" wp14:anchorId="489D042D" wp14:editId="6A090FEA">
+            <wp:extent cx="5731510" cy="3943985"/>
+            <wp:effectExtent l="0" t="0" r="2540" b="0"/>
+            <wp:docPr id="392536708" name="Picture 1"/>
+            <wp:cNvGraphicFramePr>
+              <a:graphicFrameLocks xmlns:a="http://schemas.openxmlformats.org/drawingml/2006/main" noChangeAspect="1"/>
+            </wp:cNvGraphicFramePr>
+            <a:graphic xmlns:a="http://schemas.openxmlformats.org/drawingml/2006/main">
+              <a:graphicData uri="http://schemas.openxmlformats.org/drawingml/2006/picture">
+                <pic:pic xmlns:pic="http://schemas.openxmlformats.org/drawingml/2006/picture">
+                  <pic:nvPicPr>
+                    <pic:cNvPr id="392536708" name=""/>
+                    <pic:cNvPicPr/>
+                  </pic:nvPicPr>
+                  <pic:blipFill>
+                    <a:blip r:embed="rId10"/>
+                    <a:stretch>
+                      <a:fillRect/>
+                    </a:stretch>
+                  </pic:blipFill>
+                  <pic:spPr>
+                    <a:xfrm>
+                      <a:off x="0" y="0"/>
+                      <a:ext cx="5731510" cy="3943985"/>
+                    </a:xfrm>
+                    <a:prstGeom prst="rect">
+                      <a:avLst/>
+                    </a:prstGeom>
+                  </pic:spPr>
+                </pic:pic>
+              </a:graphicData>
+            </a:graphic>
+          </wp:inline>
+        </w:drawing>
+      </w:r>
+    </w:p>
+    <w:p>
+      <w:pPr>
+        <w:pStyle w:val="BodyText"/>
+        <w:spacing w:line="276" w:lineRule="auto"/>
+        <w:rPr>
+          <w:lang w:val="en-GB"/>
+        </w:rPr>
+      </w:pPr>
+      <w:r>
+        <w:rPr>
+          <w:lang w:val="en-GB"/>
+        </w:rPr>
+        <w:t>Responsible for validating incoming job requests, generating job IDs, storing initial job data, and sending messages to the SQS queue.</w:t>
+      </w:r>
+    </w:p>
+    <w:p>
+      <w:pPr>
+        <w:pStyle w:val="BodyText"/>
+        <w:spacing w:line="276" w:lineRule="auto"/>
+        <w:jc w:val="left"/>
+        <w:rPr>
+          <w:lang w:val="en-GB"/>
+        </w:rPr>
+      </w:pPr>
+    </w:p>
+    <w:p>
+      <w:pPr>
+        <w:pStyle w:val="BodyText"/>
+        <w:spacing w:line="276" w:lineRule="auto"/>
+        <w:rPr>
+          <w:b/>
+          <w:bCs/>
+          <w:lang w:val="en-GB"/>
+        </w:rPr>
+      </w:pPr>
+      <w:r>
+        <w:rPr>
+          <w:b/>
+          <w:bCs/>
+          <w:lang w:val="en-GB"/>
+        </w:rPr>
+        <w:t>Amazon SQS</w:t>
+      </w:r>
+    </w:p>
+    <w:p>
+      <w:pPr>
+        <w:pStyle w:val="BodyText"/>
+        <w:spacing w:line="276" w:lineRule="auto"/>
+        <w:rPr>
+          <w:lang w:val="en-GB"/>
+        </w:rPr>
+      </w:pPr>
+      <w:r>
+        <w:rPr>
+          <w:lang w:val="en-GB"/>
+        </w:rPr>
+        <w:lastRenderedPageBreak/>
+        <w:drawing>
+          <wp:inline distT="0" distB="0" distL="0" distR="0" wp14:anchorId="6CC21907" wp14:editId="01CB81C4">
+            <wp:extent cx="5731510" cy="2105025"/>
+            <wp:effectExtent l="0" t="0" r="2540" b="9525"/>
+            <wp:docPr id="1681854162" name="Picture 1"/>
+            <wp:cNvGraphicFramePr>
+              <a:graphicFrameLocks xmlns:a="http://schemas.openxmlformats.org/drawingml/2006/main" noChangeAspect="1"/>
+            </wp:cNvGraphicFramePr>
+            <a:graphic xmlns:a="http://schemas.openxmlformats.org/drawingml/2006/main">
+              <a:graphicData uri="http://schemas.openxmlformats.org/drawingml/2006/picture">
+                <pic:pic xmlns:pic="http://schemas.openxmlformats.org/drawingml/2006/picture">
+                  <pic:nvPicPr>
+                    <pic:cNvPr id="1681854162" name=""/>
+                    <pic:cNvPicPr/>
+                  </pic:nvPicPr>
+                  <pic:blipFill>
+                    <a:blip r:embed="rId11"/>
+                    <a:stretch>
+                      <a:fillRect/>
+                    </a:stretch>
+                  </pic:blipFill>
+                  <pic:spPr>
+                    <a:xfrm>
+                      <a:off x="0" y="0"/>
+                      <a:ext cx="5731510" cy="2105025"/>
+                    </a:xfrm>
+                    <a:prstGeom prst="rect">
+                      <a:avLst/>
+                    </a:prstGeom>
+                  </pic:spPr>
+                </pic:pic>
+              </a:graphicData>
+            </a:graphic>
+          </wp:inline>
+        </w:drawing>
+      </w:r>
+    </w:p>
+    <w:p>
+      <w:pPr>
+        <w:pStyle w:val="BodyText"/>
+        <w:spacing w:line="276" w:lineRule="auto"/>
+        <w:rPr>
+          <w:lang w:val="en-GB"/>
+        </w:rPr>
+      </w:pPr>
+      <w:r>
+        <w:rPr>
+          <w:lang w:val="en-GB"/>
+        </w:rPr>
+        <w:t>Serves as a message queue that decouples job submission from job processing. It ensures reliable delivery and enables asynchronous execution.</w:t>
+      </w:r>
+    </w:p>
+    <w:p>
+      <w:pPr>
+        <w:pStyle w:val="BodyText"/>
+        <w:spacing w:line="276" w:lineRule="auto"/>
+        <w:jc w:val="left"/>
+        <w:rPr>
+          <w:lang w:val="en-GB"/>
+        </w:rPr>
+      </w:pPr>
+    </w:p>
+    <w:p>
+      <w:pPr>
+        <w:pStyle w:val="BodyText"/>
+        <w:spacing w:line="276" w:lineRule="auto"/>
+        <w:rPr>
+          <w:b/>
+          <w:bCs/>
+          <w:lang w:val="en-GB"/>
+        </w:rPr>
+      </w:pPr>
+      <w:proofErr w:type="spellStart"/>
+      <w:r>
+        <w:rPr>
+          <w:b/>
+          <w:bCs/>
+          <w:lang w:val="en-GB"/>
+        </w:rPr>
         <w:t>workerLambda</w:t>
       </w:r>
       <w:proofErr w:type="spellEnd"/>
+    </w:p>
+    <w:p>
+      <w:pPr>
+        <w:pStyle w:val="BodyText"/>
+        <w:spacing w:line="276" w:lineRule="auto"/>
+        <w:rPr>
+          <w:lang w:val="en-GB"/>
+        </w:rPr>
+      </w:pPr>
+      <w:r>
+        <w:rPr>
+          <w:lang w:val="en-GB"/>
+        </w:rPr>
+        <w:drawing>
+          <wp:inline distT="0" distB="0" distL="0" distR="0" wp14:anchorId="7D9D7790" wp14:editId="6EABBAFD">
+            <wp:extent cx="5731510" cy="3870325"/>
+            <wp:effectExtent l="0" t="0" r="2540" b="0"/>
+            <wp:docPr id="1780141933" name="Picture 1"/>
+            <wp:cNvGraphicFramePr>
+              <a:graphicFrameLocks xmlns:a="http://schemas.openxmlformats.org/drawingml/2006/main" noChangeAspect="1"/>
+            </wp:cNvGraphicFramePr>
+            <a:graphic xmlns:a="http://schemas.openxmlformats.org/drawingml/2006/main">
+              <a:graphicData uri="http://schemas.openxmlformats.org/drawingml/2006/picture">
+                <pic:pic xmlns:pic="http://schemas.openxmlformats.org/drawingml/2006/picture">
+                  <pic:nvPicPr>
+                    <pic:cNvPr id="1780141933" name=""/>
+                    <pic:cNvPicPr/>
+                  </pic:nvPicPr>
+                  <pic:blipFill>
+                    <a:blip r:embed="rId12"/>
+                    <a:stretch>
+                      <a:fillRect/>
+                    </a:stretch>
+                  </pic:blipFill>
+                  <pic:spPr>
+                    <a:xfrm>
+                      <a:off x="0" y="0"/>
+                      <a:ext cx="5731510" cy="3870325"/>
+                    </a:xfrm>
+                    <a:prstGeom prst="rect">
+                      <a:avLst/>
+                    </a:prstGeom>
+                  </pic:spPr>
+                </pic:pic>
+              </a:graphicData>
+            </a:graphic>
+          </wp:inline>
+        </w:drawing>
+      </w:r>
       <w:r>
         <w:rPr>
           <w:lang w:val="en-GB"/>
@@ -3066,19 +3271,71 @@
         <w:pStyle w:val="BodyText"/>
         <w:spacing w:line="276" w:lineRule="auto"/>
         <w:rPr>
-          <w:lang w:val="en-GB"/>
-        </w:rPr>
-      </w:pPr>
-      <w:proofErr w:type="spellStart"/>
-      <w:r>
-        <w:rPr>
           <w:b/>
           <w:bCs/>
           <w:lang w:val="en-GB"/>
         </w:rPr>
+      </w:pPr>
+      <w:proofErr w:type="spellStart"/>
+      <w:r>
+        <w:rPr>
+          <w:b/>
+          <w:bCs/>
+          <w:lang w:val="en-GB"/>
+        </w:rPr>
         <w:t>getJobLambda</w:t>
       </w:r>
       <w:proofErr w:type="spellEnd"/>
+    </w:p>
+    <w:p>
+      <w:pPr>
+        <w:pStyle w:val="BodyText"/>
+        <w:spacing w:line="276" w:lineRule="auto"/>
+        <w:rPr>
+          <w:lang w:val="en-GB"/>
+        </w:rPr>
+      </w:pPr>
+      <w:r>
+        <w:rPr>
+          <w:lang w:val="en-GB"/>
+        </w:rPr>
+        <w:lastRenderedPageBreak/>
+        <w:drawing>
+          <wp:inline distT="0" distB="0" distL="0" distR="0" wp14:anchorId="308D9B40" wp14:editId="63F29315">
+            <wp:extent cx="5731510" cy="3562350"/>
+            <wp:effectExtent l="0" t="0" r="2540" b="0"/>
+            <wp:docPr id="1296345386" name="Picture 1"/>
+            <wp:cNvGraphicFramePr>
+              <a:graphicFrameLocks xmlns:a="http://schemas.openxmlformats.org/drawingml/2006/main" noChangeAspect="1"/>
+            </wp:cNvGraphicFramePr>
+            <a:graphic xmlns:a="http://schemas.openxmlformats.org/drawingml/2006/main">
+              <a:graphicData uri="http://schemas.openxmlformats.org/drawingml/2006/picture">
+                <pic:pic xmlns:pic="http://schemas.openxmlformats.org/drawingml/2006/picture">
+                  <pic:nvPicPr>
+                    <pic:cNvPr id="1296345386" name=""/>
+                    <pic:cNvPicPr/>
+                  </pic:nvPicPr>
+                  <pic:blipFill>
+                    <a:blip r:embed="rId13"/>
+                    <a:stretch>
+                      <a:fillRect/>
+                    </a:stretch>
+                  </pic:blipFill>
+                  <pic:spPr>
+                    <a:xfrm>
+                      <a:off x="0" y="0"/>
+                      <a:ext cx="5731510" cy="3562350"/>
+                    </a:xfrm>
+                    <a:prstGeom prst="rect">
+                      <a:avLst/>
+                    </a:prstGeom>
+                  </pic:spPr>
+                </pic:pic>
+              </a:graphicData>
+            </a:graphic>
+          </wp:inline>
+        </w:drawing>
+      </w:r>
       <w:r>
         <w:rPr>
           <w:lang w:val="en-GB"/>
@@ -3104,50 +3361,10 @@
         <w:pStyle w:val="BodyText"/>
         <w:spacing w:line="276" w:lineRule="auto"/>
         <w:rPr>
-          <w:lang w:val="en-GB"/>
-        </w:rPr>
-      </w:pPr>
-      <w:r>
-        <w:rPr>
           <w:b/>
           <w:bCs/>
           <w:lang w:val="en-GB"/>
         </w:rPr>
-        <w:t>Amazon DynamoDB</w:t>
-      </w:r>
-    </w:p>
-    <w:p>
-      <w:pPr>
-        <w:pStyle w:val="BodyText"/>
-        <w:spacing w:line="276" w:lineRule="auto"/>
-        <w:rPr>
-          <w:lang w:val="en-GB"/>
-        </w:rPr>
-      </w:pPr>
-      <w:r>
-        <w:rPr>
-          <w:lang w:val="en-GB"/>
-        </w:rPr>
-        <w:t>A NoSQL database used to store job metadata, status, and execution results. It provides low-latency access and scalability.</w:t>
-      </w:r>
-    </w:p>
-    <w:p>
-      <w:pPr>
-        <w:pStyle w:val="BodyText"/>
-        <w:spacing w:line="276" w:lineRule="auto"/>
-        <w:jc w:val="left"/>
-        <w:rPr>
-          <w:lang w:val="en-GB"/>
-        </w:rPr>
-      </w:pPr>
-    </w:p>
-    <w:p>
-      <w:pPr>
-        <w:pStyle w:val="BodyText"/>
-        <w:spacing w:line="276" w:lineRule="auto"/>
-        <w:rPr>
-          <w:lang w:val="en-GB"/>
-        </w:rPr>
       </w:pPr>
       <w:r>
         <w:rPr>
@@ -3155,7 +3372,150 @@
           <w:bCs/>
           <w:lang w:val="en-GB"/>
         </w:rPr>
+        <w:t>Amazon DynamoDB</w:t>
+      </w:r>
+    </w:p>
+    <w:p>
+      <w:pPr>
+        <w:pStyle w:val="BodyText"/>
+        <w:spacing w:line="276" w:lineRule="auto"/>
+        <w:rPr>
+          <w:lang w:val="en-GB"/>
+        </w:rPr>
+      </w:pPr>
+      <w:r>
+        <w:rPr>
+          <w:lang w:val="en-GB"/>
+        </w:rPr>
+        <w:drawing>
+          <wp:inline distT="0" distB="0" distL="0" distR="0" wp14:anchorId="113991E9" wp14:editId="1C0E4CDD">
+            <wp:extent cx="5731510" cy="2349500"/>
+            <wp:effectExtent l="0" t="0" r="2540" b="0"/>
+            <wp:docPr id="1953034791" name="Picture 1"/>
+            <wp:cNvGraphicFramePr>
+              <a:graphicFrameLocks xmlns:a="http://schemas.openxmlformats.org/drawingml/2006/main" noChangeAspect="1"/>
+            </wp:cNvGraphicFramePr>
+            <a:graphic xmlns:a="http://schemas.openxmlformats.org/drawingml/2006/main">
+              <a:graphicData uri="http://schemas.openxmlformats.org/drawingml/2006/picture">
+                <pic:pic xmlns:pic="http://schemas.openxmlformats.org/drawingml/2006/picture">
+                  <pic:nvPicPr>
+                    <pic:cNvPr id="1953034791" name=""/>
+                    <pic:cNvPicPr/>
+                  </pic:nvPicPr>
+                  <pic:blipFill>
+                    <a:blip r:embed="rId14"/>
+                    <a:stretch>
+                      <a:fillRect/>
+                    </a:stretch>
+                  </pic:blipFill>
+                  <pic:spPr>
+                    <a:xfrm>
+                      <a:off x="0" y="0"/>
+                      <a:ext cx="5731510" cy="2349500"/>
+                    </a:xfrm>
+                    <a:prstGeom prst="rect">
+                      <a:avLst/>
+                    </a:prstGeom>
+                  </pic:spPr>
+                </pic:pic>
+              </a:graphicData>
+            </a:graphic>
+          </wp:inline>
+        </w:drawing>
+      </w:r>
+    </w:p>
+    <w:p>
+      <w:pPr>
+        <w:pStyle w:val="BodyText"/>
+        <w:spacing w:line="276" w:lineRule="auto"/>
+        <w:rPr>
+          <w:lang w:val="en-GB"/>
+        </w:rPr>
+      </w:pPr>
+      <w:r>
+        <w:rPr>
+          <w:lang w:val="en-GB"/>
+        </w:rPr>
+        <w:t>A NoSQL database used to store job metadata, status, and execution results. It provides low-latency access and scalability.</w:t>
+      </w:r>
+    </w:p>
+    <w:p>
+      <w:pPr>
+        <w:pStyle w:val="BodyText"/>
+        <w:spacing w:line="276" w:lineRule="auto"/>
+        <w:jc w:val="left"/>
+        <w:rPr>
+          <w:lang w:val="en-GB"/>
+        </w:rPr>
+      </w:pPr>
+    </w:p>
+    <w:p>
+      <w:pPr>
+        <w:pStyle w:val="BodyText"/>
+        <w:spacing w:line="276" w:lineRule="auto"/>
+        <w:rPr>
+          <w:b/>
+          <w:bCs/>
+          <w:lang w:val="en-GB"/>
+        </w:rPr>
+      </w:pPr>
+      <w:r>
+        <w:rPr>
+          <w:b/>
+          <w:bCs/>
+          <w:lang w:val="en-GB"/>
+        </w:rPr>
         <w:t>Amazon CloudWatch</w:t>
+      </w:r>
+    </w:p>
+    <w:p>
+      <w:pPr>
+        <w:pStyle w:val="BodyText"/>
+        <w:spacing w:line="276" w:lineRule="auto"/>
+        <w:rPr>
+          <w:lang w:val="en-GB"/>
+        </w:rPr>
+      </w:pPr>
+      <w:r>
+        <w:rPr>
+          <w:lang w:val="en-GB"/>
+        </w:rPr>
+        <w:lastRenderedPageBreak/>
+        <w:drawing>
+          <wp:inline distT="0" distB="0" distL="0" distR="0" wp14:anchorId="746D15A5" wp14:editId="50545024">
+            <wp:extent cx="5731510" cy="2302510"/>
+            <wp:effectExtent l="0" t="0" r="2540" b="2540"/>
+            <wp:docPr id="182049016" name="Picture 1"/>
+            <wp:cNvGraphicFramePr>
+              <a:graphicFrameLocks xmlns:a="http://schemas.openxmlformats.org/drawingml/2006/main" noChangeAspect="1"/>
+            </wp:cNvGraphicFramePr>
+            <a:graphic xmlns:a="http://schemas.openxmlformats.org/drawingml/2006/main">
+              <a:graphicData uri="http://schemas.openxmlformats.org/drawingml/2006/picture">
+                <pic:pic xmlns:pic="http://schemas.openxmlformats.org/drawingml/2006/picture">
+                  <pic:nvPicPr>
+                    <pic:cNvPr id="182049016" name=""/>
+                    <pic:cNvPicPr/>
+                  </pic:nvPicPr>
+                  <pic:blipFill>
+                    <a:blip r:embed="rId15"/>
+                    <a:stretch>
+                      <a:fillRect/>
+                    </a:stretch>
+                  </pic:blipFill>
+                  <pic:spPr>
+                    <a:xfrm>
+                      <a:off x="0" y="0"/>
+                      <a:ext cx="5731510" cy="2302510"/>
+                    </a:xfrm>
+                    <a:prstGeom prst="rect">
+                      <a:avLst/>
+                    </a:prstGeom>
+                  </pic:spPr>
+                </pic:pic>
+              </a:graphicData>
+            </a:graphic>
+          </wp:inline>
+        </w:drawing>
       </w:r>
     </w:p>
     <w:p>
@@ -3429,7 +3789,6 @@
         <w:rPr>
           <w:lang w:val="en-GB"/>
         </w:rPr>
-        <w:lastRenderedPageBreak/>
         <w:t xml:space="preserve">The </w:t>
       </w:r>
       <w:proofErr w:type="spellStart"/>
@@ -3745,6 +4104,7 @@
           <w:bCs/>
           <w:lang w:val="en-GB"/>
         </w:rPr>
+        <w:lastRenderedPageBreak/>
         <w:t>Application Load Balancer</w:t>
       </w:r>
       <w:r>
@@ -4094,19 +4454,7 @@
         <w:rPr>
           <w:lang w:val="en-GB"/>
         </w:rPr>
-        <w:t xml:space="preserve">The system is designed to be scalable by leveraging serverless and managed cloud services. On the backend, scalability is primarily achieved </w:t>
-      </w:r>
-      <w:r>
-        <w:rPr>
-          <w:lang w:val="en-GB"/>
-        </w:rPr>
-        <w:t>using</w:t>
-      </w:r>
-      <w:r>
-        <w:rPr>
-          <w:lang w:val="en-GB"/>
-        </w:rPr>
-        <w:t xml:space="preserve"> AWS Lambda and Amazon SQS.</w:t>
+        <w:t>The system is designed to be scalable by leveraging serverless and managed cloud services. On the backend, scalability is primarily achieved using AWS Lambda and Amazon SQS.</w:t>
       </w:r>
     </w:p>
     <w:p>
@@ -4154,19 +4502,7 @@
         <w:rPr>
           <w:lang w:val="en-GB"/>
         </w:rPr>
-        <w:t xml:space="preserve">It is important to note that Lambda functions operate as isolated execution environments rather than traditional threads. This means that multiple worker instances can run independently in parallel, allowing the system to process several jobs at the same time. As a result, the architecture </w:t>
-      </w:r>
-      <w:r>
-        <w:rPr>
-          <w:lang w:val="en-GB"/>
-        </w:rPr>
-        <w:t>can</w:t>
-      </w:r>
-      <w:r>
-        <w:rPr>
-          <w:lang w:val="en-GB"/>
-        </w:rPr>
-        <w:t xml:space="preserve"> accommodate fluctuating workloads without requiring manual provisioning or infrastructure management.</w:t>
+        <w:t>It is important to note that Lambda functions operate as isolated execution environments rather than traditional threads. This means that multiple worker instances can run independently in parallel, allowing the system to process several jobs at the same time. As a result, the architecture can accommodate fluctuating workloads without requiring manual provisioning or infrastructure management.</w:t>
       </w:r>
     </w:p>
     <w:p>
@@ -4255,55 +4591,31 @@
         <w:rPr>
           <w:lang w:val="en-GB"/>
         </w:rPr>
-        <w:t xml:space="preserve">Reliability is achieved </w:t>
-      </w:r>
-      <w:r>
-        <w:rPr>
-          <w:lang w:val="en-GB"/>
-        </w:rPr>
-        <w:t>using</w:t>
-      </w:r>
-      <w:r>
-        <w:rPr>
-          <w:lang w:val="en-GB"/>
-        </w:rPr>
-        <w:t xml:space="preserve"> managed AWS services and an asynchronous processing model. Amazon SQS plays a central role by providing durable message storage between job submission and job execution. This ensures that submitted jobs are not tightly coupled to immediate worker availability and can remain safely queued until processing occurs.</w:t>
-      </w:r>
-    </w:p>
-    <w:p>
-      <w:pPr>
-        <w:pStyle w:val="BodyText"/>
-        <w:spacing w:line="276" w:lineRule="auto"/>
-        <w:rPr>
-          <w:lang w:val="en-GB"/>
-        </w:rPr>
-      </w:pPr>
-    </w:p>
-    <w:p>
-      <w:pPr>
-        <w:pStyle w:val="BodyText"/>
-        <w:spacing w:line="276" w:lineRule="auto"/>
-        <w:rPr>
-          <w:lang w:val="en-GB"/>
-        </w:rPr>
-      </w:pPr>
-      <w:r>
-        <w:rPr>
-          <w:lang w:val="en-GB"/>
-        </w:rPr>
-        <w:t xml:space="preserve">SQS provides at-least-once delivery semantics, which means that messages may occasionally be delivered more than once. While this introduces the possibility of duplicate processing, it also improves reliability by reducing the risk of job loss in the event of transient failures. The system is therefore designed around a realistic distributed systems model in which retry </w:t>
-      </w:r>
-      <w:r>
-        <w:rPr>
-          <w:lang w:val="en-GB"/>
-        </w:rPr>
-        <w:t>behaviour</w:t>
-      </w:r>
-      <w:r>
-        <w:rPr>
-          <w:lang w:val="en-GB"/>
-        </w:rPr>
-        <w:t xml:space="preserve"> must be tolerated.</w:t>
+        <w:t>Reliability is achieved using managed AWS services and an asynchronous processing model. Amazon SQS plays a central role by providing durable message storage between job submission and job execution. This ensures that submitted jobs are not tightly coupled to immediate worker availability and can remain safely queued until processing occurs.</w:t>
+      </w:r>
+    </w:p>
+    <w:p>
+      <w:pPr>
+        <w:pStyle w:val="BodyText"/>
+        <w:spacing w:line="276" w:lineRule="auto"/>
+        <w:rPr>
+          <w:lang w:val="en-GB"/>
+        </w:rPr>
+      </w:pPr>
+    </w:p>
+    <w:p>
+      <w:pPr>
+        <w:pStyle w:val="BodyText"/>
+        <w:spacing w:line="276" w:lineRule="auto"/>
+        <w:rPr>
+          <w:lang w:val="en-GB"/>
+        </w:rPr>
+      </w:pPr>
+      <w:r>
+        <w:rPr>
+          <w:lang w:val="en-GB"/>
+        </w:rPr>
+        <w:t>SQS provides at-least-once delivery semantics, which means that messages may occasionally be delivered more than once. While this introduces the possibility of duplicate processing, it also improves reliability by reducing the risk of job loss in the event of transient failures. The system is therefore designed around a realistic distributed systems model in which retry behaviour must be tolerated.</w:t>
       </w:r>
     </w:p>
     <w:p>
@@ -6154,7 +6466,7 @@
         </w:rPr>
         <w:t xml:space="preserve">, 2023. [Online]. Available: </w:t>
       </w:r>
-      <w:hyperlink r:id="rId9" w:tgtFrame="_blank" w:history="1">
+      <w:hyperlink r:id="rId16" w:tgtFrame="_blank" w:history="1">
         <w:r>
           <w:rPr>
             <w:rStyle w:val="Hyperlink"/>
@@ -6455,12 +6767,12 @@
       </w:r>
     </w:p>
     <w:sectPr>
-      <w:headerReference w:type="even" r:id="rId10"/>
-      <w:headerReference w:type="default" r:id="rId11"/>
-      <w:footerReference w:type="even" r:id="rId12"/>
-      <w:footerReference w:type="default" r:id="rId13"/>
-      <w:headerReference w:type="first" r:id="rId14"/>
-      <w:footerReference w:type="first" r:id="rId15"/>
+      <w:headerReference w:type="even" r:id="rId17"/>
+      <w:headerReference w:type="default" r:id="rId18"/>
+      <w:footerReference w:type="even" r:id="rId19"/>
+      <w:footerReference w:type="default" r:id="rId20"/>
+      <w:headerReference w:type="first" r:id="rId21"/>
+      <w:footerReference w:type="first" r:id="rId22"/>
       <w:pgSz w:w="11906" w:h="16838"/>
       <w:pgMar w:top="1560" w:right="1440" w:bottom="1560" w:left="1440" w:header="708" w:footer="708" w:gutter="0"/>
       <w:pgNumType w:start="1"/>
@@ -6643,7 +6955,7 @@
         <w:noProof/>
         <w:sz w:val="16"/>
       </w:rPr>
-      <w:t>14</w:t>
+      <w:t>17</w:t>
     </w:r>
     <w:r>
       <w:rPr>
@@ -8066,6 +8378,7 @@
   <w:style w:type="character" w:default="1" w:styleId="DefaultParagraphFont">
     <w:name w:val="Default Paragraph Font"/>
     <w:uiPriority w:val="1"/>
+    <w:semiHidden/>
     <w:unhideWhenUsed/>
   </w:style>
   <w:style w:type="table" w:default="1" w:styleId="TableNormal">

--- a/[2026-GroupID 18] CSC3156 Project Report.docx
+++ b/[2026-GroupID 18] CSC3156 Project Report.docx
@@ -453,7 +453,7 @@
             </w:rPr>
             <w:fldChar w:fldCharType="separate"/>
           </w:r>
-          <w:hyperlink w:anchor="_Toc226144677" w:history="1">
+          <w:hyperlink w:anchor="_Toc226308791" w:history="1">
             <w:r>
               <w:rPr>
                 <w:rStyle w:val="Hyperlink"/>
@@ -502,7 +502,7 @@
                 <w:noProof/>
                 <w:webHidden/>
               </w:rPr>
-              <w:instrText xml:space="preserve"> PAGEREF _Toc226144677 \h </w:instrText>
+              <w:instrText xml:space="preserve"> PAGEREF _Toc226308791 \h </w:instrText>
             </w:r>
             <w:r>
               <w:rPr>
@@ -553,7 +553,7 @@
               <w14:ligatures w14:val="standardContextual"/>
             </w:rPr>
           </w:pPr>
-          <w:hyperlink w:anchor="_Toc226144678" w:history="1">
+          <w:hyperlink w:anchor="_Toc226308792" w:history="1">
             <w:r>
               <w:rPr>
                 <w:rStyle w:val="Hyperlink"/>
@@ -602,7 +602,7 @@
                 <w:noProof/>
                 <w:webHidden/>
               </w:rPr>
-              <w:instrText xml:space="preserve"> PAGEREF _Toc226144678 \h </w:instrText>
+              <w:instrText xml:space="preserve"> PAGEREF _Toc226308792 \h </w:instrText>
             </w:r>
             <w:r>
               <w:rPr>
@@ -650,7 +650,7 @@
               <w14:ligatures w14:val="standardContextual"/>
             </w:rPr>
           </w:pPr>
-          <w:hyperlink w:anchor="_Toc226144679" w:history="1">
+          <w:hyperlink w:anchor="_Toc226308793" w:history="1">
             <w:r>
               <w:rPr>
                 <w:rStyle w:val="Hyperlink"/>
@@ -696,7 +696,7 @@
                 <w:noProof/>
                 <w:webHidden/>
               </w:rPr>
-              <w:instrText xml:space="preserve"> PAGEREF _Toc226144679 \h </w:instrText>
+              <w:instrText xml:space="preserve"> PAGEREF _Toc226308793 \h </w:instrText>
             </w:r>
             <w:r>
               <w:rPr>
@@ -744,7 +744,7 @@
               <w14:ligatures w14:val="standardContextual"/>
             </w:rPr>
           </w:pPr>
-          <w:hyperlink w:anchor="_Toc226144680" w:history="1">
+          <w:hyperlink w:anchor="_Toc226308794" w:history="1">
             <w:r>
               <w:rPr>
                 <w:rStyle w:val="Hyperlink"/>
@@ -790,7 +790,7 @@
                 <w:noProof/>
                 <w:webHidden/>
               </w:rPr>
-              <w:instrText xml:space="preserve"> PAGEREF _Toc226144680 \h </w:instrText>
+              <w:instrText xml:space="preserve"> PAGEREF _Toc226308794 \h </w:instrText>
             </w:r>
             <w:r>
               <w:rPr>
@@ -838,7 +838,7 @@
               <w14:ligatures w14:val="standardContextual"/>
             </w:rPr>
           </w:pPr>
-          <w:hyperlink w:anchor="_Toc226144681" w:history="1">
+          <w:hyperlink w:anchor="_Toc226308795" w:history="1">
             <w:r>
               <w:rPr>
                 <w:rStyle w:val="Hyperlink"/>
@@ -884,7 +884,7 @@
                 <w:noProof/>
                 <w:webHidden/>
               </w:rPr>
-              <w:instrText xml:space="preserve"> PAGEREF _Toc226144681 \h </w:instrText>
+              <w:instrText xml:space="preserve"> PAGEREF _Toc226308795 \h </w:instrText>
             </w:r>
             <w:r>
               <w:rPr>
@@ -904,7 +904,7 @@
                 <w:noProof/>
                 <w:webHidden/>
               </w:rPr>
-              <w:t>6</w:t>
+              <w:t>10</w:t>
             </w:r>
             <w:r>
               <w:rPr>
@@ -932,7 +932,7 @@
               <w14:ligatures w14:val="standardContextual"/>
             </w:rPr>
           </w:pPr>
-          <w:hyperlink w:anchor="_Toc226144682" w:history="1">
+          <w:hyperlink w:anchor="_Toc226308796" w:history="1">
             <w:r>
               <w:rPr>
                 <w:rStyle w:val="Hyperlink"/>
@@ -978,7 +978,7 @@
                 <w:noProof/>
                 <w:webHidden/>
               </w:rPr>
-              <w:instrText xml:space="preserve"> PAGEREF _Toc226144682 \h </w:instrText>
+              <w:instrText xml:space="preserve"> PAGEREF _Toc226308796 \h </w:instrText>
             </w:r>
             <w:r>
               <w:rPr>
@@ -998,7 +998,7 @@
                 <w:noProof/>
                 <w:webHidden/>
               </w:rPr>
-              <w:t>7</w:t>
+              <w:t>10</w:t>
             </w:r>
             <w:r>
               <w:rPr>
@@ -1029,7 +1029,7 @@
               <w14:ligatures w14:val="standardContextual"/>
             </w:rPr>
           </w:pPr>
-          <w:hyperlink w:anchor="_Toc226144683" w:history="1">
+          <w:hyperlink w:anchor="_Toc226308797" w:history="1">
             <w:r>
               <w:rPr>
                 <w:rStyle w:val="Hyperlink"/>
@@ -1078,7 +1078,7 @@
                 <w:noProof/>
                 <w:webHidden/>
               </w:rPr>
-              <w:instrText xml:space="preserve"> PAGEREF _Toc226144683 \h </w:instrText>
+              <w:instrText xml:space="preserve"> PAGEREF _Toc226308797 \h </w:instrText>
             </w:r>
             <w:r>
               <w:rPr>
@@ -1098,7 +1098,7 @@
                 <w:noProof/>
                 <w:webHidden/>
               </w:rPr>
-              <w:t>8</w:t>
+              <w:t>12</w:t>
             </w:r>
             <w:r>
               <w:rPr>
@@ -1126,7 +1126,7 @@
               <w14:ligatures w14:val="standardContextual"/>
             </w:rPr>
           </w:pPr>
-          <w:hyperlink w:anchor="_Toc226144684" w:history="1">
+          <w:hyperlink w:anchor="_Toc226308798" w:history="1">
             <w:r>
               <w:rPr>
                 <w:rStyle w:val="Hyperlink"/>
@@ -1172,7 +1172,7 @@
                 <w:noProof/>
                 <w:webHidden/>
               </w:rPr>
-              <w:instrText xml:space="preserve"> PAGEREF _Toc226144684 \h </w:instrText>
+              <w:instrText xml:space="preserve"> PAGEREF _Toc226308798 \h </w:instrText>
             </w:r>
             <w:r>
               <w:rPr>
@@ -1192,7 +1192,7 @@
                 <w:noProof/>
                 <w:webHidden/>
               </w:rPr>
-              <w:t>8</w:t>
+              <w:t>12</w:t>
             </w:r>
             <w:r>
               <w:rPr>
@@ -1220,7 +1220,7 @@
               <w14:ligatures w14:val="standardContextual"/>
             </w:rPr>
           </w:pPr>
-          <w:hyperlink w:anchor="_Toc226144685" w:history="1">
+          <w:hyperlink w:anchor="_Toc226308799" w:history="1">
             <w:r>
               <w:rPr>
                 <w:rStyle w:val="Hyperlink"/>
@@ -1266,7 +1266,7 @@
                 <w:noProof/>
                 <w:webHidden/>
               </w:rPr>
-              <w:instrText xml:space="preserve"> PAGEREF _Toc226144685 \h </w:instrText>
+              <w:instrText xml:space="preserve"> PAGEREF _Toc226308799 \h </w:instrText>
             </w:r>
             <w:r>
               <w:rPr>
@@ -1286,7 +1286,7 @@
                 <w:noProof/>
                 <w:webHidden/>
               </w:rPr>
-              <w:t>8</w:t>
+              <w:t>12</w:t>
             </w:r>
             <w:r>
               <w:rPr>
@@ -1314,7 +1314,7 @@
               <w14:ligatures w14:val="standardContextual"/>
             </w:rPr>
           </w:pPr>
-          <w:hyperlink w:anchor="_Toc226144686" w:history="1">
+          <w:hyperlink w:anchor="_Toc226308800" w:history="1">
             <w:r>
               <w:rPr>
                 <w:rStyle w:val="Hyperlink"/>
@@ -1360,7 +1360,7 @@
                 <w:noProof/>
                 <w:webHidden/>
               </w:rPr>
-              <w:instrText xml:space="preserve"> PAGEREF _Toc226144686 \h </w:instrText>
+              <w:instrText xml:space="preserve"> PAGEREF _Toc226308800 \h </w:instrText>
             </w:r>
             <w:r>
               <w:rPr>
@@ -1380,7 +1380,7 @@
                 <w:noProof/>
                 <w:webHidden/>
               </w:rPr>
-              <w:t>9</w:t>
+              <w:t>13</w:t>
             </w:r>
             <w:r>
               <w:rPr>
@@ -1408,7 +1408,7 @@
               <w14:ligatures w14:val="standardContextual"/>
             </w:rPr>
           </w:pPr>
-          <w:hyperlink w:anchor="_Toc226144687" w:history="1">
+          <w:hyperlink w:anchor="_Toc226308801" w:history="1">
             <w:r>
               <w:rPr>
                 <w:rStyle w:val="Hyperlink"/>
@@ -1454,7 +1454,7 @@
                 <w:noProof/>
                 <w:webHidden/>
               </w:rPr>
-              <w:instrText xml:space="preserve"> PAGEREF _Toc226144687 \h </w:instrText>
+              <w:instrText xml:space="preserve"> PAGEREF _Toc226308801 \h </w:instrText>
             </w:r>
             <w:r>
               <w:rPr>
@@ -1474,7 +1474,7 @@
                 <w:noProof/>
                 <w:webHidden/>
               </w:rPr>
-              <w:t>9</w:t>
+              <w:t>14</w:t>
             </w:r>
             <w:r>
               <w:rPr>
@@ -1505,7 +1505,7 @@
               <w14:ligatures w14:val="standardContextual"/>
             </w:rPr>
           </w:pPr>
-          <w:hyperlink w:anchor="_Toc226144688" w:history="1">
+          <w:hyperlink w:anchor="_Toc226308802" w:history="1">
             <w:r>
               <w:rPr>
                 <w:rStyle w:val="Hyperlink"/>
@@ -1554,7 +1554,7 @@
                 <w:noProof/>
                 <w:webHidden/>
               </w:rPr>
-              <w:instrText xml:space="preserve"> PAGEREF _Toc226144688 \h </w:instrText>
+              <w:instrText xml:space="preserve"> PAGEREF _Toc226308802 \h </w:instrText>
             </w:r>
             <w:r>
               <w:rPr>
@@ -1574,7 +1574,7 @@
                 <w:noProof/>
                 <w:webHidden/>
               </w:rPr>
-              <w:t>11</w:t>
+              <w:t>15</w:t>
             </w:r>
             <w:r>
               <w:rPr>
@@ -1605,7 +1605,7 @@
               <w14:ligatures w14:val="standardContextual"/>
             </w:rPr>
           </w:pPr>
-          <w:hyperlink w:anchor="_Toc226144689" w:history="1">
+          <w:hyperlink w:anchor="_Toc226308803" w:history="1">
             <w:r>
               <w:rPr>
                 <w:rStyle w:val="Hyperlink"/>
@@ -1654,7 +1654,7 @@
                 <w:noProof/>
                 <w:webHidden/>
               </w:rPr>
-              <w:instrText xml:space="preserve"> PAGEREF _Toc226144689 \h </w:instrText>
+              <w:instrText xml:space="preserve"> PAGEREF _Toc226308803 \h </w:instrText>
             </w:r>
             <w:r>
               <w:rPr>
@@ -1674,7 +1674,7 @@
                 <w:noProof/>
                 <w:webHidden/>
               </w:rPr>
-              <w:t>12</w:t>
+              <w:t>17</w:t>
             </w:r>
             <w:r>
               <w:rPr>
@@ -1704,7 +1704,7 @@
               <w14:ligatures w14:val="standardContextual"/>
             </w:rPr>
           </w:pPr>
-          <w:hyperlink w:anchor="_Toc226144690" w:history="1">
+          <w:hyperlink w:anchor="_Toc226308804" w:history="1">
             <w:r>
               <w:rPr>
                 <w:rStyle w:val="Hyperlink"/>
@@ -1731,7 +1731,7 @@
                 <w:noProof/>
                 <w:webHidden/>
               </w:rPr>
-              <w:instrText xml:space="preserve"> PAGEREF _Toc226144690 \h </w:instrText>
+              <w:instrText xml:space="preserve"> PAGEREF _Toc226308804 \h </w:instrText>
             </w:r>
             <w:r>
               <w:rPr>
@@ -1751,7 +1751,7 @@
                 <w:noProof/>
                 <w:webHidden/>
               </w:rPr>
-              <w:t>13</w:t>
+              <w:t>18</w:t>
             </w:r>
             <w:r>
               <w:rPr>
@@ -1781,7 +1781,7 @@
               <w14:ligatures w14:val="standardContextual"/>
             </w:rPr>
           </w:pPr>
-          <w:hyperlink w:anchor="_Toc226144691" w:history="1">
+          <w:hyperlink w:anchor="_Toc226308805" w:history="1">
             <w:r>
               <w:rPr>
                 <w:rStyle w:val="Hyperlink"/>
@@ -1808,7 +1808,7 @@
                 <w:noProof/>
                 <w:webHidden/>
               </w:rPr>
-              <w:instrText xml:space="preserve"> PAGEREF _Toc226144691 \h </w:instrText>
+              <w:instrText xml:space="preserve"> PAGEREF _Toc226308805 \h </w:instrText>
             </w:r>
             <w:r>
               <w:rPr>
@@ -1828,7 +1828,7 @@
                 <w:noProof/>
                 <w:webHidden/>
               </w:rPr>
-              <w:t>13</w:t>
+              <w:t>18</w:t>
             </w:r>
             <w:r>
               <w:rPr>
@@ -1879,7 +1879,7 @@
         </w:numPr>
         <w:spacing w:line="276" w:lineRule="auto"/>
       </w:pPr>
-      <w:bookmarkStart w:id="0" w:name="_Toc226144677"/>
+      <w:bookmarkStart w:id="0" w:name="_Toc226308791"/>
       <w:r>
         <w:lastRenderedPageBreak/>
         <w:t>Introduction</w:t>
@@ -1907,6 +1907,66 @@
         <w:rPr>
           <w:lang w:val="en-GB"/>
         </w:rPr>
+        <w:t xml:space="preserve">(Note: </w:t>
+      </w:r>
+      <w:r>
+        <w:t>Due to a refinement in project direction</w:t>
+      </w:r>
+      <w:r>
+        <w:rPr>
+          <w:lang w:val="en-GB"/>
+        </w:rPr>
+        <w:t xml:space="preserve">, </w:t>
+      </w:r>
+      <w:r>
+        <w:rPr>
+          <w:lang w:val="en-GB"/>
+        </w:rPr>
+        <w:t xml:space="preserve">the original </w:t>
+      </w:r>
+      <w:hyperlink r:id="rId8" w:history="1">
+        <w:r>
+          <w:rPr>
+            <w:rStyle w:val="Hyperlink"/>
+            <w:lang w:val="en-GB"/>
+          </w:rPr>
+          <w:t>proposal</w:t>
+        </w:r>
+      </w:hyperlink>
+      <w:r>
+        <w:rPr>
+          <w:lang w:val="en-GB"/>
+        </w:rPr>
+        <w:t xml:space="preserve"> </w:t>
+      </w:r>
+      <w:r>
+        <w:rPr>
+          <w:lang w:val="en-GB"/>
+        </w:rPr>
+        <w:t>has been updated and is included in this submission for reference)</w:t>
+      </w:r>
+    </w:p>
+    <w:p>
+      <w:pPr>
+        <w:pStyle w:val="BodyText"/>
+        <w:spacing w:line="276" w:lineRule="auto"/>
+        <w:rPr>
+          <w:lang w:val="en-GB"/>
+        </w:rPr>
+      </w:pPr>
+    </w:p>
+    <w:p>
+      <w:pPr>
+        <w:pStyle w:val="BodyText"/>
+        <w:spacing w:line="276" w:lineRule="auto"/>
+        <w:rPr>
+          <w:lang w:val="en-GB"/>
+        </w:rPr>
+      </w:pPr>
+      <w:r>
+        <w:rPr>
+          <w:lang w:val="en-GB"/>
+        </w:rPr>
         <w:t>Cloud computing has enabled the development of scalable and distributed systems that can efficiently handle large volumes of asynchronous workloads.</w:t>
       </w:r>
       <w:r>
@@ -2246,6 +2306,7 @@
         <w:rPr>
           <w:lang w:val="en-GB"/>
         </w:rPr>
+        <w:lastRenderedPageBreak/>
         <w:t xml:space="preserve">In addition, the project considers practical aspects such as system monitoring, debugging, and observability using </w:t>
       </w:r>
       <w:r>
@@ -2260,14 +2321,7 @@
         <w:rPr>
           <w:lang w:val="en-GB"/>
         </w:rPr>
-        <w:t xml:space="preserve">, as well as frontend-backend integration through a web-based dashboard. These components are essential in real-world cloud </w:t>
-      </w:r>
-      <w:r>
-        <w:rPr>
-          <w:lang w:val="en-GB"/>
-        </w:rPr>
-        <w:lastRenderedPageBreak/>
-        <w:t>systems, where visibility and reliability are critical.</w:t>
+        <w:t>, as well as frontend-backend integration through a web-based dashboard. These components are essential in real-world cloud systems, where visibility and reliability are critical.</w:t>
       </w:r>
     </w:p>
     <w:p>
@@ -2399,7 +2453,7 @@
         </w:numPr>
         <w:spacing w:line="276" w:lineRule="auto"/>
       </w:pPr>
-      <w:bookmarkStart w:id="1" w:name="_Toc226144678"/>
+      <w:bookmarkStart w:id="1" w:name="_Toc226308792"/>
       <w:r>
         <w:lastRenderedPageBreak/>
         <w:t xml:space="preserve">Architecture Design </w:t>
@@ -2420,7 +2474,7 @@
           <w:numId w:val="1"/>
         </w:numPr>
       </w:pPr>
-      <w:bookmarkStart w:id="2" w:name="_Toc226144679"/>
+      <w:bookmarkStart w:id="2" w:name="_Toc226308793"/>
       <w:r>
         <w:t>System Architecture</w:t>
       </w:r>
@@ -2459,7 +2513,7 @@
                     <pic:cNvPicPr/>
                   </pic:nvPicPr>
                   <pic:blipFill>
-                    <a:blip r:embed="rId8"/>
+                    <a:blip r:embed="rId9"/>
                     <a:stretch>
                       <a:fillRect/>
                     </a:stretch>
@@ -2801,7 +2855,7 @@
           <w:numId w:val="1"/>
         </w:numPr>
       </w:pPr>
-      <w:bookmarkStart w:id="3" w:name="_Toc226144680"/>
+      <w:bookmarkStart w:id="3" w:name="_Toc226308794"/>
       <w:r>
         <w:t>Functional Components</w:t>
       </w:r>
@@ -2848,71 +2902,353 @@
         <w:pStyle w:val="BodyText"/>
         <w:spacing w:line="276" w:lineRule="auto"/>
         <w:rPr>
-          <w:lang w:val="en-GB"/>
-        </w:rPr>
-      </w:pPr>
-      <w:r>
-        <w:rPr>
           <w:b/>
           <w:bCs/>
           <w:lang w:val="en-GB"/>
         </w:rPr>
-        <w:t>Frontend Application (EC2 + ALB)</w:t>
-      </w:r>
-    </w:p>
-    <w:p>
-      <w:pPr>
-        <w:pStyle w:val="BodyText"/>
-        <w:spacing w:line="276" w:lineRule="auto"/>
-        <w:rPr>
-          <w:lang w:val="en-GB"/>
-        </w:rPr>
-      </w:pPr>
-      <w:r>
-        <w:rPr>
-          <w:lang w:val="en-GB"/>
-        </w:rPr>
-        <w:t>Provides a user interface for submitting jobs and viewing results. It communicates with backend APIs and handles user interactions.</w:t>
-      </w:r>
-      <w:r>
-        <w:rPr>
-          <w:lang w:val="en-GB"/>
-        </w:rPr>
-        <w:t xml:space="preserve"> </w:t>
-      </w:r>
-      <w:r>
-        <w:rPr>
-          <w:lang w:val="en-GB"/>
-        </w:rPr>
-        <w:t>The Application Load Balancer also performs health checks and ensures traffic is only routed to healthy EC2 instances.</w:t>
-      </w:r>
-    </w:p>
-    <w:p>
-      <w:pPr>
-        <w:pStyle w:val="BodyText"/>
-        <w:spacing w:line="276" w:lineRule="auto"/>
-        <w:jc w:val="left"/>
-        <w:rPr>
-          <w:lang w:val="en-GB"/>
-        </w:rPr>
-      </w:pPr>
-    </w:p>
-    <w:p>
-      <w:pPr>
-        <w:pStyle w:val="BodyText"/>
-        <w:spacing w:line="276" w:lineRule="auto"/>
+      </w:pPr>
+      <w:r>
         <w:rPr>
           <w:b/>
           <w:bCs/>
           <w:lang w:val="en-GB"/>
         </w:rPr>
-      </w:pPr>
-      <w:r>
+        <w:t>Frontend Application (EC2 + ALB)</w:t>
+      </w:r>
+    </w:p>
+    <w:p>
+      <w:pPr>
+        <w:pStyle w:val="BodyText"/>
+        <w:spacing w:line="276" w:lineRule="auto"/>
         <w:rPr>
           <w:b/>
           <w:bCs/>
           <w:lang w:val="en-GB"/>
         </w:rPr>
+      </w:pPr>
+      <w:r>
+        <w:rPr>
+          <w:b/>
+          <w:bCs/>
+          <w:lang w:val="en-GB"/>
+        </w:rPr>
+        <w:drawing>
+          <wp:inline distT="0" distB="0" distL="0" distR="0" wp14:anchorId="746E49B7" wp14:editId="72165C01">
+            <wp:extent cx="5731510" cy="835660"/>
+            <wp:effectExtent l="0" t="0" r="2540" b="2540"/>
+            <wp:docPr id="652969738" name="Picture 1"/>
+            <wp:cNvGraphicFramePr>
+              <a:graphicFrameLocks xmlns:a="http://schemas.openxmlformats.org/drawingml/2006/main" noChangeAspect="1"/>
+            </wp:cNvGraphicFramePr>
+            <a:graphic xmlns:a="http://schemas.openxmlformats.org/drawingml/2006/main">
+              <a:graphicData uri="http://schemas.openxmlformats.org/drawingml/2006/picture">
+                <pic:pic xmlns:pic="http://schemas.openxmlformats.org/drawingml/2006/picture">
+                  <pic:nvPicPr>
+                    <pic:cNvPr id="652969738" name=""/>
+                    <pic:cNvPicPr/>
+                  </pic:nvPicPr>
+                  <pic:blipFill>
+                    <a:blip r:embed="rId10"/>
+                    <a:stretch>
+                      <a:fillRect/>
+                    </a:stretch>
+                  </pic:blipFill>
+                  <pic:spPr>
+                    <a:xfrm>
+                      <a:off x="0" y="0"/>
+                      <a:ext cx="5731510" cy="835660"/>
+                    </a:xfrm>
+                    <a:prstGeom prst="rect">
+                      <a:avLst/>
+                    </a:prstGeom>
+                  </pic:spPr>
+                </pic:pic>
+              </a:graphicData>
+            </a:graphic>
+          </wp:inline>
+        </w:drawing>
+      </w:r>
+    </w:p>
+    <w:p>
+      <w:pPr>
+        <w:pStyle w:val="BodyText"/>
+        <w:spacing w:line="276" w:lineRule="auto"/>
+        <w:rPr>
+          <w:lang w:val="en-GB"/>
+        </w:rPr>
+      </w:pPr>
+      <w:r>
+        <w:rPr>
+          <w:lang w:val="en-GB"/>
+        </w:rPr>
+        <w:drawing>
+          <wp:inline distT="0" distB="0" distL="0" distR="0" wp14:anchorId="4E9082CC" wp14:editId="65AACFE5">
+            <wp:extent cx="5731510" cy="1920875"/>
+            <wp:effectExtent l="0" t="0" r="2540" b="3175"/>
+            <wp:docPr id="151386866" name="Picture 1"/>
+            <wp:cNvGraphicFramePr>
+              <a:graphicFrameLocks xmlns:a="http://schemas.openxmlformats.org/drawingml/2006/main" noChangeAspect="1"/>
+            </wp:cNvGraphicFramePr>
+            <a:graphic xmlns:a="http://schemas.openxmlformats.org/drawingml/2006/main">
+              <a:graphicData uri="http://schemas.openxmlformats.org/drawingml/2006/picture">
+                <pic:pic xmlns:pic="http://schemas.openxmlformats.org/drawingml/2006/picture">
+                  <pic:nvPicPr>
+                    <pic:cNvPr id="151386866" name=""/>
+                    <pic:cNvPicPr/>
+                  </pic:nvPicPr>
+                  <pic:blipFill>
+                    <a:blip r:embed="rId11"/>
+                    <a:stretch>
+                      <a:fillRect/>
+                    </a:stretch>
+                  </pic:blipFill>
+                  <pic:spPr>
+                    <a:xfrm>
+                      <a:off x="0" y="0"/>
+                      <a:ext cx="5731510" cy="1920875"/>
+                    </a:xfrm>
+                    <a:prstGeom prst="rect">
+                      <a:avLst/>
+                    </a:prstGeom>
+                  </pic:spPr>
+                </pic:pic>
+              </a:graphicData>
+            </a:graphic>
+          </wp:inline>
+        </w:drawing>
+      </w:r>
+    </w:p>
+    <w:p>
+      <w:pPr>
+        <w:pStyle w:val="BodyText"/>
+        <w:spacing w:line="276" w:lineRule="auto"/>
+        <w:rPr>
+          <w:lang w:val="en-GB"/>
+        </w:rPr>
+      </w:pPr>
+      <w:r>
+        <w:rPr>
+          <w:lang w:val="en-GB"/>
+        </w:rPr>
+        <w:t>Provides a user interface for submitting jobs and viewing results. It communicates with backend APIs and handles user interactions.</w:t>
+      </w:r>
+      <w:r>
+        <w:rPr>
+          <w:lang w:val="en-GB"/>
+        </w:rPr>
+        <w:t xml:space="preserve"> </w:t>
+      </w:r>
+      <w:r>
+        <w:rPr>
+          <w:lang w:val="en-GB"/>
+        </w:rPr>
+        <w:t>The Application Load Balancer also performs health checks and ensures traffic is only routed to healthy EC2 instances.</w:t>
+      </w:r>
+    </w:p>
+    <w:p>
+      <w:pPr>
+        <w:pStyle w:val="BodyText"/>
+        <w:spacing w:line="276" w:lineRule="auto"/>
+        <w:jc w:val="left"/>
+        <w:rPr>
+          <w:lang w:val="en-GB"/>
+        </w:rPr>
+      </w:pPr>
+    </w:p>
+    <w:p>
+      <w:pPr>
+        <w:pStyle w:val="BodyText"/>
+        <w:spacing w:line="276" w:lineRule="auto"/>
+        <w:rPr>
+          <w:b/>
+          <w:bCs/>
+          <w:lang w:val="en-GB"/>
+        </w:rPr>
+      </w:pPr>
+      <w:r>
+        <w:rPr>
+          <w:b/>
+          <w:bCs/>
+          <w:lang w:val="en-GB"/>
+        </w:rPr>
+        <w:t>Infrastructure Management (</w:t>
+      </w:r>
+      <w:r>
+        <w:rPr>
+          <w:b/>
+          <w:bCs/>
+          <w:lang w:val="en-GB"/>
+        </w:rPr>
+        <w:t xml:space="preserve">AMI + </w:t>
+      </w:r>
+      <w:r>
+        <w:rPr>
+          <w:b/>
+          <w:bCs/>
+          <w:lang w:val="en-GB"/>
+        </w:rPr>
+        <w:t>Auto Scaling Group)</w:t>
+      </w:r>
+    </w:p>
+    <w:p>
+      <w:pPr>
+        <w:pStyle w:val="BodyText"/>
+        <w:spacing w:line="276" w:lineRule="auto"/>
+        <w:rPr>
+          <w:b/>
+          <w:bCs/>
+          <w:lang w:val="en-GB"/>
+        </w:rPr>
+      </w:pPr>
+      <w:r>
+        <w:rPr>
+          <w:b/>
+          <w:bCs/>
+          <w:lang w:val="en-GB"/>
+        </w:rPr>
+        <w:drawing>
+          <wp:inline distT="0" distB="0" distL="0" distR="0" wp14:anchorId="634E1047" wp14:editId="22ED0C69">
+            <wp:extent cx="5731510" cy="1801495"/>
+            <wp:effectExtent l="0" t="0" r="2540" b="8255"/>
+            <wp:docPr id="1266968655" name="Picture 1"/>
+            <wp:cNvGraphicFramePr>
+              <a:graphicFrameLocks xmlns:a="http://schemas.openxmlformats.org/drawingml/2006/main" noChangeAspect="1"/>
+            </wp:cNvGraphicFramePr>
+            <a:graphic xmlns:a="http://schemas.openxmlformats.org/drawingml/2006/main">
+              <a:graphicData uri="http://schemas.openxmlformats.org/drawingml/2006/picture">
+                <pic:pic xmlns:pic="http://schemas.openxmlformats.org/drawingml/2006/picture">
+                  <pic:nvPicPr>
+                    <pic:cNvPr id="1266968655" name=""/>
+                    <pic:cNvPicPr/>
+                  </pic:nvPicPr>
+                  <pic:blipFill>
+                    <a:blip r:embed="rId12"/>
+                    <a:stretch>
+                      <a:fillRect/>
+                    </a:stretch>
+                  </pic:blipFill>
+                  <pic:spPr>
+                    <a:xfrm>
+                      <a:off x="0" y="0"/>
+                      <a:ext cx="5731510" cy="1801495"/>
+                    </a:xfrm>
+                    <a:prstGeom prst="rect">
+                      <a:avLst/>
+                    </a:prstGeom>
+                  </pic:spPr>
+                </pic:pic>
+              </a:graphicData>
+            </a:graphic>
+          </wp:inline>
+        </w:drawing>
+      </w:r>
+    </w:p>
+    <w:p>
+      <w:pPr>
+        <w:pStyle w:val="BodyText"/>
+        <w:spacing w:line="276" w:lineRule="auto"/>
+        <w:rPr>
+          <w:lang w:val="en-GB"/>
+        </w:rPr>
+      </w:pPr>
+      <w:r>
+        <w:rPr>
+          <w:lang w:val="en-GB"/>
+        </w:rPr>
+        <w:t>An Auto Scaling Group (ASG) dynamically adjusts the number of EC2 instances based on demand and automatically replaces unhealthy instances. The ALB performs health checks and routes traffic only to healthy instances, ensuring continuous availability.</w:t>
+      </w:r>
+    </w:p>
+    <w:p>
+      <w:pPr>
+        <w:pStyle w:val="BodyText"/>
+        <w:spacing w:line="276" w:lineRule="auto"/>
+        <w:rPr>
+          <w:lang w:val="en-GB"/>
+        </w:rPr>
+      </w:pPr>
+      <w:r>
+        <w:rPr>
+          <w:lang w:val="en-GB"/>
+        </w:rPr>
+        <w:drawing>
+          <wp:inline distT="0" distB="0" distL="0" distR="0" wp14:anchorId="5CCA9034" wp14:editId="4AC9A71E">
+            <wp:extent cx="5731510" cy="565150"/>
+            <wp:effectExtent l="0" t="0" r="2540" b="6350"/>
+            <wp:docPr id="1918505041" name="Picture 1"/>
+            <wp:cNvGraphicFramePr>
+              <a:graphicFrameLocks xmlns:a="http://schemas.openxmlformats.org/drawingml/2006/main" noChangeAspect="1"/>
+            </wp:cNvGraphicFramePr>
+            <a:graphic xmlns:a="http://schemas.openxmlformats.org/drawingml/2006/main">
+              <a:graphicData uri="http://schemas.openxmlformats.org/drawingml/2006/picture">
+                <pic:pic xmlns:pic="http://schemas.openxmlformats.org/drawingml/2006/picture">
+                  <pic:nvPicPr>
+                    <pic:cNvPr id="1918505041" name=""/>
+                    <pic:cNvPicPr/>
+                  </pic:nvPicPr>
+                  <pic:blipFill>
+                    <a:blip r:embed="rId13"/>
+                    <a:stretch>
+                      <a:fillRect/>
+                    </a:stretch>
+                  </pic:blipFill>
+                  <pic:spPr>
+                    <a:xfrm>
+                      <a:off x="0" y="0"/>
+                      <a:ext cx="5731510" cy="565150"/>
+                    </a:xfrm>
+                    <a:prstGeom prst="rect">
+                      <a:avLst/>
+                    </a:prstGeom>
+                  </pic:spPr>
+                </pic:pic>
+              </a:graphicData>
+            </a:graphic>
+          </wp:inline>
+        </w:drawing>
+      </w:r>
+    </w:p>
+    <w:p>
+      <w:pPr>
+        <w:pStyle w:val="BodyText"/>
+        <w:spacing w:line="276" w:lineRule="auto"/>
+        <w:jc w:val="left"/>
+        <w:rPr>
+          <w:lang w:val="en-GB"/>
+        </w:rPr>
+      </w:pPr>
+      <w:r>
+        <w:rPr>
+          <w:lang w:val="en-GB"/>
+        </w:rPr>
+        <w:t>To support consistent deployment, an Amazon Machine Image (AMI) is used as a template for launching new instances, enabling reliable and reproducible infrastructure.</w:t>
+      </w:r>
+    </w:p>
+    <w:p>
+      <w:pPr>
+        <w:pStyle w:val="BodyText"/>
+        <w:spacing w:line="276" w:lineRule="auto"/>
+        <w:jc w:val="left"/>
+        <w:rPr>
+          <w:lang w:val="en-GB"/>
+        </w:rPr>
+      </w:pPr>
+    </w:p>
+    <w:p>
+      <w:pPr>
+        <w:pStyle w:val="BodyText"/>
+        <w:spacing w:line="276" w:lineRule="auto"/>
+        <w:rPr>
+          <w:b/>
+          <w:bCs/>
+          <w:lang w:val="en-GB"/>
+        </w:rPr>
+      </w:pPr>
+      <w:r>
+        <w:rPr>
+          <w:b/>
+          <w:bCs/>
+          <w:lang w:val="en-GB"/>
+        </w:rPr>
         <w:t>Amazon API Gateway</w:t>
       </w:r>
     </w:p>
@@ -2926,8 +3262,10 @@
       </w:pPr>
       <w:r>
         <w:rPr>
-          <w:lang w:val="en-GB"/>
-        </w:rPr>
+          <w:noProof/>
+          <w:lang w:val="en-GB"/>
+        </w:rPr>
+        <w:lastRenderedPageBreak/>
         <w:drawing>
           <wp:inline distT="0" distB="0" distL="0" distR="0" wp14:anchorId="2048FEF6" wp14:editId="0B1D593B">
             <wp:extent cx="5731510" cy="1329690"/>
@@ -2944,7 +3282,7 @@
                     <pic:cNvPicPr/>
                   </pic:nvPicPr>
                   <pic:blipFill>
-                    <a:blip r:embed="rId9"/>
+                    <a:blip r:embed="rId14"/>
                     <a:stretch>
                       <a:fillRect/>
                     </a:stretch>
@@ -3021,6 +3359,7 @@
       </w:pPr>
       <w:r>
         <w:rPr>
+          <w:noProof/>
           <w:lang w:val="en-GB"/>
         </w:rPr>
         <w:drawing>
@@ -3039,7 +3378,7 @@
                     <pic:cNvPicPr/>
                   </pic:nvPicPr>
                   <pic:blipFill>
-                    <a:blip r:embed="rId10"/>
+                    <a:blip r:embed="rId15"/>
                     <a:stretch>
                       <a:fillRect/>
                     </a:stretch>
@@ -3114,6 +3453,7 @@
       </w:pPr>
       <w:r>
         <w:rPr>
+          <w:noProof/>
           <w:lang w:val="en-GB"/>
         </w:rPr>
         <w:lastRenderedPageBreak/>
@@ -3133,7 +3473,7 @@
                     <pic:cNvPicPr/>
                   </pic:nvPicPr>
                   <pic:blipFill>
-                    <a:blip r:embed="rId11"/>
+                    <a:blip r:embed="rId16"/>
                     <a:stretch>
                       <a:fillRect/>
                     </a:stretch>
@@ -3210,6 +3550,7 @@
       </w:pPr>
       <w:r>
         <w:rPr>
+          <w:noProof/>
           <w:lang w:val="en-GB"/>
         </w:rPr>
         <w:drawing>
@@ -3228,7 +3569,7 @@
                     <pic:cNvPicPr/>
                   </pic:nvPicPr>
                   <pic:blipFill>
-                    <a:blip r:embed="rId12"/>
+                    <a:blip r:embed="rId17"/>
                     <a:stretch>
                       <a:fillRect/>
                     </a:stretch>
@@ -3297,6 +3638,7 @@
       </w:pPr>
       <w:r>
         <w:rPr>
+          <w:noProof/>
           <w:lang w:val="en-GB"/>
         </w:rPr>
         <w:lastRenderedPageBreak/>
@@ -3316,7 +3658,7 @@
                     <pic:cNvPicPr/>
                   </pic:nvPicPr>
                   <pic:blipFill>
-                    <a:blip r:embed="rId13"/>
+                    <a:blip r:embed="rId18"/>
                     <a:stretch>
                       <a:fillRect/>
                     </a:stretch>
@@ -3385,6 +3727,7 @@
       </w:pPr>
       <w:r>
         <w:rPr>
+          <w:noProof/>
           <w:lang w:val="en-GB"/>
         </w:rPr>
         <w:drawing>
@@ -3403,7 +3746,7 @@
                     <pic:cNvPicPr/>
                   </pic:nvPicPr>
                   <pic:blipFill>
-                    <a:blip r:embed="rId14"/>
+                    <a:blip r:embed="rId19"/>
                     <a:stretch>
                       <a:fillRect/>
                     </a:stretch>
@@ -3478,6 +3821,7 @@
       </w:pPr>
       <w:r>
         <w:rPr>
+          <w:noProof/>
           <w:lang w:val="en-GB"/>
         </w:rPr>
         <w:lastRenderedPageBreak/>
@@ -3497,7 +3841,7 @@
                     <pic:cNvPicPr/>
                   </pic:nvPicPr>
                   <pic:blipFill>
-                    <a:blip r:embed="rId15"/>
+                    <a:blip r:embed="rId20"/>
                     <a:stretch>
                       <a:fillRect/>
                     </a:stretch>
@@ -3553,7 +3897,7 @@
           <w:numId w:val="1"/>
         </w:numPr>
       </w:pPr>
-      <w:bookmarkStart w:id="4" w:name="_Toc226144681"/>
+      <w:bookmarkStart w:id="4" w:name="_Toc226308795"/>
       <w:r>
         <w:t>Workflow Scenarios</w:t>
       </w:r>
@@ -4003,7 +4347,7 @@
           <w:numId w:val="1"/>
         </w:numPr>
       </w:pPr>
-      <w:bookmarkStart w:id="5" w:name="_Toc226144682"/>
+      <w:bookmarkStart w:id="5" w:name="_Toc226308796"/>
       <w:r>
         <w:t>Deployment</w:t>
       </w:r>
@@ -4065,53 +4409,56 @@
       <w:pPr>
         <w:pStyle w:val="BodyText"/>
         <w:spacing w:line="276" w:lineRule="auto"/>
-        <w:rPr>
-          <w:lang w:val="en-GB"/>
-        </w:rPr>
-      </w:pPr>
-    </w:p>
-    <w:p>
-      <w:pPr>
-        <w:pStyle w:val="BodyText"/>
-        <w:spacing w:line="276" w:lineRule="auto"/>
-        <w:rPr>
-          <w:lang w:val="en-GB"/>
-        </w:rPr>
-      </w:pPr>
-      <w:r>
-        <w:rPr>
-          <w:lang w:val="en-GB"/>
-        </w:rPr>
-        <w:t xml:space="preserve">The frontend application is hosted on </w:t>
-      </w:r>
-      <w:r>
-        <w:rPr>
-          <w:b/>
-          <w:bCs/>
-          <w:lang w:val="en-GB"/>
-        </w:rPr>
-        <w:t>EC2 instances</w:t>
-      </w:r>
-      <w:r>
-        <w:rPr>
-          <w:lang w:val="en-GB"/>
-        </w:rPr>
-        <w:t xml:space="preserve">, which are placed behind an </w:t>
-      </w:r>
-      <w:r>
-        <w:rPr>
-          <w:b/>
-          <w:bCs/>
+        <w:ind w:left="0"/>
+        <w:rPr>
+          <w:lang w:val="en-GB"/>
+        </w:rPr>
+      </w:pPr>
+    </w:p>
+    <w:p>
+      <w:pPr>
+        <w:pStyle w:val="BodyText"/>
+        <w:spacing w:line="276" w:lineRule="auto"/>
+        <w:rPr>
+          <w:lang w:val="en-GB"/>
+        </w:rPr>
+      </w:pPr>
+      <w:r>
+        <w:rPr>
+          <w:lang w:val="en-GB"/>
+        </w:rPr>
+        <w:t xml:space="preserve">The frontend application is hosted on EC2 instances, which are placed behind an </w:t>
+      </w:r>
+      <w:r>
+        <w:rPr>
           <w:lang w:val="en-GB"/>
         </w:rPr>
         <w:lastRenderedPageBreak/>
-        <w:t>Application Load Balancer</w:t>
-      </w:r>
-      <w:r>
-        <w:rPr>
-          <w:lang w:val="en-GB"/>
-        </w:rPr>
-        <w:t xml:space="preserve"> to ensure scalability, fault tolerance, and efficient traffic distribution. This setup allows multiple instances to serve users concurrently and improves system availability.</w:t>
+        <w:t>Application Load Balancer (ALB) and managed by an Auto Scaling Group (ASG). The ALB distributes incoming traffic across multiple EC2 instances, while the ASG automatically adjusts the number of instances based on demand and ensures that unhealthy instances are replaced.</w:t>
+      </w:r>
+    </w:p>
+    <w:p>
+      <w:pPr>
+        <w:pStyle w:val="BodyText"/>
+        <w:spacing w:line="276" w:lineRule="auto"/>
+        <w:rPr>
+          <w:lang w:val="en-GB"/>
+        </w:rPr>
+      </w:pPr>
+    </w:p>
+    <w:p>
+      <w:pPr>
+        <w:pStyle w:val="BodyText"/>
+        <w:spacing w:line="276" w:lineRule="auto"/>
+        <w:rPr>
+          <w:lang w:val="en-GB"/>
+        </w:rPr>
+      </w:pPr>
+      <w:r>
+        <w:rPr>
+          <w:lang w:val="en-GB"/>
+        </w:rPr>
+        <w:t>To support consistent deployment, an Amazon Machine Image (AMI) is created from a pre-configured EC2 instance. This allows new instances launched by the Auto Scaling Group to maintain identical runtime environments, ensuring reliability and reducing configuration inconsistencies.</w:t>
       </w:r>
     </w:p>
     <w:p>
@@ -4394,7 +4741,7 @@
         </w:numPr>
         <w:spacing w:line="276" w:lineRule="auto"/>
       </w:pPr>
-      <w:bookmarkStart w:id="6" w:name="_Toc226144683"/>
+      <w:bookmarkStart w:id="6" w:name="_Toc226308797"/>
       <w:r>
         <w:lastRenderedPageBreak/>
         <w:t>Discussions</w:t>
@@ -4430,7 +4777,7 @@
           <w:numId w:val="1"/>
         </w:numPr>
       </w:pPr>
-      <w:bookmarkStart w:id="7" w:name="_Toc226144684"/>
+      <w:bookmarkStart w:id="7" w:name="_Toc226308798"/>
       <w:r>
         <w:t>Scalability</w:t>
       </w:r>
@@ -4527,6 +4874,42 @@
           <w:lang w:val="en-GB"/>
         </w:rPr>
         <w:t>In addition, DynamoDB supports scalable job tracking by providing a managed NoSQL storage layer for job metadata, status, and results. This enables the system to store and retrieve job information efficiently as the number of submitted jobs grows.</w:t>
+      </w:r>
+    </w:p>
+    <w:p>
+      <w:pPr>
+        <w:pStyle w:val="BodyText"/>
+        <w:spacing w:line="276" w:lineRule="auto"/>
+        <w:rPr>
+          <w:lang w:val="en-GB"/>
+        </w:rPr>
+      </w:pPr>
+    </w:p>
+    <w:p>
+      <w:pPr>
+        <w:pStyle w:val="BodyText"/>
+        <w:spacing w:line="276" w:lineRule="auto"/>
+        <w:rPr>
+          <w:lang w:val="en-GB"/>
+        </w:rPr>
+      </w:pPr>
+      <w:r>
+        <w:rPr>
+          <w:lang w:val="en-GB"/>
+        </w:rPr>
+        <w:t xml:space="preserve">On the frontend layer, scalability is achieved </w:t>
+      </w:r>
+      <w:r>
+        <w:rPr>
+          <w:lang w:val="en-GB"/>
+        </w:rPr>
+        <w:t>using</w:t>
+      </w:r>
+      <w:r>
+        <w:rPr>
+          <w:lang w:val="en-GB"/>
+        </w:rPr>
+        <w:t xml:space="preserve"> an Auto Scaling Group in conjunction with an Application Load Balancer. As user traffic increases, additional EC2 instances can be automatically launched to handle the load, while the ALB distributes requests efficiently across available instances. This enables the system to scale horizontally at both the frontend and backend layers.</w:t>
       </w:r>
     </w:p>
     <w:p>
@@ -4567,7 +4950,7 @@
           <w:numId w:val="1"/>
         </w:numPr>
       </w:pPr>
-      <w:bookmarkStart w:id="8" w:name="_Toc226144685"/>
+      <w:bookmarkStart w:id="8" w:name="_Toc226308799"/>
       <w:r>
         <w:t>Reliability</w:t>
       </w:r>
@@ -4615,38 +4998,74 @@
         <w:rPr>
           <w:lang w:val="en-GB"/>
         </w:rPr>
-        <w:t>SQS provides at-least-once delivery semantics, which means that messages may occasionally be delivered more than once. While this introduces the possibility of duplicate processing, it also improves reliability by reducing the risk of job loss in the event of transient failures. The system is therefore designed around a realistic distributed systems model in which retry behaviour must be tolerated.</w:t>
-      </w:r>
-    </w:p>
-    <w:p>
-      <w:pPr>
-        <w:pStyle w:val="BodyText"/>
-        <w:spacing w:line="276" w:lineRule="auto"/>
-        <w:rPr>
-          <w:lang w:val="en-GB"/>
-        </w:rPr>
-      </w:pPr>
-    </w:p>
-    <w:p>
-      <w:pPr>
-        <w:pStyle w:val="BodyText"/>
-        <w:spacing w:line="276" w:lineRule="auto"/>
-        <w:rPr>
-          <w:lang w:val="en-GB"/>
-        </w:rPr>
-      </w:pPr>
-      <w:r>
-        <w:rPr>
-          <w:lang w:val="en-GB"/>
-        </w:rPr>
-        <w:t xml:space="preserve">The worker layer is implemented using AWS Lambda, allowing failed or interrupted processing attempts to be retried through the queue-driven event flow. This improves fault </w:t>
+        <w:t xml:space="preserve">SQS provides at-least-once delivery semantics, which means that messages may occasionally be delivered more than once. While this introduces the possibility of duplicate </w:t>
       </w:r>
       <w:r>
         <w:rPr>
           <w:lang w:val="en-GB"/>
         </w:rPr>
         <w:lastRenderedPageBreak/>
-        <w:t>tolerance by ensuring that temporary failures do not necessarily cause permanent loss of work. In addition, DynamoDB serves as a persistent storage layer for job records, allowing job status and results to remain available even if an individual execution fails or terminates unexpectedly.</w:t>
+        <w:t>processing, it also improves reliability by reducing the risk of job loss in the event of transient failures. The system is therefore designed around a realistic distributed systems model in which retry behaviour must be tolerated.</w:t>
+      </w:r>
+    </w:p>
+    <w:p>
+      <w:pPr>
+        <w:pStyle w:val="BodyText"/>
+        <w:spacing w:line="276" w:lineRule="auto"/>
+        <w:rPr>
+          <w:lang w:val="en-GB"/>
+        </w:rPr>
+      </w:pPr>
+    </w:p>
+    <w:p>
+      <w:pPr>
+        <w:pStyle w:val="BodyText"/>
+        <w:spacing w:line="276" w:lineRule="auto"/>
+        <w:rPr>
+          <w:lang w:val="en-GB"/>
+        </w:rPr>
+      </w:pPr>
+      <w:r>
+        <w:rPr>
+          <w:lang w:val="en-GB"/>
+        </w:rPr>
+        <w:t>The worker layer is implemented using AWS Lambda, allowing failed or interrupted processing attempts to be retried through the queue-driven event flow. This improves fault tolerance by ensuring that temporary failures do not necessarily cause permanent loss of work. In addition, DynamoDB serves as a persistent storage layer for job records, allowing job status and results to remain available even if an individual execution fails or terminates unexpectedly.</w:t>
+      </w:r>
+    </w:p>
+    <w:p>
+      <w:pPr>
+        <w:pStyle w:val="BodyText"/>
+        <w:spacing w:line="276" w:lineRule="auto"/>
+        <w:rPr>
+          <w:lang w:val="en-GB"/>
+        </w:rPr>
+      </w:pPr>
+    </w:p>
+    <w:p>
+      <w:pPr>
+        <w:pStyle w:val="BodyText"/>
+        <w:spacing w:line="276" w:lineRule="auto"/>
+        <w:rPr>
+          <w:lang w:val="en-GB"/>
+        </w:rPr>
+      </w:pPr>
+      <w:r>
+        <w:rPr>
+          <w:lang w:val="en-GB"/>
+        </w:rPr>
+        <w:t xml:space="preserve">At the infrastructure level, reliability is further enhanced </w:t>
+      </w:r>
+      <w:r>
+        <w:rPr>
+          <w:lang w:val="en-GB"/>
+        </w:rPr>
+        <w:t>with</w:t>
+      </w:r>
+      <w:r>
+        <w:rPr>
+          <w:lang w:val="en-GB"/>
+        </w:rPr>
+        <w:t xml:space="preserve"> an Application Load Balancer and Auto Scaling Group. The ALB performs periodic health checks on EC2 instances and routes traffic only to healthy instances. In the event of instance failure, the Auto Scaling Group automatically replaces the unhealthy instance, ensuring continued availability of the frontend service without manual intervention.</w:t>
       </w:r>
     </w:p>
     <w:p>
@@ -4711,7 +5130,7 @@
           <w:numId w:val="1"/>
         </w:numPr>
       </w:pPr>
-      <w:bookmarkStart w:id="9" w:name="_Toc226144686"/>
+      <w:bookmarkStart w:id="9" w:name="_Toc226308800"/>
       <w:r>
         <w:t>Security</w:t>
       </w:r>
@@ -4821,7 +5240,14 @@
         <w:rPr>
           <w:lang w:val="en-GB"/>
         </w:rPr>
-        <w:t>From an application perspective, the system does not currently provide a fully isolated execution sandbox for untrusted user code. Instead, job processing is limited to the logic implemented within the worker Lambda function. This reduces complexity for the prototype, but also means the platform is not yet suitable for securely executing arbitrary user-submitted programs.</w:t>
+        <w:t>From an application perspective, the system does not currently provide a fully isolated execution sandbox for untrusted user code. Instead, job processing is limited to the logic implemented within the worker Lambda function. This reduces complexity for the prototype, but also means the platform is not yet suitable for securely executing arbitrary user-</w:t>
+      </w:r>
+      <w:r>
+        <w:rPr>
+          <w:lang w:val="en-GB"/>
+        </w:rPr>
+        <w:lastRenderedPageBreak/>
+        <w:t>submitted programs.</w:t>
       </w:r>
     </w:p>
     <w:p>
@@ -4862,7 +5288,7 @@
           <w:numId w:val="1"/>
         </w:numPr>
       </w:pPr>
-      <w:bookmarkStart w:id="10" w:name="_Toc226144687"/>
+      <w:bookmarkStart w:id="10" w:name="_Toc226308801"/>
       <w:r>
         <w:t>Limitations and Future Improvements</w:t>
       </w:r>
@@ -4917,7 +5343,6 @@
           <w:spacing w:val="-1"/>
           <w:lang w:val="en-GB" w:eastAsia="zh-SG"/>
         </w:rPr>
-        <w:lastRenderedPageBreak/>
         <w:t>First, due to the at-least-once delivery model of Amazon SQS, jobs may be processed more than once under certain failure or retry scenarios. Although the system can tolerate this behaviour at a basic level, it does not currently implement full idempotency controls to guarantee that duplicate processing has no side effects. Future improvements could include stronger job deduplication mechanisms or idempotent worker logic.</w:t>
       </w:r>
     </w:p>
@@ -5039,7 +5464,7 @@
         </w:numPr>
         <w:spacing w:line="276" w:lineRule="auto"/>
       </w:pPr>
-      <w:bookmarkStart w:id="11" w:name="_Toc226144688"/>
+      <w:bookmarkStart w:id="11" w:name="_Toc226308802"/>
       <w:r>
         <w:lastRenderedPageBreak/>
         <w:t xml:space="preserve">Reflection </w:t>
@@ -5201,14 +5626,38 @@
         <w:rPr>
           <w:lang w:val="en-GB"/>
         </w:rPr>
-        <w:t xml:space="preserve">Overall, this project strengthened our understanding of how modern cloud systems are designed to handle asynchronous workloads at scale. It gave us hands-on exposure to serverless and event-driven architecture, while also showing the trade-offs and limitations that arise in practical implementation. If the project were to be continued, the next steps would focus on improving security, real-time communication, deployment maturity, and </w:t>
+        <w:t>We also gained practical experience in implementing infrastructure-level scalability using Auto Scaling Groups and load balancing. This highlighted the importance of immutable infrastructure and automated recovery mechanisms in real-world cloud systems.</w:t>
+      </w:r>
+    </w:p>
+    <w:p>
+      <w:pPr>
+        <w:pStyle w:val="BodyText"/>
+        <w:spacing w:line="276" w:lineRule="auto"/>
+        <w:rPr>
+          <w:lang w:val="en-GB"/>
+        </w:rPr>
+      </w:pPr>
+    </w:p>
+    <w:p>
+      <w:pPr>
+        <w:pStyle w:val="BodyText"/>
+        <w:spacing w:line="276" w:lineRule="auto"/>
+        <w:rPr>
+          <w:lang w:val="en-GB"/>
+        </w:rPr>
+      </w:pPr>
+      <w:r>
+        <w:rPr>
+          <w:lang w:val="en-GB"/>
+        </w:rPr>
+        <w:t xml:space="preserve">Overall, this project strengthened our understanding of how modern cloud systems are </w:t>
       </w:r>
       <w:r>
         <w:rPr>
           <w:lang w:val="en-GB"/>
         </w:rPr>
         <w:lastRenderedPageBreak/>
-        <w:t>support for more advanced execution environments. As a learning experience, the project was highly valuable in bridging classroom concepts with real-world cloud system design and implementation.</w:t>
+        <w:t>designed to handle asynchronous workloads at scale. It gave us hands-on exposure to serverless and event-driven architecture, while also showing the trade-offs and limitations that arise in practical implementation. If the project were to be continued, the next steps would focus on improving security, real-time communication, deployment maturity, and support for more advanced execution environments. As a learning experience, the project was highly valuable in bridging classroom concepts with real-world cloud system design and implementation.</w:t>
       </w:r>
     </w:p>
     <w:p>
@@ -5248,7 +5697,7 @@
         </w:numPr>
         <w:spacing w:line="276" w:lineRule="auto"/>
       </w:pPr>
-      <w:bookmarkStart w:id="12" w:name="_Toc226144689"/>
+      <w:bookmarkStart w:id="12" w:name="_Toc226308803"/>
       <w:r>
         <w:lastRenderedPageBreak/>
         <w:t xml:space="preserve">Contribution </w:t>
@@ -6277,30 +6726,12 @@
     </w:tbl>
     <w:p>
       <w:pPr>
-        <w:pStyle w:val="BodyText"/>
-        <w:spacing w:line="276" w:lineRule="auto"/>
-      </w:pPr>
-    </w:p>
-    <w:p>
-      <w:pPr>
-        <w:pStyle w:val="BodyText"/>
-        <w:spacing w:line="276" w:lineRule="auto"/>
-        <w:ind w:left="0"/>
-      </w:pPr>
-    </w:p>
-    <w:p>
-      <w:pPr>
-        <w:pStyle w:val="BodyText"/>
-        <w:spacing w:line="276" w:lineRule="auto"/>
-      </w:pPr>
-    </w:p>
-    <w:p>
-      <w:pPr>
         <w:pStyle w:val="Heading1"/>
         <w:spacing w:line="276" w:lineRule="auto"/>
       </w:pPr>
-      <w:bookmarkStart w:id="13" w:name="_Toc226144690"/>
-      <w:r>
+      <w:bookmarkStart w:id="13" w:name="_Toc226308804"/>
+      <w:r>
+        <w:lastRenderedPageBreak/>
         <w:t>Reference</w:t>
       </w:r>
       <w:bookmarkEnd w:id="13"/>
@@ -6466,7 +6897,7 @@
         </w:rPr>
         <w:t xml:space="preserve">, 2023. [Online]. Available: </w:t>
       </w:r>
-      <w:hyperlink r:id="rId16" w:tgtFrame="_blank" w:history="1">
+      <w:hyperlink r:id="rId21" w:tgtFrame="_blank" w:history="1">
         <w:r>
           <w:rPr>
             <w:rStyle w:val="Hyperlink"/>
@@ -6506,7 +6937,7 @@
         <w:pStyle w:val="Heading1"/>
         <w:spacing w:line="276" w:lineRule="auto"/>
       </w:pPr>
-      <w:bookmarkStart w:id="14" w:name="_Toc226144691"/>
+      <w:bookmarkStart w:id="14" w:name="_Toc226308805"/>
       <w:r>
         <w:t>Appendix</w:t>
       </w:r>
@@ -6767,12 +7198,12 @@
       </w:r>
     </w:p>
     <w:sectPr>
-      <w:headerReference w:type="even" r:id="rId17"/>
-      <w:headerReference w:type="default" r:id="rId18"/>
-      <w:footerReference w:type="even" r:id="rId19"/>
-      <w:footerReference w:type="default" r:id="rId20"/>
-      <w:headerReference w:type="first" r:id="rId21"/>
-      <w:footerReference w:type="first" r:id="rId22"/>
+      <w:headerReference w:type="even" r:id="rId22"/>
+      <w:headerReference w:type="default" r:id="rId23"/>
+      <w:footerReference w:type="even" r:id="rId24"/>
+      <w:footerReference w:type="default" r:id="rId25"/>
+      <w:headerReference w:type="first" r:id="rId26"/>
+      <w:footerReference w:type="first" r:id="rId27"/>
       <w:pgSz w:w="11906" w:h="16838"/>
       <w:pgMar w:top="1560" w:right="1440" w:bottom="1560" w:left="1440" w:header="708" w:footer="708" w:gutter="0"/>
       <w:pgNumType w:start="1"/>
@@ -6955,7 +7386,7 @@
         <w:noProof/>
         <w:sz w:val="16"/>
       </w:rPr>
-      <w:t>17</w:t>
+      <w:t>18</w:t>
     </w:r>
     <w:r>
       <w:rPr>
@@ -8378,7 +8809,6 @@
   <w:style w:type="character" w:default="1" w:styleId="DefaultParagraphFont">
     <w:name w:val="Default Paragraph Font"/>
     <w:uiPriority w:val="1"/>
-    <w:semiHidden/>
     <w:unhideWhenUsed/>
   </w:style>
   <w:style w:type="table" w:default="1" w:styleId="TableNormal">
@@ -9401,6 +9831,18 @@
       <w:shd w:val="clear" w:color="auto" w:fill="E1DFDD"/>
     </w:rPr>
   </w:style>
+  <w:style w:type="character" w:styleId="FollowedHyperlink">
+    <w:name w:val="FollowedHyperlink"/>
+    <w:basedOn w:val="DefaultParagraphFont"/>
+    <w:uiPriority w:val="99"/>
+    <w:semiHidden/>
+    <w:unhideWhenUsed/>
+    <w:rsid w:val="00093937"/>
+    <w:rPr>
+      <w:color w:val="800080" w:themeColor="followedHyperlink"/>
+      <w:u w:val="single"/>
+    </w:rPr>
+  </w:style>
 </w:styles>
 </file>
 

--- a/[2026-GroupID 18] CSC3156 Project Report.docx
+++ b/[2026-GroupID 18] CSC3156 Project Report.docx
@@ -235,7 +235,41 @@
                 <w:sz w:val="28"/>
                 <w:szCs w:val="28"/>
               </w:rPr>
-              <w:t>Yap Zi Yang Irwen, Thang Weng Khong, Muhammed Fakhrurazi Bin Helmi, Tan Yong Chin</w:t>
+              <w:t>Yap Zi Yang Irwen, Thang Weng Khong, Muhamm</w:t>
+            </w:r>
+            <w:r>
+              <w:rPr>
+                <w:rFonts w:ascii="Arial" w:hAnsi="Arial"/>
+                <w:sz w:val="28"/>
+                <w:szCs w:val="28"/>
+              </w:rPr>
+              <w:t>a</w:t>
+            </w:r>
+            <w:r>
+              <w:rPr>
+                <w:rFonts w:ascii="Arial" w:hAnsi="Arial"/>
+                <w:sz w:val="28"/>
+                <w:szCs w:val="28"/>
+              </w:rPr>
+              <w:t xml:space="preserve">d </w:t>
+            </w:r>
+            <w:proofErr w:type="spellStart"/>
+            <w:r>
+              <w:rPr>
+                <w:rFonts w:ascii="Arial" w:hAnsi="Arial"/>
+                <w:sz w:val="28"/>
+                <w:szCs w:val="28"/>
+              </w:rPr>
+              <w:t>Fakhrurazi</w:t>
+            </w:r>
+            <w:proofErr w:type="spellEnd"/>
+            <w:r>
+              <w:rPr>
+                <w:rFonts w:ascii="Arial" w:hAnsi="Arial"/>
+                <w:sz w:val="28"/>
+                <w:szCs w:val="28"/>
+              </w:rPr>
+              <w:t xml:space="preserve"> Bin Helmi, Tan Yong Chin</w:t>
             </w:r>
           </w:p>
         </w:tc>
@@ -1943,7 +1977,54 @@
         <w:rPr>
           <w:lang w:val="en-GB"/>
         </w:rPr>
-        <w:t>has been updated and is included in this submission for reference)</w:t>
+        <w:t>has been updated and is included in this submission for reference</w:t>
+      </w:r>
+      <w:r>
+        <w:rPr>
+          <w:lang w:val="en-GB"/>
+        </w:rPr>
+        <w:t>. More</w:t>
+      </w:r>
+      <w:r>
+        <w:rPr>
+          <w:lang w:val="en-GB"/>
+        </w:rPr>
+        <w:t xml:space="preserve"> information</w:t>
+      </w:r>
+      <w:r>
+        <w:rPr>
+          <w:lang w:val="en-GB"/>
+        </w:rPr>
+        <w:t xml:space="preserve"> can be found in the </w:t>
+      </w:r>
+      <w:hyperlink r:id="rId9" w:history="1">
+        <w:r>
+          <w:rPr>
+            <w:rStyle w:val="Hyperlink"/>
+            <w:lang w:val="en-GB"/>
+          </w:rPr>
+          <w:t>README</w:t>
+        </w:r>
+        <w:r>
+          <w:rPr>
+            <w:rStyle w:val="Hyperlink"/>
+            <w:lang w:val="en-GB"/>
+          </w:rPr>
+          <w:t>.</w:t>
+        </w:r>
+        <w:r>
+          <w:rPr>
+            <w:rStyle w:val="Hyperlink"/>
+            <w:lang w:val="en-GB"/>
+          </w:rPr>
+          <w:t>md</w:t>
+        </w:r>
+      </w:hyperlink>
+      <w:r>
+        <w:rPr>
+          <w:lang w:val="en-GB"/>
+        </w:rPr>
+        <w:t>)</w:t>
       </w:r>
     </w:p>
     <w:p>
@@ -2306,7 +2387,6 @@
         <w:rPr>
           <w:lang w:val="en-GB"/>
         </w:rPr>
-        <w:lastRenderedPageBreak/>
         <w:t xml:space="preserve">In addition, the project considers practical aspects such as system monitoring, debugging, and observability using </w:t>
       </w:r>
       <w:r>
@@ -2513,7 +2593,7 @@
                     <pic:cNvPicPr/>
                   </pic:nvPicPr>
                   <pic:blipFill>
-                    <a:blip r:embed="rId9"/>
+                    <a:blip r:embed="rId10"/>
                     <a:stretch>
                       <a:fillRect/>
                     </a:stretch>
@@ -2930,6 +3010,7 @@
         <w:rPr>
           <w:b/>
           <w:bCs/>
+          <w:noProof/>
           <w:lang w:val="en-GB"/>
         </w:rPr>
         <w:drawing>
@@ -2948,7 +3029,7 @@
                     <pic:cNvPicPr/>
                   </pic:nvPicPr>
                   <pic:blipFill>
-                    <a:blip r:embed="rId10"/>
+                    <a:blip r:embed="rId11"/>
                     <a:stretch>
                       <a:fillRect/>
                     </a:stretch>
@@ -2979,6 +3060,7 @@
       </w:pPr>
       <w:r>
         <w:rPr>
+          <w:noProof/>
           <w:lang w:val="en-GB"/>
         </w:rPr>
         <w:drawing>
@@ -2997,7 +3079,7 @@
                     <pic:cNvPicPr/>
                   </pic:nvPicPr>
                   <pic:blipFill>
-                    <a:blip r:embed="rId11"/>
+                    <a:blip r:embed="rId12"/>
                     <a:stretch>
                       <a:fillRect/>
                     </a:stretch>
@@ -3104,6 +3186,7 @@
         <w:rPr>
           <w:b/>
           <w:bCs/>
+          <w:noProof/>
           <w:lang w:val="en-GB"/>
         </w:rPr>
         <w:drawing>
@@ -3122,7 +3205,7 @@
                     <pic:cNvPicPr/>
                   </pic:nvPicPr>
                   <pic:blipFill>
-                    <a:blip r:embed="rId12"/>
+                    <a:blip r:embed="rId13"/>
                     <a:stretch>
                       <a:fillRect/>
                     </a:stretch>
@@ -3168,6 +3251,7 @@
       </w:pPr>
       <w:r>
         <w:rPr>
+          <w:noProof/>
           <w:lang w:val="en-GB"/>
         </w:rPr>
         <w:drawing>
@@ -3186,7 +3270,7 @@
                     <pic:cNvPicPr/>
                   </pic:nvPicPr>
                   <pic:blipFill>
-                    <a:blip r:embed="rId13"/>
+                    <a:blip r:embed="rId14"/>
                     <a:stretch>
                       <a:fillRect/>
                     </a:stretch>
@@ -3282,7 +3366,7 @@
                     <pic:cNvPicPr/>
                   </pic:nvPicPr>
                   <pic:blipFill>
-                    <a:blip r:embed="rId14"/>
+                    <a:blip r:embed="rId15"/>
                     <a:stretch>
                       <a:fillRect/>
                     </a:stretch>
@@ -3378,7 +3462,7 @@
                     <pic:cNvPicPr/>
                   </pic:nvPicPr>
                   <pic:blipFill>
-                    <a:blip r:embed="rId15"/>
+                    <a:blip r:embed="rId16"/>
                     <a:stretch>
                       <a:fillRect/>
                     </a:stretch>
@@ -3473,7 +3557,7 @@
                     <pic:cNvPicPr/>
                   </pic:nvPicPr>
                   <pic:blipFill>
-                    <a:blip r:embed="rId16"/>
+                    <a:blip r:embed="rId17"/>
                     <a:stretch>
                       <a:fillRect/>
                     </a:stretch>
@@ -3569,7 +3653,7 @@
                     <pic:cNvPicPr/>
                   </pic:nvPicPr>
                   <pic:blipFill>
-                    <a:blip r:embed="rId17"/>
+                    <a:blip r:embed="rId18"/>
                     <a:stretch>
                       <a:fillRect/>
                     </a:stretch>
@@ -3658,7 +3742,7 @@
                     <pic:cNvPicPr/>
                   </pic:nvPicPr>
                   <pic:blipFill>
-                    <a:blip r:embed="rId18"/>
+                    <a:blip r:embed="rId19"/>
                     <a:stretch>
                       <a:fillRect/>
                     </a:stretch>
@@ -3746,7 +3830,7 @@
                     <pic:cNvPicPr/>
                   </pic:nvPicPr>
                   <pic:blipFill>
-                    <a:blip r:embed="rId19"/>
+                    <a:blip r:embed="rId20"/>
                     <a:stretch>
                       <a:fillRect/>
                     </a:stretch>
@@ -3841,7 +3925,7 @@
                     <pic:cNvPicPr/>
                   </pic:nvPicPr>
                   <pic:blipFill>
-                    <a:blip r:embed="rId20"/>
+                    <a:blip r:embed="rId21"/>
                     <a:stretch>
                       <a:fillRect/>
                     </a:stretch>
@@ -4897,19 +4981,7 @@
         <w:rPr>
           <w:lang w:val="en-GB"/>
         </w:rPr>
-        <w:t xml:space="preserve">On the frontend layer, scalability is achieved </w:t>
-      </w:r>
-      <w:r>
-        <w:rPr>
-          <w:lang w:val="en-GB"/>
-        </w:rPr>
-        <w:t>using</w:t>
-      </w:r>
-      <w:r>
-        <w:rPr>
-          <w:lang w:val="en-GB"/>
-        </w:rPr>
-        <w:t xml:space="preserve"> an Auto Scaling Group in conjunction with an Application Load Balancer. As user traffic increases, additional EC2 instances can be automatically launched to handle the load, while the ALB distributes requests efficiently across available instances. This enables the system to scale horizontally at both the frontend and backend layers.</w:t>
+        <w:t>On the frontend layer, scalability is achieved using an Auto Scaling Group in conjunction with an Application Load Balancer. As user traffic increases, additional EC2 instances can be automatically launched to handle the load, while the ALB distributes requests efficiently across available instances. This enables the system to scale horizontally at both the frontend and backend layers.</w:t>
       </w:r>
     </w:p>
     <w:p>
@@ -5053,19 +5125,7 @@
         <w:rPr>
           <w:lang w:val="en-GB"/>
         </w:rPr>
-        <w:t xml:space="preserve">At the infrastructure level, reliability is further enhanced </w:t>
-      </w:r>
-      <w:r>
-        <w:rPr>
-          <w:lang w:val="en-GB"/>
-        </w:rPr>
-        <w:t>with</w:t>
-      </w:r>
-      <w:r>
-        <w:rPr>
-          <w:lang w:val="en-GB"/>
-        </w:rPr>
-        <w:t xml:space="preserve"> an Application Load Balancer and Auto Scaling Group. The ALB performs periodic health checks on EC2 instances and routes traffic only to healthy instances. In the event of instance failure, the Auto Scaling Group automatically replaces the unhealthy instance, ensuring continued availability of the frontend service without manual intervention.</w:t>
+        <w:t>At the infrastructure level, reliability is further enhanced with an Application Load Balancer and Auto Scaling Group. The ALB performs periodic health checks on EC2 instances and routes traffic only to healthy instances. In the event of instance failure, the Auto Scaling Group automatically replaces the unhealthy instance, ensuring continued availability of the frontend service without manual intervention.</w:t>
       </w:r>
     </w:p>
     <w:p>
@@ -5516,21 +5576,7 @@
         <w:rPr>
           <w:lang w:val="en-GB"/>
         </w:rPr>
-        <w:t xml:space="preserve">One of the key takeaways from this project was the importance of architectural decoupling in cloud systems. Instead of processing jobs synchronously within a single application flow, we designed the system so that job submission, queuing, processing, and retrieval were handled by separate components. This made the platform more scalable and </w:t>
-      </w:r>
-      <w:proofErr w:type="gramStart"/>
-      <w:r>
-        <w:rPr>
-          <w:lang w:val="en-GB"/>
-        </w:rPr>
-        <w:t>reliable,</w:t>
-      </w:r>
-      <w:proofErr w:type="gramEnd"/>
-      <w:r>
-        <w:rPr>
-          <w:lang w:val="en-GB"/>
-        </w:rPr>
-        <w:t xml:space="preserve"> while also helping us better understand how distributed cloud services interact in practice. In particular, the use of Amazon SQS as a buffering layer showed how asynchronous messaging can improve responsiveness and reduce direct dependencies between services.</w:t>
+        <w:t>One of the key takeaways from this project was the importance of architectural decoupling in cloud systems. Instead of processing jobs synchronously within a single application flow, we designed the system so that job submission, queuing, processing, and retrieval were handled by separate components. This made the platform more scalable and reliable, while also helping us better understand how distributed cloud services interact in practice. In particular, the use of Amazon SQS as a buffering layer showed how asynchronous messaging can improve responsiveness and reduce direct dependencies between services.</w:t>
       </w:r>
     </w:p>
     <w:p>
@@ -6897,7 +6943,7 @@
         </w:rPr>
         <w:t xml:space="preserve">, 2023. [Online]. Available: </w:t>
       </w:r>
-      <w:hyperlink r:id="rId21" w:tgtFrame="_blank" w:history="1">
+      <w:hyperlink r:id="rId22" w:tgtFrame="_blank" w:history="1">
         <w:r>
           <w:rPr>
             <w:rStyle w:val="Hyperlink"/>
@@ -7198,12 +7244,12 @@
       </w:r>
     </w:p>
     <w:sectPr>
-      <w:headerReference w:type="even" r:id="rId22"/>
-      <w:headerReference w:type="default" r:id="rId23"/>
-      <w:footerReference w:type="even" r:id="rId24"/>
-      <w:footerReference w:type="default" r:id="rId25"/>
-      <w:headerReference w:type="first" r:id="rId26"/>
-      <w:footerReference w:type="first" r:id="rId27"/>
+      <w:headerReference w:type="even" r:id="rId23"/>
+      <w:headerReference w:type="default" r:id="rId24"/>
+      <w:footerReference w:type="even" r:id="rId25"/>
+      <w:footerReference w:type="default" r:id="rId26"/>
+      <w:headerReference w:type="first" r:id="rId27"/>
+      <w:footerReference w:type="first" r:id="rId28"/>
       <w:pgSz w:w="11906" w:h="16838"/>
       <w:pgMar w:top="1560" w:right="1440" w:bottom="1560" w:left="1440" w:header="708" w:footer="708" w:gutter="0"/>
       <w:pgNumType w:start="1"/>
@@ -8809,6 +8855,7 @@
   <w:style w:type="character" w:default="1" w:styleId="DefaultParagraphFont">
     <w:name w:val="Default Paragraph Font"/>
     <w:uiPriority w:val="1"/>
+    <w:semiHidden/>
     <w:unhideWhenUsed/>
   </w:style>
   <w:style w:type="table" w:default="1" w:styleId="TableNormal">
